--- a/resources/essenceOfStoneENForNovelmint.docx
+++ b/resources/essenceOfStoneENForNovelmint.docx
@@ -1,6 +1,6 @@
 
 <file path=word/document.xml><?xml version="1.0" encoding="utf-8"?>
-<w:document xmlns:wpc="http://schemas.microsoft.com/office/word/2010/wordprocessingCanvas" xmlns:cx="http://schemas.microsoft.com/office/drawing/2014/chartex" xmlns:cx1="http://schemas.microsoft.com/office/drawing/2015/9/8/chartex" xmlns:cx2="http://schemas.microsoft.com/office/drawing/2015/10/21/chartex" xmlns:cx3="http://schemas.microsoft.com/office/drawing/2016/5/9/chartex" xmlns:cx4="http://schemas.microsoft.com/office/drawing/2016/5/10/chartex" xmlns:cx5="http://schemas.microsoft.com/office/drawing/2016/5/11/chartex" xmlns:cx6="http://schemas.microsoft.com/office/drawing/2016/5/12/chartex" xmlns:cx7="http://schemas.microsoft.com/office/drawing/2016/5/13/chartex" xmlns:cx8="http://schemas.microsoft.com/office/drawing/2016/5/14/chartex" xmlns:mc="http://schemas.openxmlformats.org/markup-compatibility/2006" xmlns:aink="http://schemas.microsoft.com/office/drawing/2016/ink" xmlns:am3d="http://schemas.microsoft.com/office/drawing/2017/model3d" xmlns:o="urn:schemas-microsoft-com:office:office" xmlns:oel="http://schemas.microsoft.com/office/2019/extlst" xmlns:r="http://schemas.openxmlformats.org/officeDocument/2006/relationships" xmlns:m="http://schemas.openxmlformats.org/officeDocument/2006/math" xmlns:v="urn:schemas-microsoft-com:vml" xmlns:wp14="http://schemas.microsoft.com/office/word/2010/wordprocessingDrawing" xmlns:wp="http://schemas.openxmlformats.org/drawingml/2006/wordprocessingDrawing" xmlns:w10="urn:schemas-microsoft-com:office:word" xmlns:w="http://schemas.openxmlformats.org/wordprocessingml/2006/main" xmlns:w14="http://schemas.microsoft.com/office/word/2010/wordml" xmlns:w15="http://schemas.microsoft.com/office/word/2012/wordml" xmlns:w16cei="http://schemas.microsoft.com/office/word/2026/wordml/cei" xmlns:w16cex="http://schemas.microsoft.com/office/word/2018/wordml/cex" xmlns:w16cid="http://schemas.microsoft.com/office/word/2016/wordml/cid" xmlns:w16="http://schemas.microsoft.com/office/word/2018/wordml" xmlns:w16du="http://schemas.microsoft.com/office/word/2023/wordml/word16du" xmlns:w16sdtdh="http://schemas.microsoft.com/office/word/2020/wordml/sdtdatahash" xmlns:w16sdtfl="http://schemas.microsoft.com/office/word/2024/wordml/sdtformatlock" xmlns:w16se="http://schemas.microsoft.com/office/word/2015/wordml/symex" xmlns:wpg="http://schemas.microsoft.com/office/word/2010/wordprocessingGroup" xmlns:wpi="http://schemas.microsoft.com/office/word/2010/wordprocessingInk" xmlns:wne="http://schemas.microsoft.com/office/word/2006/wordml" xmlns:wps="http://schemas.microsoft.com/office/word/2010/wordprocessingShape" mc:Ignorable="w14 w15 w16se w16cid w16 w16cex w16sdtdh w16sdtfl w16du wp14">
+<w:document xmlns:wpc="http://schemas.microsoft.com/office/word/2010/wordprocessingCanvas" xmlns:cx="http://schemas.microsoft.com/office/drawing/2014/chartex" xmlns:cx1="http://schemas.microsoft.com/office/drawing/2015/9/8/chartex" xmlns:cx2="http://schemas.microsoft.com/office/drawing/2015/10/21/chartex" xmlns:cx3="http://schemas.microsoft.com/office/drawing/2016/5/9/chartex" xmlns:cx4="http://schemas.microsoft.com/office/drawing/2016/5/10/chartex" xmlns:cx5="http://schemas.microsoft.com/office/drawing/2016/5/11/chartex" xmlns:cx6="http://schemas.microsoft.com/office/drawing/2016/5/12/chartex" xmlns:cx7="http://schemas.microsoft.com/office/drawing/2016/5/13/chartex" xmlns:cx8="http://schemas.microsoft.com/office/drawing/2016/5/14/chartex" xmlns:mc="http://schemas.openxmlformats.org/markup-compatibility/2006" xmlns:aink="http://schemas.microsoft.com/office/drawing/2016/ink" xmlns:am3d="http://schemas.microsoft.com/office/drawing/2017/model3d" xmlns:o="urn:schemas-microsoft-com:office:office" xmlns:oel="http://schemas.microsoft.com/office/2019/extlst" xmlns:r="http://schemas.openxmlformats.org/officeDocument/2006/relationships" xmlns:m="http://schemas.openxmlformats.org/officeDocument/2006/math" xmlns:v="urn:schemas-microsoft-com:vml" xmlns:wp14="http://schemas.microsoft.com/office/word/2010/wordprocessingDrawing" xmlns:wp="http://schemas.openxmlformats.org/drawingml/2006/wordprocessingDrawing" xmlns:w10="urn:schemas-microsoft-com:office:word" xmlns:w="http://schemas.openxmlformats.org/wordprocessingml/2006/main" xmlns:w14="http://schemas.microsoft.com/office/word/2010/wordml" xmlns:w15="http://schemas.microsoft.com/office/word/2012/wordml" xmlns:w16cex="http://schemas.microsoft.com/office/word/2018/wordml/cex" xmlns:w16cid="http://schemas.microsoft.com/office/word/2016/wordml/cid" xmlns:w16="http://schemas.microsoft.com/office/word/2018/wordml" xmlns:w16du="http://schemas.microsoft.com/office/word/2023/wordml/word16du" xmlns:w16sdtdh="http://schemas.microsoft.com/office/word/2020/wordml/sdtdatahash" xmlns:w16sdtfl="http://schemas.microsoft.com/office/word/2024/wordml/sdtformatlock" xmlns:w16se="http://schemas.microsoft.com/office/word/2015/wordml/symex" xmlns:wpg="http://schemas.microsoft.com/office/word/2010/wordprocessingGroup" xmlns:wpi="http://schemas.microsoft.com/office/word/2010/wordprocessingInk" xmlns:wne="http://schemas.microsoft.com/office/word/2006/wordml" xmlns:wps="http://schemas.microsoft.com/office/word/2010/wordprocessingShape" mc:Ignorable="w14 w15 w16se w16cid w16 w16cex w16sdtdh w16sdtfl w16du wp14">
   <w:body>
     <w:p>
       <w:pPr>
@@ -2094,7 +2094,7 @@
     <w:p>
       <w:r>
         <w:lastRenderedPageBreak/>
-        <w:t xml:space="preserve">Art disconnected the tackle when the box </w:t>
+        <w:t xml:space="preserve">Art disconnected the tacle when the box </w:t>
       </w:r>
       <w:r>
         <w:t>reached 24 amphoras, and the nugget’s</w:t>
@@ -2119,7 +2119,7 @@
     </w:p>
     <w:p>
       <w:r>
-        <w:t>As he spoke, the tackle smoothly coiled back and flowed into the backpack strap, disappearing as if it had never existed.</w:t>
+        <w:t>As he spoke, the tacle smoothly coiled back and flowed into the backpack strap, disappearing as if it had never existed.</w:t>
       </w:r>
     </w:p>
     <w:p>

--- a/resources/essenceOfStoneENForNovelmint.docx
+++ b/resources/essenceOfStoneENForNovelmint.docx
@@ -8,7 +8,6 @@
         <w:rPr>
           <w:b/>
           <w:bCs/>
-          <w:lang w:val="en-US"/>
         </w:rPr>
       </w:pPr>
     </w:p>
@@ -18,7 +17,6 @@
         <w:rPr>
           <w:b/>
           <w:bCs/>
-          <w:lang w:val="en-US"/>
         </w:rPr>
       </w:pPr>
     </w:p>
@@ -28,7 +26,6 @@
         <w:rPr>
           <w:b/>
           <w:bCs/>
-          <w:lang w:val="en-US"/>
         </w:rPr>
       </w:pPr>
     </w:p>
@@ -38,7 +35,6 @@
         <w:rPr>
           <w:b/>
           <w:bCs/>
-          <w:lang w:val="en-US"/>
         </w:rPr>
       </w:pPr>
     </w:p>
@@ -48,7 +44,6 @@
         <w:rPr>
           <w:b/>
           <w:bCs/>
-          <w:lang w:val="en-US"/>
         </w:rPr>
       </w:pPr>
     </w:p>
@@ -58,7 +53,6 @@
         <w:rPr>
           <w:b/>
           <w:bCs/>
-          <w:lang w:val="en-US"/>
         </w:rPr>
       </w:pPr>
     </w:p>
@@ -68,7 +62,6 @@
         <w:rPr>
           <w:b/>
           <w:bCs/>
-          <w:lang w:val="en-US"/>
         </w:rPr>
       </w:pPr>
     </w:p>
@@ -78,7 +71,6 @@
         <w:rPr>
           <w:b/>
           <w:bCs/>
-          <w:lang w:val="en-US"/>
         </w:rPr>
       </w:pPr>
     </w:p>
@@ -88,7 +80,6 @@
         <w:rPr>
           <w:b/>
           <w:bCs/>
-          <w:lang w:val="en-US"/>
         </w:rPr>
       </w:pPr>
     </w:p>
@@ -98,7 +89,6 @@
         <w:rPr>
           <w:b/>
           <w:bCs/>
-          <w:lang w:val="en-US"/>
         </w:rPr>
       </w:pPr>
     </w:p>
@@ -110,7 +100,6 @@
           <w:bCs/>
           <w:sz w:val="44"/>
           <w:szCs w:val="44"/>
-          <w:lang w:val="en-US"/>
         </w:rPr>
       </w:pPr>
       <w:r>
@@ -119,7 +108,6 @@
           <w:bCs/>
           <w:sz w:val="44"/>
           <w:szCs w:val="44"/>
-          <w:lang w:val="en-US"/>
         </w:rPr>
         <w:t>The Delta of Worlds</w:t>
       </w:r>
@@ -130,7 +118,6 @@
         <w:rPr>
           <w:b/>
           <w:bCs/>
-          <w:lang w:val="en-US"/>
         </w:rPr>
       </w:pPr>
     </w:p>
@@ -142,7 +129,6 @@
           <w:bCs/>
           <w:sz w:val="32"/>
           <w:szCs w:val="32"/>
-          <w:lang w:val="en-US"/>
         </w:rPr>
       </w:pPr>
       <w:r>
@@ -151,7 +137,6 @@
           <w:bCs/>
           <w:sz w:val="32"/>
           <w:szCs w:val="32"/>
-          <w:lang w:val="en-US"/>
         </w:rPr>
         <w:t>Book 1</w:t>
       </w:r>
@@ -164,7 +149,6 @@
           <w:bCs/>
           <w:sz w:val="32"/>
           <w:szCs w:val="32"/>
-          <w:lang w:val="en-US"/>
         </w:rPr>
       </w:pPr>
     </w:p>
@@ -176,7 +160,6 @@
           <w:bCs/>
           <w:sz w:val="36"/>
           <w:szCs w:val="36"/>
-          <w:lang w:val="en-US"/>
         </w:rPr>
       </w:pPr>
       <w:r>
@@ -185,7 +168,6 @@
           <w:bCs/>
           <w:sz w:val="36"/>
           <w:szCs w:val="36"/>
-          <w:lang w:val="en-US"/>
         </w:rPr>
         <w:t>Essence of Stone</w:t>
       </w:r>
@@ -195,14 +177,12 @@
         <w:rPr>
           <w:b/>
           <w:bCs/>
-          <w:lang w:val="en-US"/>
         </w:rPr>
       </w:pPr>
       <w:r>
         <w:rPr>
           <w:b/>
           <w:bCs/>
-          <w:lang w:val="en-US"/>
         </w:rPr>
         <w:br w:type="page"/>
       </w:r>
@@ -263,13 +243,7 @@
     </w:p>
     <w:p>
       <w:r>
-        <w:t xml:space="preserve">Creatures have names—and a </w:t>
-      </w:r>
-      <w:r>
-        <w:t>curious</w:t>
-      </w:r>
-      <w:r>
-        <w:t xml:space="preserve">, almost charming habit of announcing their names when they approach someone, as if introducing themselves. They don’t do this with sound. Somehow, they transmit a thought, and the person hears a name inside their head. Names like </w:t>
+        <w:t xml:space="preserve">Creatures have names—and a curious, almost charming habit of announcing their names when they approach someone, as if introducing themselves. They don’t do this with sound. Somehow, they transmit a thought, and the person hears a name inside their head. Names like </w:t>
       </w:r>
       <w:r>
         <w:rPr>
@@ -369,11 +343,6 @@
       </w:r>
     </w:p>
     <w:p>
-      <w:pPr>
-        <w:rPr>
-          <w:lang w:val="en-US"/>
-        </w:rPr>
-      </w:pPr>
       <w:r>
         <w:br w:type="page"/>
       </w:r>
@@ -383,59 +352,38 @@
       <w:pPr>
         <w:pStyle w:val="Heading1"/>
         <w:jc w:val="center"/>
-        <w:rPr>
-          <w:lang w:val="en-US"/>
-        </w:rPr>
       </w:pPr>
     </w:p>
     <w:p>
       <w:pPr>
         <w:pStyle w:val="Heading1"/>
         <w:jc w:val="center"/>
-        <w:rPr>
-          <w:lang w:val="en-US"/>
-        </w:rPr>
       </w:pPr>
     </w:p>
     <w:p>
       <w:pPr>
         <w:pStyle w:val="Heading1"/>
         <w:jc w:val="center"/>
-        <w:rPr>
-          <w:lang w:val="en-US"/>
-        </w:rPr>
       </w:pPr>
     </w:p>
     <w:p>
       <w:pPr>
         <w:pStyle w:val="Heading1"/>
         <w:jc w:val="center"/>
-        <w:rPr>
-          <w:lang w:val="en-US"/>
-        </w:rPr>
       </w:pPr>
     </w:p>
     <w:p>
       <w:pPr>
         <w:pStyle w:val="Heading1"/>
         <w:jc w:val="center"/>
-        <w:rPr>
-          <w:lang w:val="en-US"/>
-        </w:rPr>
       </w:pPr>
     </w:p>
     <w:p>
       <w:pPr>
         <w:pStyle w:val="Heading1"/>
         <w:jc w:val="center"/>
-        <w:rPr>
-          <w:lang w:val="en-US"/>
-        </w:rPr>
       </w:pPr>
       <w:r>
-        <w:rPr>
-          <w:lang w:val="en-US"/>
-        </w:rPr>
         <w:t>Part 1</w:t>
       </w:r>
     </w:p>
@@ -446,35 +394,19 @@
           <w:color w:val="2F5496" w:themeColor="accent1" w:themeShade="BF"/>
           <w:sz w:val="40"/>
           <w:szCs w:val="40"/>
-          <w:lang w:val="en-US"/>
         </w:rPr>
       </w:pPr>
       <w:r>
-        <w:rPr>
-          <w:lang w:val="en-US"/>
-        </w:rPr>
         <w:br w:type="page"/>
       </w:r>
     </w:p>
     <w:p>
       <w:pPr>
         <w:pStyle w:val="Heading1"/>
-        <w:rPr>
-          <w:lang w:val="en-US"/>
-        </w:rPr>
       </w:pPr>
       <w:r>
         <w:lastRenderedPageBreak/>
-        <w:t xml:space="preserve">Chapter 1. The Ninth </w:t>
-      </w:r>
-      <w:r>
-        <w:t>Gate</w:t>
-      </w:r>
-      <w:r>
-        <w:rPr>
-          <w:lang w:val="en-US"/>
-        </w:rPr>
-        <w:t xml:space="preserve"> </w:t>
+        <w:t xml:space="preserve">Chapter 1. The Ninth Gate </w:t>
       </w:r>
     </w:p>
     <w:p>
@@ -790,13 +722,7 @@
     <w:p>
       <w:r>
         <w:lastRenderedPageBreak/>
-        <w:t xml:space="preserve">I </w:t>
-      </w:r>
-      <w:r>
-        <w:t>stood</w:t>
-      </w:r>
-      <w:r>
-        <w:t xml:space="preserve"> up, looked forward—and saw the Gate.</w:t>
+        <w:t>I stood up, looked forward—and saw the Gate.</w:t>
       </w:r>
     </w:p>
     <w:p>
@@ -895,11 +821,6 @@
       </w:r>
     </w:p>
     <w:p>
-      <w:pPr>
-        <w:rPr>
-          <w:lang w:val="en-US"/>
-        </w:rPr>
-      </w:pPr>
       <w:r>
         <w:t>A young man in a reddish-brown jacket, dark pants, and high boots. Light hair to his shoulders. He stepped out after one of the Creatures, looked around—</w:t>
       </w:r>
@@ -960,11 +881,6 @@
       </w:r>
     </w:p>
     <w:p>
-      <w:pPr>
-        <w:rPr>
-          <w:lang w:val="en-US"/>
-        </w:rPr>
-      </w:pPr>
       <w:r>
         <w:t>It’s probably time to say a little about myself.</w:t>
       </w:r>
@@ -1066,13 +982,7 @@
     </w:p>
     <w:p>
       <w:r>
-        <w:t>“</w:t>
-      </w:r>
-      <w:r>
-        <w:t>Mac,”</w:t>
-      </w:r>
-      <w:r>
-        <w:t xml:space="preserve"> I said, stepping back and sitting on the bed.</w:t>
+        <w:t>“Mac,” I said, stepping back and sitting on the bed.</w:t>
       </w:r>
     </w:p>
     <w:p>
@@ -1228,25 +1138,12 @@
       </w:r>
     </w:p>
     <w:p>
-      <w:pPr>
-        <w:rPr>
-          <w:lang w:val="en-US"/>
-        </w:rPr>
-      </w:pPr>
       <w:r>
         <w:t>Art took a solid sip of coffee, glanced at the mug with clear approval—and began.</w:t>
       </w:r>
     </w:p>
     <w:p>
-      <w:pPr>
-        <w:rPr>
-          <w:lang w:val="en-US"/>
-        </w:rPr>
-      </w:pPr>
-      <w:r>
-        <w:rPr>
-          <w:lang w:val="en-US"/>
-        </w:rPr>
+      <w:r>
         <w:br w:type="page"/>
       </w:r>
     </w:p>
@@ -1266,53 +1163,27 @@
     </w:p>
     <w:p>
       <w:r>
-        <w:t>“</w:t>
-      </w:r>
-      <w:r>
-        <w:t xml:space="preserve">You know how it works with a river: first there’s a single channel, then it splits into two, then into more and more branches. The same thing happened with the world. A very long time ago, it split in two—that was the first Rift. Later, in one of those worlds, a second Rift occurred. Then, in another one, a third. </w:t>
-      </w:r>
-    </w:p>
-    <w:p>
-      <w:r>
-        <w:t>“</w:t>
-      </w:r>
-      <w:r>
-        <w:t>When exactly this happened, and how many Rifts there have been in total—we don’t know. Which means we also don’t know how many Variants exist overall. We only know about the ones connected by Gates. There used to be eight of them. Now there are nine. Officially, they’re called Variant One, Variant Two, and so on. But most people just call them worlds.</w:t>
-      </w:r>
-      <w:r>
-        <w:t>”</w:t>
-      </w:r>
-    </w:p>
-    <w:p>
-      <w:pPr>
-        <w:rPr>
-          <w:lang w:val="en-US"/>
-        </w:rPr>
-      </w:pPr>
-      <w:r>
-        <w:rPr>
-          <w:lang w:val="en-US"/>
-        </w:rPr>
+        <w:t xml:space="preserve">“You know how it works with a river: first there’s a single channel, then it splits into two, then into more and more branches. The same thing happened with the world. A very long time ago, it split in two—that was the first Rift. Later, in one of those worlds, a second Rift occurred. Then, in another one, a third. </w:t>
+      </w:r>
+    </w:p>
+    <w:p>
+      <w:r>
+        <w:t>“When exactly this happened, and how many Rifts there have been in total—we don’t know. Which means we also don’t know how many Variants exist overall. We only know about the ones connected by Gates. There used to be eight of them. Now there are nine. Officially, they’re called Variant One, Variant Two, and so on. But most people just call them worlds.”</w:t>
+      </w:r>
+    </w:p>
+    <w:p>
+      <w:r>
         <w:t>He paused, then continued:</w:t>
       </w:r>
     </w:p>
     <w:p>
       <w:r>
-        <w:t>“</w:t>
-      </w:r>
-      <w:r>
-        <w:t>The worlds are different, of course—but they also have a lot in common. For example, the languages people speak in different worlds are almost identical. No one knows exactly why. There is one explanation I personally agree with. I’ll tell you about it some other time.”</w:t>
-      </w:r>
-    </w:p>
-    <w:p>
-      <w:r>
-        <w:t>I was listening, hardly breathing.</w:t>
-      </w:r>
-      <w:r>
-        <w:t xml:space="preserve"> </w:t>
-      </w:r>
-      <w:r>
-        <w:t>At first, it was shocking.</w:t>
+        <w:t>“The worlds are different, of course—but they also have a lot in common. For example, the languages people speak in different worlds are almost identical. No one knows exactly why. There is one explanation I personally agree with. I’ll tell you about it some other time.”</w:t>
+      </w:r>
+    </w:p>
+    <w:p>
+      <w:r>
+        <w:t>I was listening, hardly breathing. At first, it was shocking.</w:t>
       </w:r>
     </w:p>
     <w:p>
@@ -1492,11 +1363,6 @@
       </w:r>
     </w:p>
     <w:p>
-      <w:pPr>
-        <w:rPr>
-          <w:lang w:val="en-US"/>
-        </w:rPr>
-      </w:pPr>
       <w:r>
         <w:t>“Tell me about the striders,” I said. “What do you actually do? Do you just wander from world to world like these tourists?”</w:t>
       </w:r>
@@ -1845,13 +1711,7 @@
     </w:p>
     <w:p>
       <w:r>
-        <w:t>“</w:t>
-      </w:r>
-      <w:r>
-        <w:t>Want to try picking a bit?</w:t>
-      </w:r>
-      <w:r>
-        <w:t>”</w:t>
+        <w:t>“Want to try picking a bit?”</w:t>
       </w:r>
     </w:p>
     <w:p>
@@ -2018,19 +1878,7 @@
     </w:p>
     <w:p>
       <w:r>
-        <w:t xml:space="preserve">In the corner of my Mask’s display, a green icon appeared: the box. The number next to it </w:t>
-      </w:r>
-      <w:r>
-        <w:t>read 0. Near</w:t>
-      </w:r>
-      <w:r>
-        <w:t xml:space="preserve"> the stone, a floating annotation popped up, ending in two </w:t>
-      </w:r>
-      <w:r>
-        <w:t>values: 124q, 36α. I understood</w:t>
-      </w:r>
-      <w:r>
-        <w:t xml:space="preserve"> these as the nugget’s depth in quints and its capacity in amphoras.</w:t>
+        <w:t>In the corner of my Mask’s display, a green icon appeared: the box. The number next to it read 0. Near the stone, a floating annotation popped up, ending in two values: 124q, 36α. I understood these as the nugget’s depth in quints and its capacity in amphoras.</w:t>
       </w:r>
     </w:p>
     <w:p>
@@ -2080,10 +1928,7 @@
     </w:p>
     <w:p>
       <w:r>
-        <w:t xml:space="preserve">The numbers on the box icon began to climb: </w:t>
-      </w:r>
-      <w:r>
-        <w:t>1α… 2α… 3α…</w:t>
+        <w:t>The numbers on the box icon began to climb: 1α… 2α… 3α…</w:t>
       </w:r>
     </w:p>
     <w:p>
@@ -2094,27 +1939,12 @@
     <w:p>
       <w:r>
         <w:lastRenderedPageBreak/>
-        <w:t xml:space="preserve">Art disconnected the tacle when the box </w:t>
-      </w:r>
-      <w:r>
-        <w:t>reached 24 amphoras, and the nugget’s</w:t>
-      </w:r>
-      <w:r>
-        <w:t xml:space="preserve"> indicators settled at </w:t>
-      </w:r>
-      <w:r>
-        <w:t>106q, 8α.</w:t>
-      </w:r>
-    </w:p>
-    <w:p>
-      <w:r>
-        <w:t xml:space="preserve">“As you can see,” he said, “when the depth is low, the process is slow—and the speed drops exponentially. On top of that, the percentage of losses increases. More and more Essence simply dissipates into the surrounding space. </w:t>
-      </w:r>
-      <w:r>
-        <w:t>Picking nuggets below 105 quints isn’t worth it—it takes too much time, especially once the box is partially filled. And extracting anything below 100 quints is impossible altogether.</w:t>
-      </w:r>
-      <w:r>
-        <w:t>”</w:t>
+        <w:t>Art disconnected the tacle when the box reached 24 amphoras, and the nugget’s indicators settled at 106q, 8α.</w:t>
+      </w:r>
+    </w:p>
+    <w:p>
+      <w:r>
+        <w:t>“As you can see,” he said, “when the depth is low, the process is slow—and the speed drops exponentially. On top of that, the percentage of losses increases. More and more Essence simply dissipates into the surrounding space. Picking nuggets below 105 quints isn’t worth it—it takes too much time, especially once the box is partially filled. And extracting anything below 100 quints is impossible altogether.”</w:t>
       </w:r>
     </w:p>
     <w:p>
@@ -2139,10 +1969,7 @@
     </w:p>
     <w:p>
       <w:r>
-        <w:t>When we finished picking the last nugget</w:t>
-      </w:r>
-      <w:r>
-        <w:t>, Art said:</w:t>
+        <w:t>When we finished picking the last nugget, Art said:</w:t>
       </w:r>
     </w:p>
     <w:p>
@@ -2167,13 +1994,7 @@
     </w:p>
     <w:p>
       <w:r>
-        <w:t xml:space="preserve">“About ten years. I don’t remember exactly. When the Gates appeared, we—like everyone else—immediately rushed to study them. But unlike the other Variants, we managed to learn how to see and </w:t>
-      </w:r>
-      <w:r>
-        <w:t>collect</w:t>
-      </w:r>
-      <w:r>
-        <w:t xml:space="preserve"> Essence, and most importantly, to understand what it actually is and what it can be used for. After that, things moved very fast. The first strider was identified, then gradually the rest. Striders began walking through the Gates, bringing back information about other Variants. That’s how we figured out the structure of the Delta of Worlds. Then the striders split into Reds and Greens. ARC was created and organized the work of us Greens. Altogether, it took about five years.”</w:t>
+        <w:t>“About ten years. I don’t remember exactly. When the Gates appeared, we—like everyone else—immediately rushed to study them. But unlike the other Variants, we managed to learn how to see and collect Essence, and most importantly, to understand what it actually is and what it can be used for. After that, things moved very fast. The first strider was identified, then gradually the rest. Striders began walking through the Gates, bringing back information about other Variants. That’s how we figured out the structure of the Delta of Worlds. Then the striders split into Reds and Greens. ARC was created and organized the work of us Greens. Altogether, it took about five years.”</w:t>
       </w:r>
     </w:p>
     <w:p>
@@ -2207,16 +2028,7 @@
     </w:p>
     <w:p>
       <w:r>
-        <w:t xml:space="preserve">“It varies. Some Variants have higher thresholds, some lower. On average—around two hundred quints. Give or take twenty. </w:t>
-      </w:r>
-      <w:r>
-        <w:t>Oh, and by the way, the crossing itself consumes Essence too—about twenty to thirty quints. You don’t get that back instantly. So even we striders can’t just run back and forth endlessly</w:t>
-      </w:r>
-      <w:r>
-        <w:t>.</w:t>
-      </w:r>
-      <w:r>
-        <w:t>”</w:t>
+        <w:t>“It varies. Some Variants have higher thresholds, some lower. On average—around two hundred quints. Give or take twenty. Oh, and by the way, the crossing itself consumes Essence too—about twenty to thirty quints. You don’t get that back instantly. So even we striders can’t just run back and forth endlessly.”</w:t>
       </w:r>
     </w:p>
     <w:p>
@@ -2255,13 +2067,7 @@
     </w:p>
     <w:p>
       <w:r>
-        <w:t xml:space="preserve">I slowly opened my eyes. Art was standing by the window, leaning on the sill, talking while gazing into the space in front of him. Just behind his ear I noticed a thin, barely visible </w:t>
-      </w:r>
-      <w:r>
-        <w:t>stripe</w:t>
-      </w:r>
-      <w:r>
-        <w:t xml:space="preserve"> that seemed to merge with his skin.</w:t>
+        <w:t>I slowly opened my eyes. Art was standing by the window, leaning on the sill, talking while gazing into the space in front of him. Just behind his ear I noticed a thin, barely visible stripe that seemed to merge with his skin.</w:t>
       </w:r>
     </w:p>
     <w:p>
@@ -2286,24 +2092,12 @@
     </w:p>
     <w:p>
       <w:r>
-        <w:t xml:space="preserve">“This is a </w:t>
-      </w:r>
-      <w:r>
-        <w:t>Clip</w:t>
-      </w:r>
-      <w:r>
-        <w:t>.” He stepped closer, lightly touched his ear, removed the device, and showed it to me—a thin, flexible half-ring. “It contains the main personal n2e interface and is also linked to the Terminal. Through it you can hear audio, receive notifications, and control devices—mentally, via the neural channel. Very convenient.”</w:t>
-      </w:r>
-    </w:p>
-    <w:p>
-      <w:r>
-        <w:t xml:space="preserve">He handed me the </w:t>
-      </w:r>
-      <w:r>
-        <w:t>Clip</w:t>
-      </w:r>
-      <w:r>
-        <w:t>.</w:t>
+        <w:t>“This is a Clip.” He stepped closer, lightly touched his ear, removed the device, and showed it to me—a thin, flexible half-ring. “It contains the main personal n2e interface and is also linked to the Terminal. Through it you can hear audio, receive notifications, and control devices—mentally, via the neural channel. Very convenient.”</w:t>
+      </w:r>
+    </w:p>
+    <w:p>
+      <w:r>
+        <w:t>He handed me the Clip.</w:t>
       </w:r>
     </w:p>
     <w:p>
@@ -2313,13 +2107,7 @@
     </w:p>
     <w:p>
       <w:r>
-        <w:t xml:space="preserve">I took it in my hand. The material was a matte beige, pleasant to the touch—almost warm—and very flexible, nearly pliable. I turned it over, examining it, then hooked the </w:t>
-      </w:r>
-      <w:r>
-        <w:t>clip</w:t>
-      </w:r>
-      <w:r>
-        <w:t xml:space="preserve"> behind my ear. It immediately tightened just a little, almost imperceptibly, fitting snugly around the contour of my ear—and then I almost stopped feeling it at all.</w:t>
+        <w:t>I took it in my hand. The material was a matte beige, pleasant to the touch—almost warm—and very flexible, nearly pliable. I turned it over, examining it, then hooked the clip behind my ear. It immediately tightened just a little, almost imperceptibly, fitting snugly around the contour of my ear—and then I almost stopped feeling it at all.</w:t>
       </w:r>
     </w:p>
     <w:p>
@@ -2334,22 +2122,7 @@
     </w:p>
     <w:p>
       <w:r>
-        <w:t>“This. This is the Terminal. It’s how we access the Net. The Net exists in our Variant—there’s no connection to it here—but the Terminal stores a snapshot of everything essential.</w:t>
-      </w:r>
-      <w:r>
-        <w:t xml:space="preserve"> It also allows </w:t>
-      </w:r>
-      <w:r>
-        <w:rPr>
-          <w:lang w:val="en-US"/>
-        </w:rPr>
-        <w:t xml:space="preserve">you </w:t>
-      </w:r>
-      <w:r>
-        <w:t>to use your cellular or satellite networks—which I just did.</w:t>
-      </w:r>
-      <w:r>
-        <w:t>”</w:t>
+        <w:t>“This. This is the Terminal. It’s how we access the Net. The Net exists in our Variant—there’s no connection to it here—but the Terminal stores a snapshot of everything essential. It also allows you to use your cellular or satellite networks—which I just did.”</w:t>
       </w:r>
     </w:p>
     <w:p>
@@ -2369,13 +2142,7 @@
     </w:p>
     <w:p>
       <w:r>
-        <w:t>“Layers are visual, audio, and mental overlays on reality. Like your augmented</w:t>
-      </w:r>
-      <w:r>
-        <w:t xml:space="preserve"> and virtual</w:t>
-      </w:r>
-      <w:r>
-        <w:t xml:space="preserve"> reality, only far more integrated. Through Layers we see maps, prompts, markers, messages. And of course, the Net Aide—NA.”</w:t>
+        <w:t>“Layers are visual, audio, and mental overlays on reality. Like your augmented and virtual reality, only far more integrated. Through Layers we see maps, prompts, markers, messages. And of course, the Net Aide—NA.”</w:t>
       </w:r>
     </w:p>
     <w:p>
@@ -2385,19 +2152,7 @@
     </w:p>
     <w:p>
       <w:r>
-        <w:t>“Yes. An artificial intelligence that helps with everyday tasks, navigation, communication. Everyone has their own, personalized one. The Terminal sends visual data to the Mask, audio</w:t>
-      </w:r>
-      <w:r>
-        <w:t xml:space="preserve"> and mental</w:t>
-      </w:r>
-      <w:r>
-        <w:t xml:space="preserve"> to the </w:t>
-      </w:r>
-      <w:r>
-        <w:t>Clip</w:t>
-      </w:r>
-      <w:r>
-        <w:t>—but you can also use the Terminal directly.”</w:t>
+        <w:t>“Yes. An artificial intelligence that helps with everyday tasks, navigation, communication. Everyone has their own, personalized one. The Terminal sends visual data to the Mask, audio and mental to the Clip—but you can also use the Terminal directly.”</w:t>
       </w:r>
     </w:p>
     <w:p>
@@ -2407,13 +2162,7 @@
     </w:p>
     <w:p>
       <w:r>
-        <w:t xml:space="preserve">“You said the meeting is in twenty minutes?” I asked, still turning the </w:t>
-      </w:r>
-      <w:r>
-        <w:t>Clip</w:t>
-      </w:r>
-      <w:r>
-        <w:t xml:space="preserve"> over between my fingers.</w:t>
+        <w:t>“You said the meeting is in twenty minutes?” I asked, still turning the Clip over between my fingers.</w:t>
       </w:r>
     </w:p>
     <w:p>
@@ -2554,16 +2303,7 @@
     </w:p>
     <w:p>
       <w:r>
-        <w:t>“That’s a long story,” he said. “And you’ll find out soon enough anyway. You’ll have an induction course. All new striders do. Right at the start there’s a ‘</w:t>
-      </w:r>
-      <w:r>
-        <w:rPr>
-          <w:lang w:val="en-US"/>
-        </w:rPr>
-        <w:t>down</w:t>
-      </w:r>
-      <w:r>
-        <w:t>load.’ They’ll write all the necessary information straight into your brain via e2n. Including data on all the Variants.”</w:t>
+        <w:t>“That’s a long story,” he said. “And you’ll find out soon enough anyway. You’ll have an induction course. All new striders do. Right at the start there’s a ‘download.’ They’ll write all the necessary information straight into your brain via e2n. Including data on all the Variants.”</w:t>
       </w:r>
     </w:p>
     <w:p>
@@ -2628,18 +2368,12 @@
     </w:p>
     <w:p>
       <w:r>
-        <w:t>“</w:t>
-      </w:r>
-      <w:r>
-        <w:t xml:space="preserve">When the Storm hit, I was up on the slipway, replacing mounts on a longeron. The mountainside was right there. That’s where a nugget started forming, as I learned later. And I was too lazy to leave the Storm. I’d have had to climb down ladders, exit the dock, go somewhere… I figured I’d just sit it out. Endure it. Thought it would pass quickly. </w:t>
-      </w:r>
-    </w:p>
-    <w:p>
-      <w:r>
-        <w:t>“</w:t>
-      </w:r>
-      <w:r>
-        <w:t>It was awful, of course—absolutely brutal. And it didn’t pass quickly at all. The Storm lasted nearly an hour. I thought I wouldn’t make it. But I did. And well…”</w:t>
+        <w:t xml:space="preserve">“When the Storm hit, I was up on the slipway, replacing mounts on a longeron. The mountainside was right there. That’s where a nugget started forming, as I learned later. And I was too lazy to leave the Storm. I’d have had to climb down ladders, exit the dock, go somewhere… I figured I’d just sit it out. Endure it. Thought it would pass quickly. </w:t>
+      </w:r>
+    </w:p>
+    <w:p>
+      <w:r>
+        <w:t>“It was awful, of course—absolutely brutal. And it didn’t pass quickly at all. The Storm lasted nearly an hour. I thought I wouldn’t make it. But I did. And well…”</w:t>
       </w:r>
     </w:p>
     <w:p>
@@ -2684,28 +2418,8 @@
       </w:r>
     </w:p>
     <w:p>
-      <w:pPr>
-        <w:rPr>
-          <w:lang w:val="en-US"/>
-        </w:rPr>
-      </w:pPr>
-      <w:r>
-        <w:t>I realized everyone had arrived and the meeting was about to begin.</w:t>
-      </w:r>
-      <w:r>
-        <w:rPr>
-          <w:lang w:val="en-US"/>
-        </w:rPr>
-        <w:t xml:space="preserve"> </w:t>
-      </w:r>
-      <w:r>
-        <w:t xml:space="preserve">The striders spread out around the room, settling onto the couch and chairs, putting on their masks and </w:t>
-      </w:r>
-      <w:r>
-        <w:t>clip</w:t>
-      </w:r>
-      <w:r>
-        <w:t>s. I followed their example. Ellen remained standing. She looked around at the striders and spoke:</w:t>
+      <w:r>
+        <w:t>I realized everyone had arrived and the meeting was about to begin. The striders spread out around the room, settling onto the couch and chairs, putting on their masks and clips. I followed their example. Ellen remained standing. She looked around at the striders and spoke:</w:t>
       </w:r>
     </w:p>
     <w:p>
@@ -2715,21 +2429,12 @@
     </w:p>
     <w:p>
       <w:r>
-        <w:t>“</w:t>
-      </w:r>
-      <w:r>
-        <w:t>And one more thing. The Gate threshold for the new Variant is significantly higher than for all the others. Around two hundred seventy quints. Which means that yes—for all of us, and for the vast majority of striders in general, crossing into the new Variant without boosting is impossible.</w:t>
-      </w:r>
-      <w:r>
-        <w:t xml:space="preserve"> </w:t>
-      </w:r>
-    </w:p>
-    <w:p>
-      <w:r>
-        <w:t>“</w:t>
-      </w:r>
-      <w:r>
-        <w:t>That said—not for all of us.”</w:t>
+        <w:t xml:space="preserve">“And one more thing. The Gate threshold for the new Variant is significantly higher than for all the others. Around two hundred seventy quints. Which means that yes—for all of us, and for the vast majority of striders in general, crossing into the new Variant without boosting is impossible. </w:t>
+      </w:r>
+    </w:p>
+    <w:p>
+      <w:r>
+        <w:t>“That said—not for all of us.”</w:t>
       </w:r>
     </w:p>
     <w:p>
@@ -2754,13 +2459,7 @@
     </w:p>
     <w:p>
       <w:r>
-        <w:t>“That’s essentially everything that was known at the moment I crossed the Gate here. A special group has been formed. Their leader is Eri</w:t>
-      </w:r>
-      <w:r>
-        <w:t>c</w:t>
-      </w:r>
-      <w:r>
-        <w:t>. His contour level also exceeds two hundred seventy; the others were boosted. They crossed into the new Variant. We haven’t received any information from them yet.</w:t>
+        <w:t>“That’s essentially everything that was known at the moment I crossed the Gate here. A special group has been formed. Their leader is Eric. His contour level also exceeds two hundred seventy; the others were boosted. They crossed into the new Variant. We haven’t received any information from them yet.</w:t>
       </w:r>
       <w:r>
         <w:br/>
@@ -2795,10 +2494,7 @@
     </w:p>
     <w:p>
       <w:r>
-        <w:t>“</w:t>
-      </w:r>
-      <w:r>
-        <w:t>As you can see, pairs get broader zones. Solo operators—compact ones.”</w:t>
+        <w:t>“As you can see, pairs get broader zones. Solo operators—compact ones.”</w:t>
       </w:r>
     </w:p>
     <w:p>
@@ -3018,13 +2714,7 @@
     </w:p>
     <w:p>
       <w:r>
-        <w:t xml:space="preserve">“Sounds good,” Art said. “I’ll finish refining the routes and take a look at your </w:t>
-      </w:r>
-      <w:r>
-        <w:t>Clip</w:t>
-      </w:r>
-      <w:r>
-        <w:t xml:space="preserve"> settings.”</w:t>
+        <w:t>“Sounds good,” Art said. “I’ll finish refining the routes and take a look at your Clip settings.”</w:t>
       </w:r>
     </w:p>
     <w:p>
@@ -3089,13 +2779,7 @@
     </w:p>
     <w:p>
       <w:r>
-        <w:t>“I’ve done a bit of work on your mask and</w:t>
-      </w:r>
-      <w:r>
-        <w:t xml:space="preserve"> clip</w:t>
-      </w:r>
-      <w:r>
-        <w:t>,” Art said as we were finishing packing. “For now, I’ve only enabled the basic functions: comms, maps, terminal. The controls are simple—you’ll be comfortable with them. I’ll explain things as we go.”</w:t>
+        <w:t>“I’ve done a bit of work on your mask and clip,” Art said as we were finishing packing. “For now, I’ve only enabled the basic functions: comms, maps, terminal. The controls are simple—you’ll be comfortable with them. I’ll explain things as we go.”</w:t>
       </w:r>
     </w:p>
     <w:p>
@@ -3151,13 +2835,7 @@
     </w:p>
     <w:p>
       <w:r>
-        <w:t xml:space="preserve">He explained: in theory, the mask and </w:t>
-      </w:r>
-      <w:r>
-        <w:t>clip</w:t>
-      </w:r>
-      <w:r>
-        <w:t xml:space="preserve"> allow for direct, real-time thought sharing—but that mode is almost never used.</w:t>
+        <w:t>He explained: in theory, the mask and clip allow for direct, real-time thought sharing—but that mode is almost never used.</w:t>
       </w:r>
     </w:p>
     <w:p>
@@ -3187,13 +2865,7 @@
     </w:p>
     <w:p>
       <w:r>
-        <w:t xml:space="preserve">“There are two options. Voice messages—which you hear in the </w:t>
-      </w:r>
-      <w:r>
-        <w:t>clip</w:t>
-      </w:r>
-      <w:r>
-        <w:t xml:space="preserve"> as my voice. Or text messages, which you see in the mask. To create one, you clearly think ‘Voice’ or ‘Text,’ then immediately think the message itself. When you’re done, you say ‘Send.’ Or you just pause—at least five seconds. That’s enough for the Net Aide to recognize the message is complete and send it.</w:t>
+        <w:t>“There are two options. Voice messages—which you hear in the clip as my voice. Or text messages, which you see in the mask. To create one, you clearly think ‘Voice’ or ‘Text,’ then immediately think the message itself. When you’re done, you say ‘Send.’ Or you just pause—at least five seconds. That’s enough for the Net Aide to recognize the message is complete and send it.</w:t>
       </w:r>
     </w:p>
     <w:p>
@@ -3295,13 +2967,15 @@
     </w:p>
     <w:p>
       <w:r>
-        <w:t xml:space="preserve">A second later, Art’s calm voice sounded in my </w:t>
-      </w:r>
-      <w:r>
-        <w:t>Clip</w:t>
-      </w:r>
-      <w:r>
-        <w:t>, as if he were speaking right beside me:</w:t>
+        <w:t xml:space="preserve">A second later, Art’s calm voice sounded in my Clip, as if he were </w:t>
+      </w:r>
+      <w:proofErr w:type="gramStart"/>
+      <w:r>
+        <w:t>speaking</w:t>
+      </w:r>
+      <w:proofErr w:type="gramEnd"/>
+      <w:r>
+        <w:t xml:space="preserve"> right beside me:</w:t>
       </w:r>
     </w:p>
     <w:p>
@@ -3364,13 +3038,7 @@
     </w:p>
     <w:p>
       <w:r>
-        <w:t>Art’s voice:</w:t>
-      </w:r>
-      <w:r>
-        <w:t xml:space="preserve"> </w:t>
-      </w:r>
-      <w:r>
-        <w:t>“They probably deserve the attention.”</w:t>
+        <w:t>Art’s voice: “They probably deserve the attention.”</w:t>
       </w:r>
     </w:p>
     <w:p>
@@ -3387,79 +3055,37 @@
     </w:p>
     <w:p>
       <w:r>
-        <w:t>Art, voice:</w:t>
-      </w:r>
-      <w:r>
-        <w:t xml:space="preserve"> </w:t>
-      </w:r>
-      <w:r>
-        <w:t>“Not really. In our world, people are free. No one is obligated to hand over Essence to the Agency. No one has the right to force you to collect nuggets for the Forum.”</w:t>
-      </w:r>
-    </w:p>
-    <w:p>
-      <w:r>
-        <w:t>Me, voice:</w:t>
-      </w:r>
-      <w:r>
-        <w:t xml:space="preserve"> </w:t>
-      </w:r>
-      <w:r>
-        <w:t>“For who?”</w:t>
-      </w:r>
-    </w:p>
-    <w:p>
-      <w:r>
-        <w:t>Art, text:</w:t>
-      </w:r>
-      <w:r>
-        <w:t xml:space="preserve"> </w:t>
-      </w:r>
-      <w:r>
-        <w:t>“For the Forum. That’s what we call what you’d think of as ‘the state’ or ‘the authorities.’ You’ll learn all of that during the upload.”</w:t>
-      </w:r>
-    </w:p>
-    <w:p>
-      <w:r>
-        <w:t>Me, text:</w:t>
-      </w:r>
-      <w:r>
-        <w:t xml:space="preserve"> </w:t>
-      </w:r>
-      <w:r>
-        <w:t>“Alright. Let’s get back to the Reds.”</w:t>
-      </w:r>
-    </w:p>
-    <w:p>
-      <w:r>
-        <w:t>Art, voice:</w:t>
-      </w:r>
-      <w:r>
-        <w:t xml:space="preserve"> </w:t>
-      </w:r>
-      <w:r>
-        <w:t>“Being Red in itself isn’t a crime. But there are at least three kinds of violations Reds tend toward… by definition. First, drug trafficking.”</w:t>
-      </w:r>
-    </w:p>
-    <w:p>
-      <w:r>
-        <w:t>Me, voice:</w:t>
-      </w:r>
-      <w:r>
-        <w:t xml:space="preserve"> </w:t>
-      </w:r>
-      <w:r>
-        <w:t>“Drugs?”</w:t>
-      </w:r>
-    </w:p>
-    <w:p>
-      <w:r>
-        <w:t>Art, voice:</w:t>
-      </w:r>
-      <w:r>
-        <w:t xml:space="preserve"> </w:t>
-      </w:r>
-      <w:r>
-        <w:t xml:space="preserve">“Yes. As I told you before, when Essence leaves a person’s inner contour and spills into the surrounding world, the person experiences intense euphoria. Because of that, Essence is officially classified as a narcotic. Reds mostly use it exactly this way—either for themselves or for sale. By the way, in that context it’s more often called </w:t>
+        <w:t>Art, voice: “Not really. In our world, people are free. No one is obligated to hand over Essence to the Agency. No one has the right to force you to collect nuggets for the Forum.”</w:t>
+      </w:r>
+    </w:p>
+    <w:p>
+      <w:r>
+        <w:t>Me, voice: “For who?”</w:t>
+      </w:r>
+    </w:p>
+    <w:p>
+      <w:r>
+        <w:t>Art, text: “For the Forum. That’s what we call what you’d think of as ‘the state’ or ‘the authorities.’ You’ll learn all of that during the upload.”</w:t>
+      </w:r>
+    </w:p>
+    <w:p>
+      <w:r>
+        <w:t>Me, text: “Alright. Let’s get back to the Reds.”</w:t>
+      </w:r>
+    </w:p>
+    <w:p>
+      <w:r>
+        <w:t>Art, voice: “Being Red in itself isn’t a crime. But there are at least three kinds of violations Reds tend toward… by definition. First, drug trafficking.”</w:t>
+      </w:r>
+    </w:p>
+    <w:p>
+      <w:r>
+        <w:t>Me, voice: “Drugs?”</w:t>
+      </w:r>
+    </w:p>
+    <w:p>
+      <w:r>
+        <w:t xml:space="preserve">Art, voice: “Yes. As I told you before, when Essence leaves a person’s inner contour and spills into the surrounding world, the person experiences intense euphoria. Because of that, Essence is officially classified as a narcotic. Reds mostly use it exactly this way—either for themselves or for sale. By the way, in that context it’s more often called </w:t>
       </w:r>
       <w:r>
         <w:rPr>
@@ -3479,58 +3105,28 @@
     </w:p>
     <w:p>
       <w:r>
-        <w:t>Art, voice:</w:t>
-      </w:r>
-      <w:r>
-        <w:t xml:space="preserve"> </w:t>
-      </w:r>
-      <w:r>
-        <w:t>“To slide, Reds use boosting—through form-bracelets. They have platinum micro-needles built in, connected to a box. The bracelets are made of formin and can be part of clothing. When a person activates the bracelet, the needles enter the veins, and the quint-pump starts injecting. The level of quinta in the blood rises. The contour overfills—and quinta spills outward, triggering the high. That’s sliding.”</w:t>
+        <w:t>Art, voice: “To slide, Reds use boosting—through form-bracelets. They have platinum micro-needles built in, connected to a box. The bracelets are made of formin and can be part of clothing. When a person activates the bracelet, the needles enter the veins, and the quint-pump starts injecting. The level of quinta in the blood rises. The contour overfills—and quinta spills outward, triggering the high. That’s sliding.”</w:t>
       </w:r>
     </w:p>
     <w:p>
       <w:r>
         <w:lastRenderedPageBreak/>
-        <w:t>Me, voice:</w:t>
-      </w:r>
-      <w:r>
-        <w:t xml:space="preserve"> </w:t>
-      </w:r>
-      <w:r>
-        <w:t>“So sliding is… when it hits?”</w:t>
-      </w:r>
-    </w:p>
-    <w:p>
-      <w:r>
-        <w:t>Art, voice:</w:t>
-      </w:r>
-      <w:r>
-        <w:t xml:space="preserve"> </w:t>
-      </w:r>
-      <w:r>
-        <w:t>“Exactly. There’s active sliding—energy surge, agitation, dilated pupils, tremors. And passive sliding—soft euphoria, relaxation, pleasure. Sliders learn to control the state, dial it up or down.”</w:t>
-      </w:r>
-    </w:p>
-    <w:p>
-      <w:r>
-        <w:t>Me, voice:</w:t>
-      </w:r>
-      <w:r>
-        <w:t xml:space="preserve"> </w:t>
-      </w:r>
-      <w:r>
-        <w:t>“But it’s harmful, right?”</w:t>
-      </w:r>
-    </w:p>
-    <w:p>
-      <w:r>
-        <w:t>Art, voice:</w:t>
-      </w:r>
-      <w:r>
-        <w:t xml:space="preserve"> </w:t>
-      </w:r>
-      <w:r>
-        <w:t xml:space="preserve">“Formally—no. Quinta doesn’t kill. But the nervous system wears out. The person literally burns from the inside. Ages faster. Possibly lives less—though there isn’t enough data yet, not enough time has passed. What </w:t>
+        <w:t>Me, voice: “So sliding is… when it hits?”</w:t>
+      </w:r>
+    </w:p>
+    <w:p>
+      <w:r>
+        <w:t>Art, voice: “Exactly. There’s active sliding—energy surge, agitation, dilated pupils, tremors. And passive sliding—soft euphoria, relaxation, pleasure. Sliders learn to control the state, dial it up or down.”</w:t>
+      </w:r>
+    </w:p>
+    <w:p>
+      <w:r>
+        <w:t>Me, voice: “But it’s harmful, right?”</w:t>
+      </w:r>
+    </w:p>
+    <w:p>
+      <w:r>
+        <w:t xml:space="preserve">Art, voice: “Formally—no. Quinta doesn’t kill. But the nervous system wears out. The person literally burns from the inside. Ages faster. Possibly lives less—though there isn’t enough data yet, not enough time has passed. What </w:t>
       </w:r>
       <w:r>
         <w:rPr>
@@ -3545,145 +3141,67 @@
     </w:p>
     <w:p>
       <w:r>
-        <w:t>Me, voice:</w:t>
-      </w:r>
-      <w:r>
-        <w:t xml:space="preserve"> </w:t>
-      </w:r>
-      <w:r>
-        <w:t>“And the sliders themselves—do they know that?”</w:t>
-      </w:r>
-    </w:p>
-    <w:p>
-      <w:r>
-        <w:t>Art, voice:</w:t>
-      </w:r>
-      <w:r>
-        <w:t xml:space="preserve"> </w:t>
-      </w:r>
-      <w:r>
-        <w:t>“That’s the interesting part. They don’t believe sliding is dangerous. They say things like, ‘Only the weak die,’ or ‘If you slide properly, you’ll be fine.’ It’s an entire culture of denial. They argue with doctors, with scientists. Some of the veterans already understand how it ends—but they can’t quit.”</w:t>
-      </w:r>
-    </w:p>
-    <w:p>
-      <w:r>
-        <w:t>Me, voice:</w:t>
-      </w:r>
-      <w:r>
-        <w:t xml:space="preserve"> </w:t>
-      </w:r>
-      <w:r>
-        <w:t>“And all Reds slide?”</w:t>
-      </w:r>
-    </w:p>
-    <w:p>
-      <w:r>
-        <w:t>Art, voice:</w:t>
-      </w:r>
-      <w:r>
-        <w:t xml:space="preserve"> </w:t>
-      </w:r>
-      <w:r>
-        <w:t>“No. Not all—but many. I’d say the overwhelming majority.”</w:t>
-      </w:r>
-    </w:p>
-    <w:p>
-      <w:r>
-        <w:t>Me, voice:</w:t>
-      </w:r>
-      <w:r>
-        <w:t xml:space="preserve"> </w:t>
-      </w:r>
-      <w:r>
-        <w:t>“And the Greens? Are there sliders among you?”</w:t>
-      </w:r>
-    </w:p>
-    <w:p>
-      <w:r>
-        <w:t>Art, voice:</w:t>
-      </w:r>
-      <w:r>
-        <w:t xml:space="preserve"> </w:t>
-      </w:r>
-      <w:r>
-        <w:t>“No. It’s strictly forbidden for us. When you join the Agency, you sign the Code. There are two clauses about this—no recreational use of Quintessence, and no personal enrichment.”</w:t>
-      </w:r>
-    </w:p>
-    <w:p>
-      <w:r>
-        <w:t>Me, voice:</w:t>
-      </w:r>
-      <w:r>
-        <w:t xml:space="preserve"> </w:t>
-      </w:r>
-      <w:r>
-        <w:t>“Got it. Then where’s the crime with the Reds?”</w:t>
-      </w:r>
-    </w:p>
-    <w:p>
-      <w:r>
-        <w:t>Art, voice:</w:t>
-      </w:r>
-      <w:r>
-        <w:t xml:space="preserve"> </w:t>
-      </w:r>
-      <w:r>
-        <w:t>“Selling. If a Red sells quinta, that’s illegal. That business is mostly run by the Tribe—a closed and dangerous criminal network. Tribe includes both Reds and ordinary people. The Agency fights them, but strictly within the law. We Greens aren’t allowed to use force unless a crime has already been committed. We can defend ourselves, but not attack. The Reds know this, which is why they’re not particularly afraid of us.”</w:t>
-      </w:r>
-    </w:p>
-    <w:p>
-      <w:r>
-        <w:t>Me, voice:</w:t>
-      </w:r>
-      <w:r>
-        <w:t xml:space="preserve"> </w:t>
-      </w:r>
-      <w:r>
-        <w:t>“Okay, that makes sense. What else?”</w:t>
-      </w:r>
-    </w:p>
-    <w:p>
-      <w:r>
-        <w:t>Art, voice:</w:t>
-      </w:r>
-      <w:r>
-        <w:t xml:space="preserve"> </w:t>
-      </w:r>
-      <w:r>
-        <w:t>“Second—violating closed-world protocol. We Greens are obligated to follow it—it’s also in the Code. Reds have no such obligations—neither formal nor moral. So in theory, they could contact the authorities of closed worlds, or wealthy individuals, and tell them about the Delta, about striders, and of course about quinta. But I’ll say this right away: it hasn’t happened yet. I think every Red understands that once you start down that path, the trouble will be ten times greater than the profit. And they don’t really need it—quinta is already plentiful for them.”</w:t>
-      </w:r>
-    </w:p>
-    <w:p>
-      <w:r>
-        <w:t>Me, voice:</w:t>
-      </w:r>
-      <w:r>
-        <w:t xml:space="preserve"> </w:t>
-      </w:r>
-      <w:r>
-        <w:t>“And how do you know there haven’t been leaks?”</w:t>
-      </w:r>
-    </w:p>
-    <w:p>
-      <w:r>
-        <w:t>Art, voice:</w:t>
-      </w:r>
-      <w:r>
-        <w:t xml:space="preserve"> </w:t>
-      </w:r>
-      <w:r>
-        <w:t>“That’s handled by AIO—the Agency for Intervariant Operations. Everyone who supports us works for them. Locals and those brought through the Gates. Great people—you’ll see. And top-tier professionals.”</w:t>
-      </w:r>
-    </w:p>
-    <w:p>
-      <w:r>
-        <w:t>Me, voice:</w:t>
-      </w:r>
-      <w:r>
-        <w:t xml:space="preserve"> </w:t>
-      </w:r>
-      <w:r>
-        <w:t>“I’m guessing there are other agencies in this field?”</w:t>
+        <w:t>Me, voice: “And the sliders themselves—do they know that?”</w:t>
+      </w:r>
+    </w:p>
+    <w:p>
+      <w:r>
+        <w:t>Art, voice: “That’s the interesting part. They don’t believe sliding is dangerous. They say things like, ‘Only the weak die,’ or ‘If you slide properly, you’ll be fine.’ It’s an entire culture of denial. They argue with doctors, with scientists. Some of the veterans already understand how it ends—but they can’t quit.”</w:t>
+      </w:r>
+    </w:p>
+    <w:p>
+      <w:r>
+        <w:t>Me, voice: “And all Reds slide?”</w:t>
+      </w:r>
+    </w:p>
+    <w:p>
+      <w:r>
+        <w:t>Art, voice: “No. Not all—but many. I’d say the overwhelming majority.”</w:t>
+      </w:r>
+    </w:p>
+    <w:p>
+      <w:r>
+        <w:t>Me, voice: “And the Greens? Are there sliders among you?”</w:t>
+      </w:r>
+    </w:p>
+    <w:p>
+      <w:r>
+        <w:t>Art, voice: “No. It’s strictly forbidden for us. When you join the Agency, you sign the Code. There are two clauses about this—no recreational use of Quintessence, and no personal enrichment.”</w:t>
+      </w:r>
+    </w:p>
+    <w:p>
+      <w:r>
+        <w:t>Me, voice: “Got it. Then where’s the crime with the Reds?”</w:t>
+      </w:r>
+    </w:p>
+    <w:p>
+      <w:r>
+        <w:t>Art, voice: “Selling. If a Red sells quinta, that’s illegal. That business is mostly run by the Tribe—a closed and dangerous criminal network. Tribe includes both Reds and ordinary people. The Agency fights them, but strictly within the law. We Greens aren’t allowed to use force unless a crime has already been committed. We can defend ourselves, but not attack. The Reds know this, which is why they’re not particularly afraid of us.”</w:t>
+      </w:r>
+    </w:p>
+    <w:p>
+      <w:r>
+        <w:t>Me, voice: “Okay, that makes sense. What else?”</w:t>
+      </w:r>
+    </w:p>
+    <w:p>
+      <w:r>
+        <w:t>Art, voice: “Second—violating closed-world protocol. We Greens are obligated to follow it—it’s also in the Code. Reds have no such obligations—neither formal nor moral. So in theory, they could contact the authorities of closed worlds, or wealthy individuals, and tell them about the Delta, about striders, and of course about quinta. But I’ll say this right away: it hasn’t happened yet. I think every Red understands that once you start down that path, the trouble will be ten times greater than the profit. And they don’t really need it—quinta is already plentiful for them.”</w:t>
+      </w:r>
+    </w:p>
+    <w:p>
+      <w:r>
+        <w:t>Me, voice: “And how do you know there haven’t been leaks?”</w:t>
+      </w:r>
+    </w:p>
+    <w:p>
+      <w:r>
+        <w:t>Art, voice: “That’s handled by AIO—the Agency for Intervariant Operations. Everyone who supports us works for them. Locals and those brought through the Gates. Great people—you’ll see. And top-tier professionals.”</w:t>
+      </w:r>
+    </w:p>
+    <w:p>
+      <w:r>
+        <w:t>Me, voice: “I’m guessing there are other agencies in this field?”</w:t>
       </w:r>
     </w:p>
     <w:p>
@@ -3820,10 +3338,7 @@
     <w:p>
       <w:r>
         <w:lastRenderedPageBreak/>
-        <w:t>“</w:t>
-      </w:r>
-      <w:r>
-        <w:t>Freeze completely disables sensory input and voluntary motor control. Vital processes—breathing, circulation, digestion—continue at a subconscious level. Consciousness remains as well, but it’s completely isolated. The person sees nothing, hears nothing, feels nothing, can’t speak or move. Subjectively, they’re plunged into their inner world and continue to exist only there, with no connection to the outside.”</w:t>
+        <w:t>“Freeze completely disables sensory input and voluntary motor control. Vital processes—breathing, circulation, digestion—continue at a subconscious level. Consciousness remains as well, but it’s completely isolated. The person sees nothing, hears nothing, feels nothing, can’t speak or move. Subjectively, they’re plunged into their inner world and continue to exist only there, with no connection to the outside.”</w:t>
       </w:r>
     </w:p>
     <w:p>
@@ -3848,10 +3363,7 @@
     </w:p>
     <w:p>
       <w:r>
-        <w:t>“</w:t>
-      </w:r>
-      <w:r>
-        <w:t>The moment you switch the res into sleep mode, all generated charges automatically discharge. That’s not a bug—it’s a safety rule. Carrying a lens in firing mode, or with pre-generated impulses, is forbidden and dangerous. Any accidental press—even a fall or a sharp impact—can trigger a shot, which, by the way, is very likely to hit yourself. So once the threat is gone, you’re required to put the resonator to sleep. Which means all charges are dumped, and the energy is lost.”</w:t>
+        <w:t>“The moment you switch the res into sleep mode, all generated charges automatically discharge. That’s not a bug—it’s a safety rule. Carrying a lens in firing mode, or with pre-generated impulses, is forbidden and dangerous. Any accidental press—even a fall or a sharp impact—can trigger a shot, which, by the way, is very likely to hit yourself. So once the threat is gone, you’re required to put the resonator to sleep. Which means all charges are dumped, and the energy is lost.”</w:t>
       </w:r>
     </w:p>
     <w:p>
@@ -3866,13 +3378,7 @@
     </w:p>
     <w:p>
       <w:r>
-        <w:t xml:space="preserve">“Yes and no. The Net Aide helps you aim. It identifies a person as soon as you look at them or point the lens at them—especially if they also have an active resonator, even if it’s not aimed at you. In threat mode, the </w:t>
-      </w:r>
-      <w:r>
-        <w:t>clip</w:t>
-      </w:r>
-      <w:r>
-        <w:t>’s scanner detects an active resonator, and your res automatically locks onto it. So the impulse almost always reaches a stationary target. But… it doesn’t work every time. There are several limiting factors.”</w:t>
+        <w:t>“Yes and no. The Net Aide helps you aim. It identifies a person as soon as you look at them or point the lens at them—especially if they also have an active resonator, even if it’s not aimed at you. In threat mode, the clip’s scanner detects an active resonator, and your res automatically locks onto it. So the impulse almost always reaches a stationary target. But… it doesn’t work every time. There are several limiting factors.”</w:t>
       </w:r>
     </w:p>
     <w:p>
@@ -3907,10 +3413,7 @@
     </w:p>
     <w:p>
       <w:r>
-        <w:t>“</w:t>
-      </w:r>
-      <w:r>
-        <w:t>From ten to thirty meters, you’re already relying on luck. Beyond thirty, it’s more like a lottery, and the odds aren’t great.”</w:t>
+        <w:t>“From ten to thirty meters, you’re already relying on luck. Beyond thirty, it’s more like a lottery, and the odds aren’t great.”</w:t>
       </w:r>
     </w:p>
     <w:p>
@@ -3935,10 +3438,7 @@
     </w:p>
     <w:p>
       <w:r>
-        <w:t>He looked at me and added</w:t>
-      </w:r>
-      <w:r>
-        <w:t>:</w:t>
+        <w:t>He looked at me and added:</w:t>
       </w:r>
     </w:p>
     <w:p>
@@ -3959,10 +3459,7 @@
     </w:p>
     <w:p>
       <w:r>
-        <w:t>We walked in silence for a while. Then I asked</w:t>
-      </w:r>
-      <w:r>
-        <w:t>:</w:t>
+        <w:t>We walked in silence for a while. Then I asked:</w:t>
       </w:r>
     </w:p>
     <w:p>
@@ -4056,19 +3553,8 @@
       </w:r>
     </w:p>
     <w:p>
-      <w:pPr>
-        <w:rPr>
-          <w:lang w:val="en-US"/>
-        </w:rPr>
-      </w:pPr>
-      <w:r>
-        <w:t>He fell silent for a moment, then added</w:t>
-      </w:r>
-      <w:r>
-        <w:rPr>
-          <w:lang w:val="en-US"/>
-        </w:rPr>
-        <w:t>:</w:t>
+      <w:r>
+        <w:t>He fell silent for a moment, then added:</w:t>
       </w:r>
     </w:p>
     <w:p>
@@ -4114,30 +3600,12 @@
     </w:p>
     <w:p>
       <w:r>
-        <w:t>Art let the pause stretch</w:t>
-      </w:r>
-      <w:r>
-        <w:t xml:space="preserve"> </w:t>
-      </w:r>
-      <w:r>
-        <w:t>waiting for questions—</w:t>
-      </w:r>
-      <w:r>
-        <w:t>and then</w:t>
-      </w:r>
-      <w:r>
-        <w:t>, as if with some relief, shifted to another topic.</w:t>
-      </w:r>
-    </w:p>
-    <w:p>
-      <w:r>
-        <w:t>“Now, about</w:t>
-      </w:r>
-      <w:r>
-        <w:t xml:space="preserve"> the</w:t>
-      </w:r>
-      <w:r>
-        <w:t xml:space="preserve"> forget mode. We mostly use it when there’s a risk of breaching the closed regime. For example, if someone accidentally sees you—or another strider—using a tacle. In that case, the resonator fires an impulse encoded to erase short-term memory for a specific period—by default, one minute.”</w:t>
+        <w:t>Art let the pause stretch waiting for questions—and then, as if with some relief, shifted to another topic.</w:t>
+      </w:r>
+    </w:p>
+    <w:p>
+      <w:r>
+        <w:t>“Now, about the forget mode. We mostly use it when there’s a risk of breaching the closed regime. For example, if someone accidentally sees you—or another strider—using a tacle. In that case, the resonator fires an impulse encoded to erase short-term memory for a specific period—by default, one minute.”</w:t>
       </w:r>
     </w:p>
     <w:p>
@@ -4202,19 +3670,7 @@
     </w:p>
     <w:p>
       <w:r>
-        <w:t xml:space="preserve">Turning my head to the left, I saw that we had rounded the Gate and were now looking at </w:t>
-      </w:r>
-      <w:r>
-        <w:t>it</w:t>
-      </w:r>
-      <w:r>
-        <w:t xml:space="preserve"> from the reverse side. </w:t>
-      </w:r>
-      <w:r>
-        <w:t>It</w:t>
-      </w:r>
-      <w:r>
-        <w:t xml:space="preserve"> looked no different than before—the same smooth surface, the same hazy, shifting outlines within.</w:t>
+        <w:t>Turning my head to the left, I saw that we had rounded the Gate and were now looking at it from the reverse side. It looked no different than before—the same smooth surface, the same hazy, shifting outlines within.</w:t>
       </w:r>
     </w:p>
     <w:p>
@@ -4460,16 +3916,7 @@
     </w:p>
     <w:p>
       <w:r>
-        <w:t>“There’s one more thing I didn’t get a chance to tell you about earlier,” he said. “Agrav. Fully: A-grav.</w:t>
-      </w:r>
-      <w:r>
-        <w:t xml:space="preserve"> </w:t>
-      </w:r>
-      <w:r>
-        <w:t>A substance that, unlike everything else, isn’t pulled toward the ground—but pushed away from it.</w:t>
-      </w:r>
-      <w:r>
-        <w:t>”</w:t>
+        <w:t>“There’s one more thing I didn’t get a chance to tell you about earlier,” he said. “Agrav. Fully: A-grav. A substance that, unlike everything else, isn’t pulled toward the ground—but pushed away from it.”</w:t>
       </w:r>
     </w:p>
     <w:p>
@@ -4479,13 +3926,7 @@
     </w:p>
     <w:p>
       <w:r>
-        <w:t>“The ‘A’ isn’t just a letter. It’s more of a symbol. Like an arrow pointing upward.</w:t>
-      </w:r>
-      <w:r>
-        <w:t xml:space="preserve"> </w:t>
-      </w:r>
-      <w:r>
-        <w:t>And everything else,” he went on, “we refer to as V-gravs. Ordinary matter. The kind that behaves… normally.</w:t>
+        <w:t>“The ‘A’ isn’t just a letter. It’s more of a symbol. Like an arrow pointing upward. And everything else,” he went on, “we refer to as V-gravs. Ordinary matter. The kind that behaves… normally.</w:t>
       </w:r>
     </w:p>
     <w:p>
@@ -4616,13 +4057,7 @@
     </w:p>
     <w:p>
       <w:r>
-        <w:t>“I know. But there are some indications—unofficial, unconfirmed—that before the current Gates, there were others. Smaller ones. Temporary. They appeared, existed for a while, then vanished.</w:t>
-      </w:r>
-      <w:r>
-        <w:t xml:space="preserve"> </w:t>
-      </w:r>
-      <w:r>
-        <w:t>As if the creators of the Gates were running trials. Testing the technology before opening large, stable passages.”</w:t>
+        <w:t>“I know. But there are some indications—unofficial, unconfirmed—that before the current Gates, there were others. Smaller ones. Temporary. They appeared, existed for a while, then vanished. As if the creators of the Gates were running trials. Testing the technology before opening large, stable passages.”</w:t>
       </w:r>
     </w:p>
     <w:p>
@@ -4708,13 +4143,7 @@
     </w:p>
     <w:p>
       <w:r>
-        <w:t>“Oh, and yes,” he added, “we still have ground motorcycles and scooters as well. Some people just l</w:t>
-      </w:r>
-      <w:r>
-        <w:t>ove</w:t>
-      </w:r>
-      <w:r>
-        <w:t xml:space="preserve"> them.”</w:t>
+        <w:t>“Oh, and yes,” he added, “we still have ground motorcycles and scooters as well. Some people just love them.”</w:t>
       </w:r>
     </w:p>
     <w:p>
@@ -4724,13 +4153,7 @@
     </w:p>
     <w:p>
       <w:r>
-        <w:t xml:space="preserve">“I could, of course, show you all of this right now on </w:t>
-      </w:r>
-      <w:r>
-        <w:t>the</w:t>
-      </w:r>
-      <w:r>
-        <w:t xml:space="preserve"> screen. But I think seeing it in person for the first time will be much more interesting.”</w:t>
+        <w:t>“I could, of course, show you all of this right now on the screen. But I think seeing it in person for the first time will be much more interesting.”</w:t>
       </w:r>
     </w:p>
     <w:p>
@@ -4806,13 +4229,7 @@
     </w:p>
     <w:p>
       <w:r>
-        <w:t xml:space="preserve">“We don’t take off the mask or the </w:t>
-      </w:r>
-      <w:r>
-        <w:t>clip</w:t>
-      </w:r>
-      <w:r>
-        <w:t xml:space="preserve"> again until the box is handed over to the Agency vault,” he went on. “And now I’m activating the scanners.”</w:t>
+        <w:t>“We don’t take off the mask or the clip again until the box is handed over to the Agency vault,” he went on. “And now I’m activating the scanners.”</w:t>
       </w:r>
     </w:p>
     <w:p>
@@ -4832,16 +4249,7 @@
     </w:p>
     <w:p>
       <w:r>
-        <w:t xml:space="preserve">He took out his resonator and placed it on his open palm. The </w:t>
-      </w:r>
-      <w:r>
-        <w:rPr>
-          <w:lang w:val="en-US"/>
-        </w:rPr>
-        <w:t xml:space="preserve">device </w:t>
-      </w:r>
-      <w:r>
-        <w:t xml:space="preserve">was immediately overlaid with a fine glowing mesh, visible to me through the mask. The mesh was green. In the upper-right corner, an icon appeared—a circle with the number </w:t>
+        <w:t xml:space="preserve">He took out his resonator and placed it on his open palm. The device was immediately overlaid with a fine glowing mesh, visible to me through the mask. The mesh was green. In the upper-right corner, an icon appeared—a circle with the number </w:t>
       </w:r>
       <w:r>
         <w:rPr>
@@ -4856,22 +4264,7 @@
     </w:p>
     <w:p>
       <w:r>
-        <w:t xml:space="preserve">“This resonator is currently on your </w:t>
-      </w:r>
-      <w:r>
-        <w:t>clip</w:t>
-      </w:r>
-      <w:r>
-        <w:t xml:space="preserve">’s whitelist. That means no threats. Note this: you can see the outline of any resonator, even if it’s behind </w:t>
-      </w:r>
-      <w:r>
-        <w:rPr>
-          <w:lang w:val="en-US"/>
-        </w:rPr>
-        <w:t>somebody’s body or under clothes</w:t>
-      </w:r>
-      <w:r>
-        <w:t>.”</w:t>
+        <w:t>“This resonator is currently on your clip’s whitelist. That means no threats. Note this: you can see the outline of any resonator, even if it’s behind somebody’s body or under clothes.”</w:t>
       </w:r>
     </w:p>
     <w:p>
@@ -4886,19 +4279,7 @@
     </w:p>
     <w:p>
       <w:r>
-        <w:t xml:space="preserve">He </w:t>
-      </w:r>
-      <w:r>
-        <w:t xml:space="preserve">apparently </w:t>
-      </w:r>
-      <w:r>
-        <w:t xml:space="preserve">removed his resonator from the whitelist. Instantly, both the mesh and the icon turned yellow, and a long, drawn-out tone sounded in my </w:t>
-      </w:r>
-      <w:r>
-        <w:t>clip</w:t>
-      </w:r>
-      <w:r>
-        <w:t>:</w:t>
+        <w:t>He apparently removed his resonator from the whitelist. Instantly, both the mesh and the icon turned yellow, and a long, drawn-out tone sounded in my clip:</w:t>
       </w:r>
     </w:p>
     <w:p>
@@ -4936,42 +4317,7 @@
           <w:i/>
           <w:iCs/>
         </w:rPr>
-        <w:t>Beeeeep</w:t>
-      </w:r>
-      <w:r>
-        <w:rPr>
-          <w:i/>
-          <w:iCs/>
-        </w:rPr>
-        <w:t xml:space="preserve">. </w:t>
-      </w:r>
-      <w:r>
-        <w:rPr>
-          <w:i/>
-          <w:iCs/>
-        </w:rPr>
-        <w:t>Beeeeep</w:t>
-      </w:r>
-      <w:r>
-        <w:rPr>
-          <w:i/>
-          <w:iCs/>
-        </w:rPr>
-        <w:t>.</w:t>
-      </w:r>
-      <w:r>
-        <w:rPr>
-          <w:i/>
-          <w:iCs/>
-        </w:rPr>
-        <w:t xml:space="preserve"> </w:t>
-      </w:r>
-      <w:r>
-        <w:rPr>
-          <w:i/>
-          <w:iCs/>
-        </w:rPr>
-        <w:t>Beeeeep…</w:t>
+        <w:t>Beeeeep. Beeeeep. Beeeeep…</w:t>
       </w:r>
     </w:p>
     <w:p>
@@ -5038,1307 +4384,6 @@
     <w:p>
       <w:r>
         <w:t>The signal suddenly accelerated into a sharp, rapid alarm—</w:t>
-      </w:r>
-    </w:p>
-    <w:p>
-      <w:pPr>
-        <w:rPr>
-          <w:i/>
-          <w:iCs/>
-          <w:lang w:val="en-US"/>
-        </w:rPr>
-      </w:pPr>
-      <w:r>
-        <w:rPr>
-          <w:i/>
-          <w:iCs/>
-        </w:rPr>
-        <w:t>beep-beep-beep-beep-beep!</w:t>
-      </w:r>
-    </w:p>
-    <w:p>
-      <w:r>
-        <w:t>—and the glow turned harsh, crimson red.</w:t>
-      </w:r>
-    </w:p>
-    <w:p>
-      <w:r>
-        <w:t>“That’s when the lens is pointed at you and the resonator has locked you as a target. I won’t demonstrate—I think the idea is clear. Your response: drop to the ground immediately, preferably with your feet toward the threat. Your most vulnerable area is your head. Once you’re down, crawl or roll behind cover. The odds that the impulse won’t take effect are actually not that bad.”</w:t>
-      </w:r>
-    </w:p>
-    <w:p>
-      <w:r>
-        <w:t>Hearing that, I felt a surge of relief. I wasn’t a helpless target after all. Survival was possible—and a lot depended on me.</w:t>
-      </w:r>
-    </w:p>
-    <w:p>
-      <w:r>
-        <w:t>“Short version,” Art summarized. “Yellow—locate and observe. Orange—hide. Red—don’t think, drop and roll to cover.”</w:t>
-      </w:r>
-    </w:p>
-    <w:p>
-      <w:r>
-        <w:t>He returned the resonator to the whitelist. The sounds faded, the mesh calmed back to green—and then vanished entirely.</w:t>
-      </w:r>
-    </w:p>
-    <w:p>
-      <w:r>
-        <w:t xml:space="preserve">“One more thing, just so you know. You’ll only see and hear a shot if you’re wearing both the mask and the </w:t>
-      </w:r>
-      <w:r>
-        <w:t>clip</w:t>
-      </w:r>
-      <w:r>
-        <w:t>. The beam is blue for freezing, white for forgetting, with corresponding firing sounds—both unpleasant. Those are just markers generated by the Net Aide. In the real world, a resonator shot is silent, and the impulse itself is invisible. That’s about all you need to remember on this rather unpleasant topic.”</w:t>
-      </w:r>
-    </w:p>
-    <w:p>
-      <w:r>
-        <w:t>He gave an awkward smile, almost apologetic.</w:t>
-      </w:r>
-    </w:p>
-    <w:p>
-      <w:r>
-        <w:t>“Got it,” I nodded. “No questions.”</w:t>
-      </w:r>
-    </w:p>
-    <w:p>
-      <w:r>
-        <w:t>We split up again and moved on.</w:t>
-      </w:r>
-    </w:p>
-    <w:p>
-      <w:r>
-        <w:t xml:space="preserve">Nuggets were appearing more frequently now. Some were quite large—several hundred amphoras, with levels of </w:t>
-      </w:r>
-      <w:r>
-        <w:t>two</w:t>
-      </w:r>
-      <w:r>
-        <w:t xml:space="preserve"> hundred quints or more. More often they were modest finds, but each one still sparked the same hunter’s—or mushroom picker’s—thrill. At first Art and I tried to keep count, even joked about competing, but before long we were so absorbed that we lost track.</w:t>
-      </w:r>
-    </w:p>
-    <w:p>
-      <w:r>
-        <w:t>The sun began to sink toward the horizon, and long blue shadows stretched across the slopes. Art said his box was over four thousand amphoras full—more than enough for a single day.</w:t>
-      </w:r>
-    </w:p>
-    <w:p>
-      <w:r>
-        <w:t>We exchanged a look and, without saying a word, started searching for a place to spend the night.</w:t>
-      </w:r>
-    </w:p>
-    <w:p>
-      <w:r>
-        <w:br w:type="page"/>
-      </w:r>
-    </w:p>
-    <w:p>
-      <w:pPr>
-        <w:pStyle w:val="Heading1"/>
-      </w:pPr>
-      <w:r>
-        <w:lastRenderedPageBreak/>
-        <w:t>Chapter 8. Camping</w:t>
-      </w:r>
-    </w:p>
-    <w:p>
-      <w:r>
-        <w:t xml:space="preserve">The clearing we chose for the night turned out to be unexpectedly cozy and picturesque. It nestled between two rocky outcrops of the neighboring mountain: behind us rose a steep, forested slope; to the left, beyond a ledge, the river shimmered in the dusk; and to the right, </w:t>
-      </w:r>
-      <w:r>
-        <w:t>a dozen meters away</w:t>
-      </w:r>
-      <w:r>
-        <w:t xml:space="preserve">, ran a trail, from which we were hidden by a rocky spur. Another pleasant surprise—and a stroke of real luck—was that, when we went down to the river, we found a spring nearby, emerging from a crack in the rock and flowing straight into the </w:t>
-      </w:r>
-      <w:r>
-        <w:t>river</w:t>
-      </w:r>
-      <w:r>
-        <w:t>. The spring was wonderfully cold, and its taste struck me as possessing the subtlest bouquet, like an expensive wine. We drank our fill and topped up our bottles, which by then were nearly empty.</w:t>
-      </w:r>
-    </w:p>
-    <w:p>
-      <w:r>
-        <w:t>The grass in the clearing was soft. Young trees grew here and there, and boulders lay scattered among smaller stones. One of them—flat and conveniently shaped—I immediately designated as the “main table,” while the others I used to build a fire pit.</w:t>
-      </w:r>
-    </w:p>
-    <w:p>
-      <w:r>
-        <w:t>Art emptied his backpack and began doing something odd with it: unfastening, refastening, and at times seeming almost to tear the fabric apart.</w:t>
-      </w:r>
-    </w:p>
-    <w:p>
-      <w:r>
-        <w:t>I took a small axe from my gear and went to gather firewood. When I returned—an armful of branches in one hand and a dry sapling dragged behind me in the other—I was met with an unexpected sight: two small but quite comfortable chairs with mesh seats and backs stood by the “table.” Art was already settled into one of them, leaning back with his legs stretched out.</w:t>
-      </w:r>
-    </w:p>
-    <w:p>
-      <w:r>
-        <w:t>“They’ll turn into sleeping bags later,” he remarked casually, and once again I marveled at the “magical” properties of formin.</w:t>
-      </w:r>
-    </w:p>
-    <w:p>
-      <w:r>
-        <w:t>I fashioned stakes with a crossbar from the sapling, hung the pot over the fire pit, lit the fire, and set about making shepherd’s stew—a dish without which no picnic of mine ever felt complete.</w:t>
-      </w:r>
-    </w:p>
-    <w:p>
-      <w:r>
-        <w:t>First I fried the bacon, then the meat, followed by onions and carrots. Art watched the process with genuine interest, asking questions from time to time. When the vegetables and meat were coated in a golden crust, I added my “signature” spice mix, let it bloom, and finally tossed in the potatoes, a bit of water, and salt. All that remained was to stir and wait.</w:t>
-      </w:r>
-    </w:p>
-    <w:p>
-      <w:r>
-        <w:t>Soon an appetizing aroma spread through the clearing—the stew was clearly a success. By then, dusk had begun to slide into night, and the first stars lit up over the mountains.</w:t>
-      </w:r>
-    </w:p>
-    <w:p>
-      <w:r>
-        <w:t>And that was when they appeared.</w:t>
-      </w:r>
-    </w:p>
-    <w:p>
-      <w:r>
-        <w:t xml:space="preserve">I had just tasted the stew and noted to myself that this batch had turned out especially well when a long, drawn-out </w:t>
-      </w:r>
-      <w:r>
-        <w:rPr>
-          <w:i/>
-          <w:iCs/>
-        </w:rPr>
-        <w:t>beeeep</w:t>
-      </w:r>
-      <w:r>
-        <w:t xml:space="preserve"> sounded in my </w:t>
-      </w:r>
-      <w:r>
-        <w:t>clip</w:t>
-      </w:r>
-      <w:r>
-        <w:t>. I flinched. Beside the green icon with the number “1,” a new yellow one appeared, glowing with the number “3.”</w:t>
-      </w:r>
-    </w:p>
-    <w:p>
-      <w:r>
-        <w:t>I shot a glance at Art. He was already on his feet, staring into the darkness toward the trail. I followed his gaze and saw three glowing yellow dots on my mask’s display—resonators in passive mode.</w:t>
-      </w:r>
-    </w:p>
-    <w:p>
-      <w:r>
-        <w:t>They were coming closer.</w:t>
-      </w:r>
-    </w:p>
-    <w:p>
-      <w:r>
-        <w:t>A moment later, three figures stepped out of the darkness. Two men and a woman.</w:t>
-      </w:r>
-    </w:p>
-    <w:p>
-      <w:r>
-        <w:t>Without making a show of it, Art brought up the Essence layer.</w:t>
-      </w:r>
-    </w:p>
-    <w:p>
-      <w:r>
-        <w:t xml:space="preserve">The difference was immediately obvious. The emerald glow around them was noticeably darker than the background. I blinked, focusing—and then noticed dark green patches at their belts: boxes, and judging by their intensity, far from empty. A second later my eyes caught on the masks covering their faces and the thin </w:t>
-      </w:r>
-      <w:r>
-        <w:t>clip</w:t>
-      </w:r>
-      <w:r>
-        <w:t>s at their temples.</w:t>
-      </w:r>
-    </w:p>
-    <w:p>
-      <w:r>
-        <w:t>The picture came together.</w:t>
-      </w:r>
-    </w:p>
-    <w:p>
-      <w:r>
-        <w:t>Striders.</w:t>
-      </w:r>
-    </w:p>
-    <w:p>
-      <w:r>
-        <w:lastRenderedPageBreak/>
-        <w:t>“We followed the smell,” said the one standing closest to us, grinning. “Like wolves. Mind if we join you?”</w:t>
-      </w:r>
-    </w:p>
-    <w:p>
-      <w:r>
-        <w:t>He was massive—like an armored door come to life. Tall, heavily built, with shoulders that looked as if they’d been hewn with an axe. He wore a thick shirt, a leather vest, and loose trousers with countless pockets, tucked into high lace-up boots. A backpack hung from his shoulders, and at his belt rested a resonator wrapped in a faintly glowing yellow mesh.</w:t>
-      </w:r>
-    </w:p>
-    <w:p>
-      <w:r>
-        <w:t>His long, coal-black hair was tied back in a ponytail, but a heavy lock hung over one eye, giving the unsettling impression that he was looking at me through a gunsight. A mocking smile twisted his mouth beneath a neatly trimmed goatee. He carried himself with confidence and challenge, like someone who knew exactly the impression he made. I caught myself noticing that, despite his intimidating presence and the tension of the moment, there was an undeniable charisma about him.</w:t>
-      </w:r>
-    </w:p>
-    <w:p>
-      <w:r>
-        <w:t>The other two stood slightly behind him, in the shadows, and I couldn’t make them out right away.</w:t>
-      </w:r>
-    </w:p>
-    <w:p>
-      <w:r>
-        <w:t>“Of course. Come in, make yourselves comfortable,” Art said. I caught a faint strain in his voice. “My name’s Art.”</w:t>
-      </w:r>
-    </w:p>
-    <w:p>
-      <w:r>
-        <w:t>“I’m Mac,” I added, raising a hand.</w:t>
-      </w:r>
-    </w:p>
-    <w:p>
-      <w:r>
-        <w:t>“And I’m Fang,” the big man grinned. “Take a guess why.”</w:t>
-      </w:r>
-    </w:p>
-    <w:p>
-      <w:r>
-        <w:t>He smiled wide, and I noticed what immediately stood out: his upper canines were longer than normal—and in the Essence layer, they glowed a dense, dark green.</w:t>
-      </w:r>
-    </w:p>
-    <w:p>
-      <w:r>
-        <w:t>“Mini-boxes,” Fang explained, catching our look. “Emergency reserve. In case things get tight and there’s no quint</w:t>
-      </w:r>
-      <w:r>
-        <w:t>a</w:t>
-      </w:r>
-      <w:r>
-        <w:t xml:space="preserve"> handy.”</w:t>
-      </w:r>
-    </w:p>
-    <w:p>
-      <w:r>
-        <w:t>If I’d had any doubts left, they vanished completely.</w:t>
-      </w:r>
-    </w:p>
-    <w:p>
-      <w:r>
-        <w:t>These were Reds.</w:t>
-      </w:r>
-    </w:p>
-    <w:p>
-      <w:r>
-        <w:t>Fang dropped his backpack to the ground and sat down on it, stretching his legs with a weary sigh. I noticed how the pack immediately began to reshape itself, transforming into something like a low chair or a lounger.</w:t>
-      </w:r>
-    </w:p>
-    <w:p>
-      <w:r>
-        <w:t>The second Red behaved differently. He walked up to the fire, unhurriedly took off his backpack, and carefully set it aside. Then he squatted down and held his palms out to the warmth. Lean, of average height, with straight light-colored hair of medium length, pale skin, and gray eyes. A narrow face, a calm, slightly absent gaze. His appearance was utterly neutral—so much so that the eye slid past him without catching.</w:t>
-      </w:r>
-    </w:p>
-    <w:p>
-      <w:r>
-        <w:t>“I’m Ion,” he said quietly, in a calm, slightly muffled voice. “Do you know what an ion is? A charged particle.”</w:t>
-      </w:r>
-    </w:p>
-    <w:p>
-      <w:r>
-        <w:t>“Is Ion your name,” I asked, mostly just to keep the conversation going, “or a nickname?”</w:t>
-      </w:r>
-    </w:p>
-    <w:p>
-      <w:r>
-        <w:t>He shot me a quick, attentive glance.</w:t>
-      </w:r>
-    </w:p>
-    <w:p>
-      <w:r>
-        <w:t>“Ion is what I am. You know that people are nothing but elementary particles? Most of them are neutral—they neither attract nor repel. And I’m a charged one. An ion.”</w:t>
-      </w:r>
-    </w:p>
-    <w:p>
-      <w:r>
-        <w:t>I thought that his appearance gave exactly the opposite impression. And that, apparently, was a sore point for him.</w:t>
-      </w:r>
-    </w:p>
-    <w:p>
-      <w:r>
-        <w:t>“Oh, Ion, don’t start again,” Fang grumbled irritably, settling more comfortably into what was now a fully formed lounger.</w:t>
-      </w:r>
-    </w:p>
-    <w:p>
-      <w:r>
-        <w:t>Ion smirked, staring thoughtfully into the fire. He clearly had no intention of elaborating.</w:t>
-      </w:r>
-    </w:p>
-    <w:p>
-      <w:r>
-        <w:t>So I shifted my attention to the third</w:t>
-      </w:r>
-      <w:r>
-        <w:t xml:space="preserve"> </w:t>
-      </w:r>
-      <w:r>
-        <w:t>of them.</w:t>
-      </w:r>
-    </w:p>
-    <w:p>
-      <w:r>
-        <w:t>It was her. Zara.</w:t>
-      </w:r>
-    </w:p>
-    <w:p>
-      <w:r>
-        <w:lastRenderedPageBreak/>
-        <w:t>Up to that point she had stayed aside, remaining in the shadows. Now she stepped forward—and into the firelight. Unlike Fang or Ion, she needed neither flamboyant gestures nor cryptic phrases. It was enough for her simply to appear.</w:t>
-      </w:r>
-    </w:p>
-    <w:p>
-      <w:r>
-        <w:t>Huge, mesmerizing light-brown eyes, deep and captivating, framed by long, slightly curved lashes. Perfectly smooth skin, faintly sun-kissed, that seemed to glow from within. A precise line of luxurious eyebrows. Sensual, softly full lips. A flawlessly shaped nose, cheekbones, and chin. Her hair—jet black and glossy—was styled in a short cut that framed her face beautifully and emphasized its expressive features.</w:t>
-      </w:r>
-    </w:p>
-    <w:p>
-      <w:r>
-        <w:t>Zara’s figure was slim, but not model-thin—rather softly full, with graceful curves, toned and supple at the same time. Her movements were smooth, fluid, effortlessly elegant.</w:t>
-      </w:r>
-    </w:p>
-    <w:p>
-      <w:r>
-        <w:t>I couldn’t even recall what she was wearing. The clothes dissolved into insignificance. All attention was drawn to her. Not just to her striking beauty, but to the energy radiating from within—a sense of vitality, of presence. It felt as if the space around her grew denser, more alive.</w:t>
-      </w:r>
-    </w:p>
-    <w:p>
-      <w:r>
-        <w:t>“Hi,” she said. “I’m Zara. That’s my name.”</w:t>
-      </w:r>
-    </w:p>
-    <w:p>
-      <w:r>
-        <w:t>She gave the last words a particular intonation, casting me a faintly amused glance. Only then did I realize that I had been standing there the whole time with a spoon in my hand. I hastily and awkwardly hid it behind my back and felt myself flush.</w:t>
-      </w:r>
-    </w:p>
-    <w:p>
-      <w:r>
-        <w:t xml:space="preserve">Without a word, Zara walked over and sat down in </w:t>
-      </w:r>
-      <w:r>
-        <w:rPr>
-          <w:i/>
-          <w:iCs/>
-        </w:rPr>
-        <w:t>my</w:t>
-      </w:r>
-      <w:r>
-        <w:t xml:space="preserve"> chair, setting her backpack beside it.</w:t>
-      </w:r>
-    </w:p>
-    <w:p>
-      <w:r>
-        <w:t>The awkward pause was broken by Art. With his usual ease and a lightly ironic smile, he invited everyone “to the table.” His tone immediately defused the tension. I followed his lead—confirmed that there was plenty of stew for everyone, pulled disposable bowls and spoons from my pack, and began ladling out the hot dish. Steam rose in thick curls, the aroma wrapped around us, and seemed to dissolve whatever tension remained. The Reds visibly relaxed and began settling in, each finding a spot that suited them.</w:t>
-      </w:r>
-    </w:p>
-    <w:p>
-      <w:r>
-        <w:t>Fang rummaged through his backpack and, with a satisfied look, pulled out and placed on the “table” a rather large, flat metal flask.</w:t>
-      </w:r>
-    </w:p>
-    <w:p>
-      <w:r>
-        <w:t>“Whiskey,” he explained. “Organic. Twelve years old. Who’s with me?”</w:t>
-      </w:r>
-    </w:p>
-    <w:p>
-      <w:r>
-        <w:t>He swept the group with a questioning glance. Ion and Zara showed no reaction. Art smiled politely and shook his head. To avoid awkwardness, I smiled at Fang and shrugged.</w:t>
-      </w:r>
-    </w:p>
-    <w:p>
-      <w:r>
-        <w:t>“That’s the spirit, kid!” Fang exclaimed happily. “Hand me your cup.”</w:t>
-      </w:r>
-    </w:p>
-    <w:p>
-      <w:r>
-        <w:t>I passed him my mug. He unscrewed the flask’s cap, inhaled its scent blissfully, then poured me a generous measure and filled the cap for himself. I added spring water from my bottle. We clinked.</w:t>
-      </w:r>
-    </w:p>
-    <w:p>
-      <w:r>
-        <w:t>“Here’s to this, Mac—may we never run out of quinta!”</w:t>
-      </w:r>
-    </w:p>
-    <w:p>
-      <w:r>
-        <w:t>With that, Fang tossed the contents of the cap into his mouth, grunted with pleasure, and looked at me expectantly. I took a sip as well. The whiskey really was excellent—rich, smoky, with a smooth, mellow finish.</w:t>
-      </w:r>
-    </w:p>
-    <w:p>
-      <w:r>
-        <w:t>I stepped aside and sat down on one of the rocks. Even though Zara had vacated my chair, I didn’t hurry to reclaim it—quietly hoping she might choose it again.</w:t>
-      </w:r>
-    </w:p>
-    <w:p>
-      <w:r>
-        <w:t>Zara took a large metal thermos and a stack of light plastic cups out of her backpack.</w:t>
-      </w:r>
-    </w:p>
-    <w:p>
-      <w:r>
-        <w:t>“Tea. The real kind. Herbal. Picked on slopes where only clouds rise higher.”</w:t>
-      </w:r>
-    </w:p>
-    <w:p>
-      <w:r>
-        <w:t>Ion added nothing to the communal table. He picked up his backpack and moved aside, farther from the fire than anyone else. There, he leaned the pack against a tree and sat down on the ground, resting his back against it and crossing his legs. He placed his hands on his knees, palms up, closed his eyes, and seemed to withdraw completely into himself.</w:t>
-      </w:r>
-    </w:p>
-    <w:p>
-      <w:r>
-        <w:lastRenderedPageBreak/>
-        <w:t>I portioned out the stew for everyone. Ion’s bowl I set down on the grass beside him. Sensing the movement, he opened his eyes, looked at me without any expression, and—without moving or saying a word—closed them again.</w:t>
-      </w:r>
-    </w:p>
-    <w:p>
-      <w:r>
-        <w:t>When I handed a bowl to Zara, she took it and looked up at me. There was still that faint note of amusement in her gaze, but also a polite gratitude. And perhaps—though I may have been deceiving myself—I caught a flicker of something like favor, something that flashed and vanished at once.</w:t>
-      </w:r>
-    </w:p>
-    <w:p>
-      <w:r>
-        <w:t>“Thank you, Mac,” she said, smiling only with her eyes.</w:t>
-      </w:r>
-    </w:p>
-    <w:p>
-      <w:r>
-        <w:t>I felt a wave of embarrassment wash over me again and immediately turned away, irritated with myself for it.</w:t>
-      </w:r>
-    </w:p>
-    <w:p>
-      <w:r>
-        <w:t>I gave Fang the largest portion, taking his build into account. He accepted the bowl and, looking at me questioningly, nodded toward the flask. I thanked him and said there was still some left in my mug. So he poured himself another capful of whiskey, tossed it back with relish, and attacked the stew with infectious appetite.</w:t>
-      </w:r>
-    </w:p>
-    <w:p>
-      <w:r>
-        <w:t>I noticed that Ion had, after all, taken his bowl and was now eating slowly, seemingly paying no attention to the rest of us.</w:t>
-      </w:r>
-    </w:p>
-    <w:p>
-      <w:r>
-        <w:t>I finished my whiskey and joined in.</w:t>
-      </w:r>
-    </w:p>
-    <w:p>
-      <w:r>
-        <w:t>We ate, exchanging glances and brief remarks. Gradually the conversation loosened and began to flow more freely. Art asked where they had come from, and Fang, chewing as he spoke, launched into an explanation:</w:t>
-      </w:r>
-    </w:p>
-    <w:p>
-      <w:r>
-        <w:t xml:space="preserve">“We’ve been </w:t>
-      </w:r>
-      <w:r>
-        <w:rPr>
-          <w:lang w:val="en-US"/>
-        </w:rPr>
-        <w:t>harvesting</w:t>
-      </w:r>
-      <w:r>
-        <w:t xml:space="preserve"> around the new Gates here for two days now. Today we started out along your trail—but almost right away it was clear someone had already passed through. Nothing but </w:t>
-      </w:r>
-      <w:r>
-        <w:t>crumbs</w:t>
-      </w:r>
-      <w:r>
-        <w:t xml:space="preserve"> left. So we veered right, into the spurs. And that’s where it really kicked off! Loads of goodies, and proper pies, too—five times at least. One of them, honestly, was half a cliff!”</w:t>
-      </w:r>
-    </w:p>
-    <w:p>
-      <w:r>
-        <w:t>“Three hundred seventy-eight amphorae,” Zara said without looking up. “I found that one.”</w:t>
-      </w:r>
-    </w:p>
-    <w:p>
-      <w:r>
-        <w:t>I caught something childlike in her voice—a girlish note of pride, even though she tried to hide it. It struck me as incredibly touching, and charming.</w:t>
-      </w:r>
-    </w:p>
-    <w:p>
-      <w:r>
-        <w:t>When I looked at Fang, I saw that he was gazing at Zara with undisguised adoration. A sharp stab of jealousy ran through me.</w:t>
-      </w:r>
-    </w:p>
-    <w:p>
-      <w:r>
-        <w:t>Fang went on. Art listened attentively, nodding, though his eyes had narrowed slightly, with a hint of caution.</w:t>
-      </w:r>
-    </w:p>
-    <w:p>
-      <w:r>
-        <w:t>“So how do we split things tomorrow?” Fang asked, licking his spoon. “Whose trail goes where?”</w:t>
-      </w:r>
-    </w:p>
-    <w:p>
-      <w:r>
-        <w:t>It was as if Art had been waiting for that very question. He didn’t hesitate for a second.</w:t>
-      </w:r>
-    </w:p>
-    <w:p>
-      <w:r>
-        <w:t>“Half a kilometer down the trail there’s an old bridge over the river. That’s where the road splits—one branch continues along this bank, the other crosses the canyon to the far side. Take whichever you like. It’s all the same to us.”</w:t>
-      </w:r>
-    </w:p>
-    <w:p>
-      <w:r>
-        <w:t>Fang slapped his knee and flashed a satisfied grin.</w:t>
-      </w:r>
-    </w:p>
-    <w:p>
-      <w:r>
-        <w:t>“Now that’s what I call business. Then we’ll take the left—through the canyon. Looks like no one’s mowed there yet. Plenty of pies for everyone.”</w:t>
-      </w:r>
-    </w:p>
-    <w:p>
-      <w:r>
-        <w:t>“Agreed,” Art said with a brief nod.</w:t>
-      </w:r>
-    </w:p>
-    <w:p>
-      <w:r>
-        <w:t xml:space="preserve">We finished eating. I gathered the bowls </w:t>
-      </w:r>
-      <w:r>
-        <w:t xml:space="preserve">and spoons </w:t>
-      </w:r>
-      <w:r>
-        <w:t xml:space="preserve">into a trash bag. Zara walked over to the table, picked up the thermos, and unscrewed the lid. The aroma of mountain herbs rose into the air—spicy, slightly </w:t>
-      </w:r>
-      <w:r>
-        <w:lastRenderedPageBreak/>
-        <w:t>sweet. She poured tea into two cups, took one for herself, and, without looking at anyone, returned to her seat. The second cup remained on the table.</w:t>
-      </w:r>
-    </w:p>
-    <w:p>
-      <w:r>
-        <w:t>I don’t know whom she had left that cup for—but I felt an overwhelming urge to take it. Without paying attention to anyone and without think</w:t>
-      </w:r>
-      <w:r>
-        <w:t>ing</w:t>
-      </w:r>
-      <w:r>
-        <w:t xml:space="preserve"> about politeness, I simply walked up, picked up the cup, and carried it back to my seat.</w:t>
-      </w:r>
-    </w:p>
-    <w:p>
-      <w:r>
-        <w:t>As I did, I had the distinct impression of feeling a heavy, unfriendly gaze upon me—perhaps more than one. When I sat down and looked first at Fang, then at Ion, neither of them seemed to be the source. Fang was pouring himself yet another capful of whiskey, and Ion sat in the same posture as before, eyes closed.</w:t>
-      </w:r>
-    </w:p>
-    <w:p>
-      <w:r>
-        <w:t>“Been with the striders long?” Fang asked, tossing back his whiskey and drawing in a loud breath.</w:t>
-      </w:r>
-    </w:p>
-    <w:p>
-      <w:r>
-        <w:t>“Not really,” Art said with a disarming smile. “About five years. Less, actually.”</w:t>
-      </w:r>
-    </w:p>
-    <w:p>
-      <w:r>
-        <w:t>I shrugged. “I’m brand new. Just a few days in.”</w:t>
-      </w:r>
-    </w:p>
-    <w:p>
-      <w:r>
-        <w:t>“So what, you’re not even an Agent yet?” Fang perked up. “Listen—forget them, man. Come with us.”</w:t>
-      </w:r>
-    </w:p>
-    <w:p>
-      <w:r>
-        <w:t>I asked cautiously, “And what would that give me?”</w:t>
-      </w:r>
-    </w:p>
-    <w:p>
-      <w:r>
-        <w:t>Fang’s grin spread wide.</w:t>
-      </w:r>
-    </w:p>
-    <w:p>
-      <w:r>
-        <w:t xml:space="preserve">“What do you </w:t>
-      </w:r>
-      <w:r>
-        <w:rPr>
-          <w:i/>
-          <w:iCs/>
-        </w:rPr>
-        <w:t>mean</w:t>
-      </w:r>
-      <w:r>
-        <w:t>—what? Freedom, brother. We’re free striders. All worlds are open to us. All the quinta is ours. You won’t get that kind of high with the Agency.”</w:t>
-      </w:r>
-    </w:p>
-    <w:p>
-      <w:r>
-        <w:t>“And the Tribe?” I blurted out. “Are you with the Tribe at all?”</w:t>
-      </w:r>
-    </w:p>
-    <w:p>
-      <w:r>
-        <w:t>Fang burst out laughing. I noticed that even quiet Ion let out a short snort without opening his eyes. Zara didn’t react at all—clearly, I’d asked a stupid question.</w:t>
-      </w:r>
-    </w:p>
-    <w:p>
-      <w:r>
-        <w:t>“And who’d tell you that?” Fang laughed. “This guy—” he jerked his head toward Art, “—would rat us out in a heartbeat. In the Tribe, only Alpha knows everyone.”</w:t>
-      </w:r>
-    </w:p>
-    <w:p>
-      <w:r>
-        <w:t>“Alpha?” I echoed.</w:t>
-      </w:r>
-    </w:p>
-    <w:p>
-      <w:r>
-        <w:t>Fang was happy to explain.</w:t>
-      </w:r>
-    </w:p>
-    <w:p>
-      <w:r>
-        <w:t>“It’s simple. Rank and file are Omegas. Cell leaders are Gammas. There are a couple of Betas at the top. And above them all—Alpha. No one’s ever seen him. But everyone knows he exists.”</w:t>
-      </w:r>
-    </w:p>
-    <w:p>
-      <w:r>
-        <w:t>“Alright,” I said, trying to smooth things over and steer away from the topic. “I’ll think about it.”</w:t>
-      </w:r>
-    </w:p>
-    <w:p>
-      <w:r>
-        <w:t>“Do that—while you still can,” Fang chuckled. “And meanwhile, we’ll have a little fun.”</w:t>
-      </w:r>
-    </w:p>
-    <w:p>
-      <w:r>
-        <w:t>He shifted his folding chair slightly away from the fire and settled in. Stretched his legs out, rested his hands on them, and closed his eyes. I noticed the sleeves of his shirt suddenly tighten, forming dense bands—like bracelets—just above his elbows.</w:t>
-      </w:r>
-    </w:p>
-    <w:p>
-      <w:r>
-        <w:t xml:space="preserve">Fang jerked, as if struck by a jolt or a needle. His breathing grew heavy, his eyes flew open. His whole body tensed, as if he were climbing a steep slope. It lasted maybe </w:t>
-      </w:r>
-      <w:r>
-        <w:t>half a minute</w:t>
-      </w:r>
-      <w:r>
-        <w:t>.</w:t>
-      </w:r>
-    </w:p>
-    <w:p>
-      <w:r>
-        <w:t>Then he slowly went slack. Relaxed. And something flared in his eyes—a strange inner fire. His face lit up with a blissful, triumphant smile. His mouth fell open, releasing a long, satisfied moan:</w:t>
-      </w:r>
-    </w:p>
-    <w:p>
-      <w:r>
-        <w:t>“Aaaaah…”</w:t>
-      </w:r>
-    </w:p>
-    <w:p>
-      <w:r>
-        <w:t>I looked to Art, seeking confirmation of what I already suspected. Art gave a short nod.</w:t>
-      </w:r>
-    </w:p>
-    <w:p>
-      <w:r>
-        <w:t>Then I looked at Ion. He was sitting in the same posture as before—legs crossed, hands on his knees, palms up, eyes closed. But now his sleeves, too, had tightened into bracelets. A soft, almost childlike smile had appeared on his face.</w:t>
-      </w:r>
-    </w:p>
-    <w:p>
-      <w:r>
-        <w:lastRenderedPageBreak/>
-        <w:t>Bracing myself for what I might see next, I turned to Zara. And felt a wave of relief.</w:t>
-      </w:r>
-    </w:p>
-    <w:p>
-      <w:r>
-        <w:t>She was unchanged. Holding her cup of tea with both hands, lifted close to her face, apparently savoring the aroma. Her gaze was calm, slightly distant. There were no bands on her sleeves. She looked as she had before.</w:t>
-      </w:r>
-    </w:p>
-    <w:p>
-      <w:r>
-        <w:t>As if to illustrate and confirm my thoughts, Art switched on the Essence Layer again. Zara’s contour and the background around her glowed with the familiar, steady emerald. But around Fang and Ion, a different effect shimmered—a “crown” of short, needle-like rays of pale green light radiating outward from their contours. It reminded me of the solar corona during an eclipse.</w:t>
-      </w:r>
-    </w:p>
-    <w:p>
-      <w:r>
-        <w:t>I shuddered. Watching it was unpleasant—borderline disturbing.</w:t>
-      </w:r>
-    </w:p>
-    <w:p>
-      <w:r>
-        <w:t>To distract myself, I took the pot off the crossbar, grabbed the bottle of dish soap, and headed down to the river to wash it.</w:t>
-      </w:r>
-    </w:p>
-    <w:p>
-      <w:r>
-        <w:t>The night was nearly moonless: a thin, barely visible crescent hung above the mountains. But the sky was ablaze with stars, their light seeming especially bright in the clear, transparent silence.</w:t>
-      </w:r>
-    </w:p>
-    <w:p>
-      <w:r>
-        <w:t>I went down to the river and carefully washed the pot.</w:t>
-      </w:r>
-    </w:p>
-    <w:p>
-      <w:r>
-        <w:t>As I was walking back, a strange, unprovoked sense of fear suddenly washed over me.</w:t>
-      </w:r>
-    </w:p>
-    <w:p>
-      <w:r>
-        <w:t>The trail ahead was drowned in darkness. The campfire was hidden behind a rocky outcrop, and that blackness beyond it seemed to radiate anxiety, threat, something wrong. I had spent dozens of nights in the mountains, both with company and alone, and I had never felt anything like this before.</w:t>
-      </w:r>
-    </w:p>
-    <w:p>
-      <w:r>
-        <w:t>There was no rational reason for alarm. The icon with the number “3” in my mask was still glowing yellow; no threats were being detected nearby. And yet the feeling wouldn’t go away. On the contrary—the closer I got to the camp, the stronger it became.</w:t>
-      </w:r>
-    </w:p>
-    <w:p>
-      <w:r>
-        <w:t>When I rounded the outcrop, I saw the firelight and the striders sitting calmly around it. There was still no sign of danger. I even felt a little embarrassed by my fear and decided not to mention it to Art—just to push it out of my head.</w:t>
-      </w:r>
-    </w:p>
-    <w:p>
-      <w:r>
-        <w:t>The Reds were already resting.</w:t>
-      </w:r>
-    </w:p>
-    <w:p>
-      <w:r>
-        <w:t>Zara was curled up on her side, her head on her backpack, wrapped in a blanket. Ion lay nearby, also on his side, using his pack as a pillow. Fang was sprawled flat on his back on the ground next to his lounger, arms and legs flung wide, breathing heavily and deeply. All three of them looked sound asleep.</w:t>
-      </w:r>
-    </w:p>
-    <w:p>
-      <w:r>
-        <w:t>Art was standing a little apart. When he saw me, he motioned me over. As I came closer, I noticed that the chairs were gone. In their place, on the grass, were two strange objects—something between a sleeping bag and a low, single-person tent. They looked like miniature sarcophagi.</w:t>
-      </w:r>
-    </w:p>
-    <w:p>
-      <w:r>
-        <w:t xml:space="preserve">Art’s calm voice sounded in my </w:t>
-      </w:r>
-      <w:r>
-        <w:t>clip</w:t>
-      </w:r>
-      <w:r>
-        <w:t>.</w:t>
-      </w:r>
-    </w:p>
-    <w:p>
-      <w:r>
-        <w:t>“These are our sleeping pods for the night. Look—the top opens, you climb inside, then close it. The fabric cells adapt on their own: air flows freely, heat stays in.”</w:t>
-      </w:r>
-    </w:p>
-    <w:p>
-      <w:r>
-        <w:t>“Don’t you worry that the Reds might try something?” I asked, finally voicing the thought that had been gnawing at me, switching to voice message as well.</w:t>
-      </w:r>
-    </w:p>
-    <w:p>
-      <w:r>
-        <w:t>Art gave a slight smile.</w:t>
-      </w:r>
-    </w:p>
-    <w:p>
-      <w:r>
-        <w:t xml:space="preserve">“In this situation? Highly unlikely. The Net Aide has identified them, saved their profiles, and uploaded their scans to the cloud. Your mask and </w:t>
-      </w:r>
-      <w:r>
-        <w:t>clip</w:t>
-      </w:r>
-      <w:r>
-        <w:t xml:space="preserve"> have nine cameras—in threat mode they record continuous video and transmit it, along with all sensor data, to remote storage. So yes, they could attack—theoretically. But they wouldn’t be able to escape responsibility. And they know that perfectly well. They’re not stupid enough to risk their freedom like that.”</w:t>
-      </w:r>
-    </w:p>
-    <w:p>
-      <w:r>
-        <w:lastRenderedPageBreak/>
-        <w:t>His explanation calmed me somewhat, though the vague, formless sense of danger still lingered somewhere inside. I forced myself to dismiss it and, following his instructions, climbed into the sleeping pod.</w:t>
-      </w:r>
-    </w:p>
-    <w:p>
-      <w:r>
-        <w:t>The top closed softly, almost fusing shut. I felt myself lying on a comfortable mattress, my head resting on a pillow. The air was fresh; breathing was easy. Inside, it was neither hot nor cold. Despite the fact that it was late spring and nights in the mountains were still quite chilly, I felt warm and unexpectedly comfortable.</w:t>
-      </w:r>
-    </w:p>
-    <w:p>
-      <w:r>
-        <w:t>I tried to relax and fall asleep—but sleep stubbornly refused to come.</w:t>
-      </w:r>
-    </w:p>
-    <w:p>
-      <w:r>
-        <w:t>I tossed and turned for what must have been over an hour before I understood: it was the same anxiety keeping me awake. That sticky sense of unknown danger. And the longer time passed, the stronger it grew.</w:t>
-      </w:r>
-    </w:p>
-    <w:p>
-      <w:r>
-        <w:t>At some point the tension became unbearable. I couldn’t take it anymore. I flipped the top open, got up, and looked around.</w:t>
-      </w:r>
-    </w:p>
-    <w:p>
-      <w:r>
-        <w:t>Everything was quiet. The fire was dying down; beyond its fading glow, complete darkness reigned.</w:t>
-      </w:r>
-    </w:p>
-    <w:p>
-      <w:r>
-        <w:t>I climbed out of the pod without really knowing what I intended to do and headed toward the edge of the outcrop. Reaching the right-hand rock face, I turned toward the trail we had come down earlier.</w:t>
-      </w:r>
-    </w:p>
-    <w:p>
-      <w:r>
-        <w:t>And that’s when I saw it.</w:t>
-      </w:r>
-    </w:p>
-    <w:p>
-      <w:r>
-        <w:t>About ten meters away, near the slope, something was frozen in place.</w:t>
-      </w:r>
-    </w:p>
-    <w:p>
-      <w:r>
-        <w:t>Against the night—already black—it looked far, far darker, like a blot of perfect, absolute darkness. It reflected no glimmer, no shade, no nuance—only a bottomless, mesmerizing void. Something inside me collapsed.</w:t>
-      </w:r>
-    </w:p>
-    <w:p>
-      <w:r>
-        <w:t>A wave of terror crashed over me—physical, almost tangible. It started at the base of my skull, ran down my spine, and flooded my legs, which suddenly went weak. I staggered, barely managing to stay on my feet.</w:t>
-      </w:r>
-    </w:p>
-    <w:p>
-      <w:r>
-        <w:t>And at that exact moment, a calm, distinct voice sounded in my head:</w:t>
-      </w:r>
-    </w:p>
-    <w:p>
-      <w:r>
-        <w:t>“Black Jellyfish.”</w:t>
-      </w:r>
-    </w:p>
-    <w:p>
-      <w:r>
-        <w:t>The blot of darkness shifted and slowly began to creep toward the trail. In the night, a silhouette emerged—indeed resembling a jellyfish, only about the size of a small stool.</w:t>
-      </w:r>
-    </w:p>
-    <w:p>
-      <w:r>
-        <w:t xml:space="preserve">A </w:t>
-      </w:r>
-      <w:r>
-        <w:t>Creature</w:t>
-      </w:r>
-      <w:r>
-        <w:t>.</w:t>
-      </w:r>
-    </w:p>
-    <w:p>
-      <w:r>
-        <w:t xml:space="preserve">A completely ordinary </w:t>
-      </w:r>
-      <w:r>
-        <w:t>Creature</w:t>
-      </w:r>
-      <w:r>
-        <w:t>—one of the many I had seen hundreds, if not thousands of times before.</w:t>
-      </w:r>
-      <w:r>
-        <w:t xml:space="preserve"> </w:t>
-      </w:r>
-      <w:r>
-        <w:t xml:space="preserve">And now, as was their custom, this </w:t>
-      </w:r>
-      <w:r>
-        <w:t>Creature</w:t>
-      </w:r>
-      <w:r>
-        <w:t xml:space="preserve"> had “introduced” itself.</w:t>
-      </w:r>
-    </w:p>
-    <w:p>
-      <w:r>
-        <w:t>The wave of terror vanished instantly.</w:t>
-      </w:r>
-    </w:p>
-    <w:p>
-      <w:r>
-        <w:t>My legs obeyed me again, and I drew a deep, relieved breath.</w:t>
-      </w:r>
-    </w:p>
-    <w:p>
-      <w:r>
-        <w:t xml:space="preserve">“You okay?” Art’s calm voice came through the </w:t>
-      </w:r>
-      <w:r>
-        <w:t>clip</w:t>
-      </w:r>
-      <w:r>
-        <w:t>.</w:t>
-      </w:r>
-    </w:p>
-    <w:p>
-      <w:r>
-        <w:t>I turned. He was standing about ten steps away, watching me closely. The resonator was in his hand.</w:t>
-      </w:r>
-    </w:p>
-    <w:p>
-      <w:r>
-        <w:t xml:space="preserve">“Yes. I’m fine,” I exhaled. “Just a </w:t>
-      </w:r>
-      <w:r>
-        <w:t>Creature</w:t>
-      </w:r>
-      <w:r>
-        <w:t>. A Black Jellyfish. Just… very scary-looking.”</w:t>
-      </w:r>
-    </w:p>
-    <w:p>
-      <w:r>
-        <w:t>“Yes, I saw it,” Art nodded. “Impressive, I’ll give you that.”</w:t>
-      </w:r>
-    </w:p>
-    <w:p>
-      <w:r>
-        <w:t xml:space="preserve">We waited until the </w:t>
-      </w:r>
-      <w:r>
-        <w:t>Creature</w:t>
-      </w:r>
-      <w:r>
-        <w:t xml:space="preserve"> had crawled away and then headed back to the camp. I automatically glanced at the Reds.</w:t>
-      </w:r>
-    </w:p>
-    <w:p>
-      <w:r>
-        <w:t>Fang and Ion were lying exactly where they had been, as if asleep.</w:t>
-      </w:r>
-    </w:p>
-    <w:p>
-      <w:r>
-        <w:t>But Zara was gone.</w:t>
-      </w:r>
-    </w:p>
-    <w:p>
-      <w:r>
-        <w:t>Panic flared in my chest—only to be extinguished instantly by Art’s short, firm phrase:</w:t>
-      </w:r>
-    </w:p>
-    <w:p>
-      <w:r>
-        <w:lastRenderedPageBreak/>
-        <w:t>“It’s all right. Zara, you can come out. There’s no danger.”</w:t>
-      </w:r>
-    </w:p>
-    <w:p>
-      <w:r>
-        <w:t>A silhouette detached itself from one of the trees.</w:t>
-      </w:r>
-    </w:p>
-    <w:p>
-      <w:r>
-        <w:t>It was Zara.</w:t>
-      </w:r>
-    </w:p>
-    <w:p>
-      <w:r>
-        <w:t>She approached us unhurriedly. She was holding a resonator as well.</w:t>
-      </w:r>
-    </w:p>
-    <w:p>
-      <w:r>
-        <w:t>“What happened?” she asked. Her voice was calm, but there was tension beneath it, carefully restrained.</w:t>
-      </w:r>
-    </w:p>
-    <w:p>
-      <w:r>
-        <w:t>Art gave a brief explanation of what had occurred. Zara nodded silently, turned, walked back to her pack without a word, lay down under the blanket, and seemed to fall asleep almost instantly.</w:t>
-      </w:r>
-    </w:p>
-    <w:p>
-      <w:r>
-        <w:t>I was struck by her steadiness. I was still trembling slightly, feeling weak, lightheaded. I sat down on a rock and tried to calm myself.</w:t>
-      </w:r>
-    </w:p>
-    <w:p>
-      <w:r>
-        <w:t>Art came over and stopped beside me.</w:t>
-      </w:r>
-    </w:p>
-    <w:p>
-      <w:r>
-        <w:t>“You know,” he said thoughtfully, “I think I’ve seen that Creature before. Yesterday morning, when we were leaving Lemar’s place. It was on the square, some distance away. It just didn’t look quite so black back then.”</w:t>
-      </w:r>
-    </w:p>
-    <w:p>
-      <w:r>
-        <w:t>I tried to remember. Yes—one of the Creatures drifting among the tourists and reporters might have looked similar to the Black Jellyfish. But I wasn’t sure.</w:t>
-      </w:r>
-    </w:p>
-    <w:p>
-      <w:pPr>
-        <w:rPr>
-          <w:lang w:val="en-US"/>
-        </w:rPr>
-      </w:pPr>
-      <w:r>
-        <w:t>“Interesting,” Art said quietly. “I’ve never heard of a Creature following someone. Though…”</w:t>
-      </w:r>
-    </w:p>
-    <w:p>
-      <w:pPr>
-        <w:rPr>
-          <w:lang w:val="en-US"/>
-        </w:rPr>
-      </w:pPr>
-      <w:r>
-        <w:t>He broke off.</w:t>
-      </w:r>
-    </w:p>
-    <w:p>
-      <w:r>
-        <w:t>“Never mind. Not now. Let’s get some sleep. Drink some water and try to rest. Good night.”</w:t>
-      </w:r>
-    </w:p>
-    <w:p>
-      <w:r>
-        <w:t>He returned to his “sarcophagus” and closed it over himself.</w:t>
-      </w:r>
-    </w:p>
-    <w:p>
-      <w:r>
-        <w:t>I followed his advice. Sitting on the rock, I took out my bottle of spring water and drank slowly, in small sips. It helped. The last remnants of anxiety gradually dissolved, and I felt calm again. I screwed the cap back on, stowed the bottle in my pack, lay down in the pod—and, to my own surprise, fell asleep almost immediately.</w:t>
-      </w:r>
-    </w:p>
-    <w:p>
-      <w:r>
-        <w:t>…</w:t>
-      </w:r>
-    </w:p>
-    <w:p>
-      <w:r>
-        <w:t>When I woke and opened the top, it was already late morning.</w:t>
-      </w:r>
-    </w:p>
-    <w:p>
-      <w:r>
-        <w:t xml:space="preserve">I got up and saw that Fang and Ion were still asleep, stretched out on the grass in the same spots. </w:t>
-      </w:r>
-      <w:r>
-        <w:rPr>
-          <w:lang w:val="en-US"/>
-        </w:rPr>
-        <w:t xml:space="preserve">The pot </w:t>
-      </w:r>
-      <w:r>
-        <w:t>was hanging over the fire, water boiling inside. Art was sitting on a rock with a mug in his hands, and Zara was perched on her fully assembled backpack. Thin wisps of steam rose from their mugs.</w:t>
-      </w:r>
-    </w:p>
-    <w:p>
-      <w:r>
-        <w:t>Noticing me, Art lifted his mug in greeting.</w:t>
-      </w:r>
-    </w:p>
-    <w:p>
-      <w:r>
-        <w:t>“Morning, Mac. Want some coffee?”</w:t>
-      </w:r>
-    </w:p>
-    <w:p>
-      <w:r>
-        <w:t>“Morning,” I nodded, coming closer. “I’d love some.”</w:t>
-      </w:r>
-    </w:p>
-    <w:p>
-      <w:r>
-        <w:t xml:space="preserve">Art took another mug from the “table” and began pouring coffee from the </w:t>
-      </w:r>
-      <w:r>
-        <w:t>pot</w:t>
-      </w:r>
-      <w:r>
-        <w:t>. I glanced at Zara.</w:t>
-      </w:r>
-    </w:p>
-    <w:p>
-      <w:r>
-        <w:t>She met my gaze… and smiled.</w:t>
-      </w:r>
-    </w:p>
-    <w:p>
-      <w:r>
-        <w:t>It was a smile I hadn’t expected, hadn’t dared hope for—light, soft, kind. Beautiful. In that instant, I felt completely, unreasonably happy.</w:t>
-      </w:r>
-    </w:p>
-    <w:p>
-      <w:r>
-        <w:t>“Hi,” she said, then immediately looked away. It sounded as if we’d known each other for a very long time—and at the same time, as if we were at least good friends already.</w:t>
-      </w:r>
-    </w:p>
-    <w:p>
-      <w:r>
-        <w:lastRenderedPageBreak/>
-        <w:t>“Hi…” I muttered, still staring at her, slightly dazed. Only when Art handed me the mug did I come back to myself, take it, and sip the hot, fragrant coffee.</w:t>
-      </w:r>
-    </w:p>
-    <w:p>
-      <w:r>
-        <w:t>“Time to pack up,” Art said, pulling me back to reality. “Work’s waiting.”</w:t>
-      </w:r>
-    </w:p>
-    <w:p>
-      <w:r>
-        <w:t>“Right,” I said quickly, turning to gather my things.</w:t>
-      </w:r>
-    </w:p>
-    <w:p>
-      <w:r>
-        <w:t xml:space="preserve">When the packs were ready, I </w:t>
-      </w:r>
-      <w:r>
-        <w:rPr>
-          <w:lang w:val="en-US"/>
-        </w:rPr>
-        <w:t>emptied the pot</w:t>
-      </w:r>
-      <w:r>
-        <w:t>, and set it down in the grass to cool.</w:t>
-      </w:r>
-    </w:p>
-    <w:p>
-      <w:r>
-        <w:t>“Well,” Art said, “time to say goodbye.”</w:t>
-      </w:r>
-    </w:p>
-    <w:p>
-      <w:r>
-        <w:t>“Yes,” Zara nodded thoughtfully. “I’ll wake them,” she gestured toward Fang and Ion, “and we’ll head out too.”</w:t>
-      </w:r>
-    </w:p>
-    <w:p>
-      <w:r>
-        <w:t>She extended her hand to Art.</w:t>
-      </w:r>
-    </w:p>
-    <w:p>
-      <w:r>
-        <w:t>“Take care, Art.”</w:t>
-      </w:r>
-    </w:p>
-    <w:p>
-      <w:r>
-        <w:t>He shook her hand and smiled. Then she turned to me.</w:t>
-      </w:r>
-    </w:p>
-    <w:p>
-      <w:r>
-        <w:t>“Bye, Mac.”</w:t>
-      </w:r>
-    </w:p>
-    <w:p>
-      <w:r>
-        <w:t>She looked up and held out her hand.</w:t>
-      </w:r>
-    </w:p>
-    <w:p>
-      <w:r>
-        <w:t xml:space="preserve">I shook it, </w:t>
-      </w:r>
-      <w:r>
-        <w:rPr>
-          <w:lang w:val="en-US"/>
-        </w:rPr>
-        <w:t>gently</w:t>
-      </w:r>
-      <w:r>
-        <w:t>—and in that same second, the realization hit me: we were parting now. And we might never meet again.</w:t>
-      </w:r>
-    </w:p>
-    <w:p>
-      <w:r>
-        <w:t>My heart dropped. A sharp wave of panic and despair washed over me.</w:t>
-      </w:r>
-    </w:p>
-    <w:p>
-      <w:r>
-        <w:t>As if reading my thoughts, Zara held my hand for a moment longer, then said:</w:t>
-      </w:r>
-    </w:p>
-    <w:p>
-      <w:r>
-        <w:t xml:space="preserve">“I gave Art my </w:t>
-      </w:r>
-      <w:r>
-        <w:t>Net</w:t>
-      </w:r>
-      <w:r>
-        <w:t xml:space="preserve"> ID. </w:t>
-      </w:r>
-      <w:r>
-        <w:t>Y</w:t>
-      </w:r>
-      <w:r>
-        <w:t>ou don’t have a terminal yet. If you want, you can get it from him later. Maybe someday we’ll talk again… or message.”</w:t>
-      </w:r>
-    </w:p>
-    <w:p>
-      <w:r>
-        <w:t>She smiled once more.</w:t>
-      </w:r>
-    </w:p>
-    <w:p>
-      <w:r>
-        <w:t>I felt an overwhelming relief, as if I’d been pulled back from the edge. She turned and walked away.</w:t>
-      </w:r>
-    </w:p>
-    <w:p>
-      <w:r>
-        <w:t>Art gave me a gentle tug at the elbow. I obediently turned and followed him.</w:t>
-      </w:r>
-    </w:p>
-    <w:p>
-      <w:r>
-        <w:t xml:space="preserve">“Don’t forget the </w:t>
-      </w:r>
-      <w:r>
-        <w:t>pot</w:t>
-      </w:r>
-      <w:r>
-        <w:t>,” he said, a hint of amusement in his voice.</w:t>
-      </w:r>
-    </w:p>
-    <w:p>
-      <w:r>
-        <w:t>I went back, grabbed it, and before catching up with Art, glanced once more at Zara’s retreating figure. Then I turned sharply and hurried after him.</w:t>
-      </w:r>
-    </w:p>
-    <w:p>
-      <w:r>
-        <w:br w:type="page"/>
-      </w:r>
-    </w:p>
-    <w:p>
-      <w:pPr>
-        <w:pStyle w:val="Heading1"/>
-      </w:pPr>
-      <w:r>
-        <w:lastRenderedPageBreak/>
-        <w:t>Chapter 9. The First Ones</w:t>
-      </w:r>
-    </w:p>
-    <w:p>
-      <w:r>
-        <w:t>We got back to work. As before, we split up on either side of the trail—the foothills stretched gently away in both directions, covered in short grass, easy enough to walk across. Almost immediately I spotted the first decent nugget, told Art about it, and he moved in to collect.</w:t>
       </w:r>
     </w:p>
     <w:p>
@@ -6349,6 +4394,1098 @@
         </w:rPr>
       </w:pPr>
       <w:r>
+        <w:rPr>
+          <w:i/>
+          <w:iCs/>
+        </w:rPr>
+        <w:t>beep-beep-beep-beep-beep!</w:t>
+      </w:r>
+    </w:p>
+    <w:p>
+      <w:r>
+        <w:t>—and the glow turned harsh, crimson red.</w:t>
+      </w:r>
+    </w:p>
+    <w:p>
+      <w:r>
+        <w:t>“That’s when the lens is pointed at you and the resonator has locked you as a target. I won’t demonstrate—I think the idea is clear. Your response: drop to the ground immediately, preferably with your feet toward the threat. Your most vulnerable area is your head. Once you’re down, crawl or roll behind cover. The odds that the impulse won’t take effect are actually not that bad.”</w:t>
+      </w:r>
+    </w:p>
+    <w:p>
+      <w:r>
+        <w:t>Hearing that, I felt a surge of relief. I wasn’t a helpless target after all. Survival was possible—and a lot depended on me.</w:t>
+      </w:r>
+    </w:p>
+    <w:p>
+      <w:r>
+        <w:t>“Short version,” Art summarized. “Yellow—locate and observe. Orange—hide. Red—don’t think, drop and roll to cover.”</w:t>
+      </w:r>
+    </w:p>
+    <w:p>
+      <w:r>
+        <w:t>He returned the resonator to the whitelist. The sounds faded, the mesh calmed back to green—and then vanished entirely.</w:t>
+      </w:r>
+    </w:p>
+    <w:p>
+      <w:r>
+        <w:t>“One more thing, just so you know. You’ll only see and hear a shot if you’re wearing both the mask and the clip. The beam is blue for freezing, white for forgetting, with corresponding firing sounds—both unpleasant. Those are just markers generated by the Net Aide. In the real world, a resonator shot is silent, and the impulse itself is invisible. That’s about all you need to remember on this rather unpleasant topic.”</w:t>
+      </w:r>
+    </w:p>
+    <w:p>
+      <w:r>
+        <w:t>He gave an awkward smile, almost apologetic.</w:t>
+      </w:r>
+    </w:p>
+    <w:p>
+      <w:r>
+        <w:t>“Got it,” I nodded. “No questions.”</w:t>
+      </w:r>
+    </w:p>
+    <w:p>
+      <w:r>
+        <w:t>We split up again and moved on.</w:t>
+      </w:r>
+    </w:p>
+    <w:p>
+      <w:r>
+        <w:t>Nuggets were appearing more frequently now. Some were quite large—several hundred amphoras, with levels of two hundred quints or more. More often they were modest finds, but each one still sparked the same hunter’s—or mushroom picker’s—thrill. At first Art and I tried to keep count, even joked about competing, but before long we were so absorbed that we lost track.</w:t>
+      </w:r>
+    </w:p>
+    <w:p>
+      <w:r>
+        <w:t>The sun began to sink toward the horizon, and long blue shadows stretched across the slopes. Art said his box was over four thousand amphoras full—more than enough for a single day.</w:t>
+      </w:r>
+    </w:p>
+    <w:p>
+      <w:r>
+        <w:t>We exchanged a look and, without saying a word, started searching for a place to spend the night.</w:t>
+      </w:r>
+    </w:p>
+    <w:p>
+      <w:r>
+        <w:br w:type="page"/>
+      </w:r>
+    </w:p>
+    <w:p>
+      <w:pPr>
+        <w:pStyle w:val="Heading1"/>
+      </w:pPr>
+      <w:r>
+        <w:lastRenderedPageBreak/>
+        <w:t>Chapter 8. Camping</w:t>
+      </w:r>
+    </w:p>
+    <w:p>
+      <w:r>
+        <w:t>The clearing we chose for the night turned out to be unexpectedly cozy and picturesque. It nestled between two rocky outcrops of the neighboring mountain: behind us rose a steep, forested slope; to the left, beyond a ledge, the river shimmered in the dusk; and to the right, a dozen meters away, ran a trail, from which we were hidden by a rocky spur. Another pleasant surprise—and a stroke of real luck—was that, when we went down to the river, we found a spring nearby, emerging from a crack in the rock and flowing straight into the river. The spring was wonderfully cold, and its taste struck me as possessing the subtlest bouquet, like an expensive wine. We drank our fill and topped up our bottles, which by then were nearly empty.</w:t>
+      </w:r>
+    </w:p>
+    <w:p>
+      <w:r>
+        <w:t>The grass in the clearing was soft. Young trees grew here and there, and boulders lay scattered among smaller stones. One of them—flat and conveniently shaped—I immediately designated as the “main table,” while the others I used to build a fire pit.</w:t>
+      </w:r>
+    </w:p>
+    <w:p>
+      <w:r>
+        <w:t>Art emptied his backpack and began doing something odd with it: unfastening, refastening, and at times seeming almost to tear the fabric apart.</w:t>
+      </w:r>
+    </w:p>
+    <w:p>
+      <w:r>
+        <w:t>I took a small axe from my gear and went to gather firewood. When I returned—an armful of branches in one hand and a dry sapling dragged behind me in the other—I was met with an unexpected sight: two small but quite comfortable chairs with mesh seats and backs stood by the “table.” Art was already settled into one of them, leaning back with his legs stretched out.</w:t>
+      </w:r>
+    </w:p>
+    <w:p>
+      <w:r>
+        <w:t>“They’ll turn into sleeping bags later,” he remarked casually, and once again I marveled at the “magical” properties of formin.</w:t>
+      </w:r>
+    </w:p>
+    <w:p>
+      <w:r>
+        <w:t>I fashioned stakes with a crossbar from the sapling, hung the pot over the fire pit, lit the fire, and set about making shepherd’s stew—a dish without which no picnic of mine ever felt complete.</w:t>
+      </w:r>
+    </w:p>
+    <w:p>
+      <w:r>
+        <w:t>First I fried the bacon, then the meat, followed by onions and carrots. Art watched the process with genuine interest, asking questions from time to time. When the vegetables and meat were coated in a golden crust, I added my “signature” spice mix, let it bloom, and finally tossed in the potatoes, a bit of water, and salt. All that remained was to stir and wait.</w:t>
+      </w:r>
+    </w:p>
+    <w:p>
+      <w:r>
+        <w:t>Soon an appetizing aroma spread through the clearing—the stew was clearly a success. By then, dusk had begun to slide into night, and the first stars lit up over the mountains.</w:t>
+      </w:r>
+    </w:p>
+    <w:p>
+      <w:r>
+        <w:t>And that was when they appeared.</w:t>
+      </w:r>
+    </w:p>
+    <w:p>
+      <w:r>
+        <w:t xml:space="preserve">I had just tasted the stew and noted to myself that this batch had turned out especially well when a long, drawn-out </w:t>
+      </w:r>
+      <w:r>
+        <w:rPr>
+          <w:i/>
+          <w:iCs/>
+        </w:rPr>
+        <w:t>beeeep</w:t>
+      </w:r>
+      <w:r>
+        <w:t xml:space="preserve"> sounded in my clip. I flinched. Beside the green icon with the number “1,” a new yellow one appeared, glowing with the number “3.”</w:t>
+      </w:r>
+    </w:p>
+    <w:p>
+      <w:r>
+        <w:t>I shot a glance at Art. He was already on his feet, staring into the darkness toward the trail. I followed his gaze and saw three glowing yellow dots on my mask’s display—resonators in passive mode.</w:t>
+      </w:r>
+    </w:p>
+    <w:p>
+      <w:r>
+        <w:t>They were coming closer.</w:t>
+      </w:r>
+    </w:p>
+    <w:p>
+      <w:r>
+        <w:t>A moment later, three figures stepped out of the darkness. Two men and a woman.</w:t>
+      </w:r>
+    </w:p>
+    <w:p>
+      <w:r>
+        <w:t>Without making a show of it, Art brought up the Essence layer.</w:t>
+      </w:r>
+    </w:p>
+    <w:p>
+      <w:r>
+        <w:t>The difference was immediately obvious. The emerald glow around them was noticeably darker than the background. I blinked, focusing—and then noticed dark green patches at their belts: boxes, and judging by their intensity, far from empty. A second later my eyes caught on the masks covering their faces and the thin clips at their temples.</w:t>
+      </w:r>
+    </w:p>
+    <w:p>
+      <w:r>
+        <w:t>The picture came together.</w:t>
+      </w:r>
+    </w:p>
+    <w:p>
+      <w:r>
+        <w:t>Striders.</w:t>
+      </w:r>
+    </w:p>
+    <w:p>
+      <w:r>
+        <w:lastRenderedPageBreak/>
+        <w:t>“We followed the smell,” said the one standing closest to us, grinning. “Like wolves. Mind if we join you?”</w:t>
+      </w:r>
+    </w:p>
+    <w:p>
+      <w:r>
+        <w:t>He was massive—like an armored door come to life. Tall, heavily built, with shoulders that looked as if they’d been hewn with an axe. He wore a thick shirt, a leather vest, and loose trousers with countless pockets, tucked into high lace-up boots. A backpack hung from his shoulders, and at his belt rested a resonator wrapped in a faintly glowing yellow mesh.</w:t>
+      </w:r>
+    </w:p>
+    <w:p>
+      <w:r>
+        <w:t>His long, coal-black hair was tied back in a ponytail, but a heavy lock hung over one eye, giving the unsettling impression that he was looking at me through a gunsight. A mocking smile twisted his mouth beneath a neatly trimmed goatee. He carried himself with confidence and challenge, like someone who knew exactly the impression he made. I caught myself noticing that, despite his intimidating presence and the tension of the moment, there was an undeniable charisma about him.</w:t>
+      </w:r>
+    </w:p>
+    <w:p>
+      <w:r>
+        <w:t>The other two stood slightly behind him, in the shadows, and I couldn’t make them out right away.</w:t>
+      </w:r>
+    </w:p>
+    <w:p>
+      <w:r>
+        <w:t>“Of course. Come in, make yourselves comfortable,” Art said. I caught a faint strain in his voice. “My name’s Art.”</w:t>
+      </w:r>
+    </w:p>
+    <w:p>
+      <w:r>
+        <w:t>“I’m Mac,” I added, raising a hand.</w:t>
+      </w:r>
+    </w:p>
+    <w:p>
+      <w:r>
+        <w:t>“And I’m Fang,” the big man grinned. “Take a guess why.”</w:t>
+      </w:r>
+    </w:p>
+    <w:p>
+      <w:r>
+        <w:t>He smiled wide, and I noticed what immediately stood out: his upper canines were longer than normal—and in the Essence layer, they glowed a dense, dark green.</w:t>
+      </w:r>
+    </w:p>
+    <w:p>
+      <w:r>
+        <w:t>“Mini-boxes,” Fang explained, catching our look. “Emergency reserve. In case things get tight and there’s no quinta handy.”</w:t>
+      </w:r>
+    </w:p>
+    <w:p>
+      <w:r>
+        <w:t>If I’d had any doubts left, they vanished completely.</w:t>
+      </w:r>
+    </w:p>
+    <w:p>
+      <w:r>
+        <w:t>These were Reds.</w:t>
+      </w:r>
+    </w:p>
+    <w:p>
+      <w:r>
+        <w:t>Fang dropped his backpack to the ground and sat down on it, stretching his legs with a weary sigh. I noticed how the pack immediately began to reshape itself, transforming into something like a low chair or a lounger.</w:t>
+      </w:r>
+    </w:p>
+    <w:p>
+      <w:r>
+        <w:t>The second Red behaved differently. He walked up to the fire, unhurriedly took off his backpack, and carefully set it aside. Then he squatted down and held his palms out to the warmth. Lean, of average height, with straight light-colored hair of medium length, pale skin, and gray eyes. A narrow face, a calm, slightly absent gaze. His appearance was utterly neutral—so much so that the eye slid past him without catching.</w:t>
+      </w:r>
+    </w:p>
+    <w:p>
+      <w:r>
+        <w:t>“I’m Ion,” he said quietly, in a calm, slightly muffled voice. “Do you know what an ion is? A charged particle.”</w:t>
+      </w:r>
+    </w:p>
+    <w:p>
+      <w:r>
+        <w:t>“Is Ion your name,” I asked, mostly just to keep the conversation going, “or a nickname?”</w:t>
+      </w:r>
+    </w:p>
+    <w:p>
+      <w:r>
+        <w:t>He shot me a quick, attentive glance.</w:t>
+      </w:r>
+    </w:p>
+    <w:p>
+      <w:r>
+        <w:t>“Ion is what I am. You know that people are nothing but elementary particles? Most of them are neutral—they neither attract nor repel. And I’m a charged one. An ion.”</w:t>
+      </w:r>
+    </w:p>
+    <w:p>
+      <w:r>
+        <w:t>I thought that his appearance gave exactly the opposite impression. And that, apparently, was a sore point for him.</w:t>
+      </w:r>
+    </w:p>
+    <w:p>
+      <w:r>
+        <w:t>“Oh, Ion, don’t start again,” Fang grumbled irritably, settling more comfortably into what was now a fully formed lounger.</w:t>
+      </w:r>
+    </w:p>
+    <w:p>
+      <w:r>
+        <w:t>Ion smirked, staring thoughtfully into the fire. He clearly had no intention of elaborating.</w:t>
+      </w:r>
+    </w:p>
+    <w:p>
+      <w:r>
+        <w:t>So I shifted my attention to the third of them.</w:t>
+      </w:r>
+    </w:p>
+    <w:p>
+      <w:r>
+        <w:t>It was her. Zara.</w:t>
+      </w:r>
+    </w:p>
+    <w:p>
+      <w:r>
+        <w:lastRenderedPageBreak/>
+        <w:t>Up to that point she had stayed aside, remaining in the shadows. Now she stepped forward—and into the firelight. Unlike Fang or Ion, she needed neither flamboyant gestures nor cryptic phrases. It was enough for her simply to appear.</w:t>
+      </w:r>
+    </w:p>
+    <w:p>
+      <w:r>
+        <w:t>Huge, mesmerizing light-brown eyes, deep and captivating, framed by long, slightly curved lashes. Perfectly smooth skin, faintly sun-kissed, that seemed to glow from within. A precise line of luxurious eyebrows. Sensual, softly full lips. A flawlessly shaped nose, cheekbones, and chin. Her hair—jet black and glossy—was styled in a short cut that framed her face beautifully and emphasized its expressive features.</w:t>
+      </w:r>
+    </w:p>
+    <w:p>
+      <w:r>
+        <w:t>Zara’s figure was slim, but not model-thin—rather softly full, with graceful curves, toned and supple at the same time. Her movements were smooth, fluid, effortlessly elegant.</w:t>
+      </w:r>
+    </w:p>
+    <w:p>
+      <w:r>
+        <w:t>I couldn’t even recall what she was wearing. The clothes dissolved into insignificance. All attention was drawn to her. Not just to her striking beauty, but to the energy radiating from within—a sense of vitality, of presence. It felt as if the space around her grew denser, more alive.</w:t>
+      </w:r>
+    </w:p>
+    <w:p>
+      <w:r>
+        <w:t>“Hi,” she said. “I’m Zara. That’s my name.”</w:t>
+      </w:r>
+    </w:p>
+    <w:p>
+      <w:r>
+        <w:t>She gave the last words a particular intonation, casting me a faintly amused glance. Only then did I realize that I had been standing there the whole time with a spoon in my hand. I hastily and awkwardly hid it behind my back and felt myself flush.</w:t>
+      </w:r>
+    </w:p>
+    <w:p>
+      <w:r>
+        <w:t xml:space="preserve">Without a word, Zara walked over and sat down in </w:t>
+      </w:r>
+      <w:r>
+        <w:rPr>
+          <w:i/>
+          <w:iCs/>
+        </w:rPr>
+        <w:t>my</w:t>
+      </w:r>
+      <w:r>
+        <w:t xml:space="preserve"> chair, setting her backpack beside it.</w:t>
+      </w:r>
+    </w:p>
+    <w:p>
+      <w:r>
+        <w:t>The awkward pause was broken by Art. With his usual ease and a lightly ironic smile, he invited everyone “to the table.” His tone immediately defused the tension. I followed his lead—confirmed that there was plenty of stew for everyone, pulled disposable bowls and spoons from my pack, and began ladling out the hot dish. Steam rose in thick curls, the aroma wrapped around us, and seemed to dissolve whatever tension remained. The Reds visibly relaxed and began settling in, each finding a spot that suited them.</w:t>
+      </w:r>
+    </w:p>
+    <w:p>
+      <w:r>
+        <w:t>Fang rummaged through his backpack and, with a satisfied look, pulled out and placed on the “table” a rather large, flat metal flask.</w:t>
+      </w:r>
+    </w:p>
+    <w:p>
+      <w:r>
+        <w:t>“Whiskey,” he explained. “Organic. Twelve years old. Who’s with me?”</w:t>
+      </w:r>
+    </w:p>
+    <w:p>
+      <w:r>
+        <w:t>He swept the group with a questioning glance. Ion and Zara showed no reaction. Art smiled politely and shook his head. To avoid awkwardness, I smiled at Fang and shrugged.</w:t>
+      </w:r>
+    </w:p>
+    <w:p>
+      <w:r>
+        <w:t>“That’s the spirit, kid!” Fang exclaimed happily. “Hand me your cup.”</w:t>
+      </w:r>
+    </w:p>
+    <w:p>
+      <w:r>
+        <w:t>I passed him my mug. He unscrewed the flask’s cap, inhaled its scent blissfully, then poured me a generous measure and filled the cap for himself. I added spring water from my bottle. We clinked.</w:t>
+      </w:r>
+    </w:p>
+    <w:p>
+      <w:r>
+        <w:t>“Here’s to this, Mac—may we never run out of quinta!”</w:t>
+      </w:r>
+    </w:p>
+    <w:p>
+      <w:r>
+        <w:t>With that, Fang tossed the contents of the cap into his mouth, grunted with pleasure, and looked at me expectantly. I took a sip as well. The whiskey really was excellent—rich, smoky, with a smooth, mellow finish.</w:t>
+      </w:r>
+    </w:p>
+    <w:p>
+      <w:r>
+        <w:t>I stepped aside and sat down on one of the rocks. Even though Zara had vacated my chair, I didn’t hurry to reclaim it—quietly hoping she might choose it again.</w:t>
+      </w:r>
+    </w:p>
+    <w:p>
+      <w:r>
+        <w:t>Zara took a large metal thermos and a stack of light plastic cups out of her backpack.</w:t>
+      </w:r>
+    </w:p>
+    <w:p>
+      <w:r>
+        <w:t>“Tea. The real kind. Herbal. Picked on slopes where only clouds rise higher.”</w:t>
+      </w:r>
+    </w:p>
+    <w:p>
+      <w:r>
+        <w:t>Ion added nothing to the communal table. He picked up his backpack and moved aside, farther from the fire than anyone else. There, he leaned the pack against a tree and sat down on the ground, resting his back against it and crossing his legs. He placed his hands on his knees, palms up, closed his eyes, and seemed to withdraw completely into himself.</w:t>
+      </w:r>
+    </w:p>
+    <w:p>
+      <w:r>
+        <w:lastRenderedPageBreak/>
+        <w:t>I portioned out the stew for everyone. Ion’s bowl I set down on the grass beside him. Sensing the movement, he opened his eyes, looked at me without any expression, and—without moving or saying a word—closed them again.</w:t>
+      </w:r>
+    </w:p>
+    <w:p>
+      <w:r>
+        <w:t>When I handed a bowl to Zara, she took it and looked up at me. There was still that faint note of amusement in her gaze, but also a polite gratitude. And perhaps—though I may have been deceiving myself—I caught a flicker of something like favor, something that flashed and vanished at once.</w:t>
+      </w:r>
+    </w:p>
+    <w:p>
+      <w:r>
+        <w:t>“Thank you, Mac,” she said, smiling only with her eyes.</w:t>
+      </w:r>
+    </w:p>
+    <w:p>
+      <w:r>
+        <w:t>I felt a wave of embarrassment wash over me again and immediately turned away, irritated with myself for it.</w:t>
+      </w:r>
+    </w:p>
+    <w:p>
+      <w:r>
+        <w:t>I gave Fang the largest portion, taking his build into account. He accepted the bowl and, looking at me questioningly, nodded toward the flask. I thanked him and said there was still some left in my mug. So he poured himself another capful of whiskey, tossed it back with relish, and attacked the stew with infectious appetite.</w:t>
+      </w:r>
+    </w:p>
+    <w:p>
+      <w:r>
+        <w:t>I noticed that Ion had, after all, taken his bowl and was now eating slowly, seemingly paying no attention to the rest of us.</w:t>
+      </w:r>
+    </w:p>
+    <w:p>
+      <w:r>
+        <w:t>I finished my whiskey and joined in.</w:t>
+      </w:r>
+    </w:p>
+    <w:p>
+      <w:r>
+        <w:t>We ate, exchanging glances and brief remarks. Gradually the conversation loosened and began to flow more freely. Art asked where they had come from, and Fang, chewing as he spoke, launched into an explanation:</w:t>
+      </w:r>
+    </w:p>
+    <w:p>
+      <w:r>
+        <w:t>“We’ve been harvesting around the new Gates here for two days now. Today we started out along your trail—but almost right away it was clear someone had already passed through. Nothing but crumbs left. So we veered right, into the spurs. And that’s where it really kicked off! Loads of goodies, and proper pies, too—five times at least. One of them, honestly, was half a cliff!”</w:t>
+      </w:r>
+    </w:p>
+    <w:p>
+      <w:r>
+        <w:t>“Three hundred seventy-eight amphorae,” Zara said without looking up. “I found that one.”</w:t>
+      </w:r>
+    </w:p>
+    <w:p>
+      <w:r>
+        <w:t>I caught something childlike in her voice—a girlish note of pride, even though she tried to hide it. It struck me as incredibly touching, and charming.</w:t>
+      </w:r>
+    </w:p>
+    <w:p>
+      <w:r>
+        <w:t>When I looked at Fang, I saw that he was gazing at Zara with undisguised adoration. A sharp stab of jealousy ran through me.</w:t>
+      </w:r>
+    </w:p>
+    <w:p>
+      <w:r>
+        <w:t>Fang went on. Art listened attentively, nodding, though his eyes had narrowed slightly, with a hint of caution.</w:t>
+      </w:r>
+    </w:p>
+    <w:p>
+      <w:r>
+        <w:t>“So how do we split things tomorrow?” Fang asked, licking his spoon. “Whose trail goes where?”</w:t>
+      </w:r>
+    </w:p>
+    <w:p>
+      <w:r>
+        <w:t>It was as if Art had been waiting for that very question. He didn’t hesitate for a second.</w:t>
+      </w:r>
+    </w:p>
+    <w:p>
+      <w:r>
+        <w:t>“Half a kilometer down the trail there’s an old bridge over the river. That’s where the road splits—one branch continues along this bank, the other crosses the canyon to the far side. Take whichever you like. It’s all the same to us.”</w:t>
+      </w:r>
+    </w:p>
+    <w:p>
+      <w:r>
+        <w:t>Fang slapped his knee and flashed a satisfied grin.</w:t>
+      </w:r>
+    </w:p>
+    <w:p>
+      <w:r>
+        <w:t>“Now that’s what I call business. Then we’ll take the left—through the canyon. Looks like no one’s mowed there yet. Plenty of pies for everyone.”</w:t>
+      </w:r>
+    </w:p>
+    <w:p>
+      <w:r>
+        <w:t>“Agreed,” Art said with a brief nod.</w:t>
+      </w:r>
+    </w:p>
+    <w:p>
+      <w:r>
+        <w:t xml:space="preserve">We finished eating. I gathered the bowls and spoons into a trash bag. Zara walked over to the table, picked up the thermos, and unscrewed the lid. The aroma of mountain herbs rose into the air—spicy, slightly </w:t>
+      </w:r>
+      <w:r>
+        <w:lastRenderedPageBreak/>
+        <w:t>sweet. She poured tea into two cups, took one for herself, and, without looking at anyone, returned to her seat. The second cup remained on the table.</w:t>
+      </w:r>
+    </w:p>
+    <w:p>
+      <w:r>
+        <w:t>I don’t know whom she had left that cup for—but I felt an overwhelming urge to take it. Without paying attention to anyone and without thinking about politeness, I simply walked up, picked up the cup, and carried it back to my seat.</w:t>
+      </w:r>
+    </w:p>
+    <w:p>
+      <w:r>
+        <w:t>As I did, I had the distinct impression of feeling a heavy, unfriendly gaze upon me—perhaps more than one. When I sat down and looked first at Fang, then at Ion, neither of them seemed to be the source. Fang was pouring himself yet another capful of whiskey, and Ion sat in the same posture as before, eyes closed.</w:t>
+      </w:r>
+    </w:p>
+    <w:p>
+      <w:r>
+        <w:t>“Been with the striders long?” Fang asked, tossing back his whiskey and drawing in a loud breath.</w:t>
+      </w:r>
+    </w:p>
+    <w:p>
+      <w:r>
+        <w:t>“Not really,” Art said with a disarming smile. “About five years. Less, actually.”</w:t>
+      </w:r>
+    </w:p>
+    <w:p>
+      <w:r>
+        <w:t>I shrugged. “I’m brand new. Just a few days in.”</w:t>
+      </w:r>
+    </w:p>
+    <w:p>
+      <w:r>
+        <w:t>“So what, you’re not even an Agent yet?” Fang perked up. “Listen—forget them, man. Come with us.”</w:t>
+      </w:r>
+    </w:p>
+    <w:p>
+      <w:r>
+        <w:t>I asked cautiously, “And what would that give me?”</w:t>
+      </w:r>
+    </w:p>
+    <w:p>
+      <w:r>
+        <w:t>Fang’s grin spread wide.</w:t>
+      </w:r>
+    </w:p>
+    <w:p>
+      <w:pPr>
+        <w:rPr>
+          <w:lang w:val="ru-RU"/>
+        </w:rPr>
+      </w:pPr>
+      <w:r>
+        <w:t>“What do you mean—what? Freedom, brother. We’re free striders. All worlds are open to us. All the quinta is ours. You won’t get that kind of freedom with the Agency.”</w:t>
+      </w:r>
+      <w:r>
+        <w:t xml:space="preserve"> </w:t>
+      </w:r>
+    </w:p>
+    <w:p>
+      <w:r>
+        <w:t>“And the Tribe?” I blurted out. “Are you with the Tribe at all?”</w:t>
+      </w:r>
+    </w:p>
+    <w:p>
+      <w:r>
+        <w:t>Fang burst out laughing. I noticed that even quiet Ion let out a short snort without opening his eyes. Zara didn’t react at all—clearly, I’d asked a stupid question.</w:t>
+      </w:r>
+    </w:p>
+    <w:p>
+      <w:r>
+        <w:t>“And who’d tell you that?” Fang laughed. “This guy—” he jerked his head toward Art, “—would rat us out in a heartbeat. In the Tribe, only Alpha knows everyone.”</w:t>
+      </w:r>
+    </w:p>
+    <w:p>
+      <w:r>
+        <w:t>“Alpha?” I echoed.</w:t>
+      </w:r>
+    </w:p>
+    <w:p>
+      <w:r>
+        <w:t>Fang was happy to explain.</w:t>
+      </w:r>
+    </w:p>
+    <w:p>
+      <w:r>
+        <w:t>“It’s simple. Rank and file are Omegas. Cell leaders are Gammas. There are a couple of Betas at the top. And above them all—Alpha. No one’s ever seen him. But everyone knows he exists.”</w:t>
+      </w:r>
+    </w:p>
+    <w:p>
+      <w:r>
+        <w:t>“Alright,” I said, trying to smooth things over and steer away from the topic. “I’ll think about it.”</w:t>
+      </w:r>
+    </w:p>
+    <w:p>
+      <w:r>
+        <w:t>“Do that—while you still can,” Fang chuckled. “And meanwhile, we’ll relax a little.”</w:t>
+      </w:r>
+    </w:p>
+    <w:p>
+      <w:r>
+        <w:t>He shifted his folding chair slightly away from the fire and settled in. He stretched his legs out, rested his hands on them, and closed his eyes. I noticed the sleeves of his shirt suddenly tighten, forming dense bands—like bracelets—just above his elbows.</w:t>
+      </w:r>
+    </w:p>
+    <w:p>
+      <w:r>
+        <w:t>For a few moments he sat completely still. Then something in his expression changed. The usual restless energy seemed to drain out of him, leaving his face oddly calm and distant.</w:t>
+      </w:r>
+    </w:p>
+    <w:p>
+      <w:r>
+        <w:t>I looked to Art, seeking confirmation of what I already suspected. Art gave a short nod.</w:t>
+      </w:r>
+    </w:p>
+    <w:p>
+      <w:r>
+        <w:t>Then I looked at Ion. He was sitting in the same posture as before—legs crossed, hands on his knees, palms up, eyes closed. His sleeves, too, had tightened into bracelets, and his expression had taken on the same distant calm.</w:t>
+      </w:r>
+    </w:p>
+    <w:p>
+      <w:r>
+        <w:t>Bracing myself for what I might see next, I turned to Zara. And felt a wave of relief.</w:t>
+      </w:r>
+    </w:p>
+    <w:p>
+      <w:r>
+        <w:lastRenderedPageBreak/>
+        <w:t>She was unchanged. Holding her cup of tea with both hands, lifted close to her face, apparently savoring the aroma. Her gaze was calm, slightly distant. There were no bands on her sleeves. She looked as she had before.</w:t>
+      </w:r>
+    </w:p>
+    <w:p>
+      <w:r>
+        <w:t>As if to illustrate and confirm my thoughts, Art switched on the Essence Layer again. Zara’s contour and the background around her glowed with the familiar, steady emerald. Around Fang and Ion, however, the glow looked different: a faint “crown” of short pale-green rays radiated outward from their contours, like the solar corona during an eclipse.</w:t>
+      </w:r>
+    </w:p>
+    <w:p>
+      <w:r>
+        <w:t>I found the effect unsettling and quickly looked away.</w:t>
+      </w:r>
+    </w:p>
+    <w:p>
+      <w:r>
+        <w:t>To distract myself, I took the pot off the crossbar, grabbed the bottle of dish soap, and headed down to the river to wash it.</w:t>
+      </w:r>
+    </w:p>
+    <w:p>
+      <w:r>
+        <w:t>The night was nearly moonless: a thin, barely visible crescent hung above the mountains. But the sky was ablaze with stars, their light seeming especially bright in the clear, transparent silence.</w:t>
+      </w:r>
+    </w:p>
+    <w:p>
+      <w:r>
+        <w:t>I went down to the river and carefully washed the pot.</w:t>
+      </w:r>
+    </w:p>
+    <w:p>
+      <w:r>
+        <w:t>As I was walking back, a strange, unprovoked sense of fear suddenly washed over me.</w:t>
+      </w:r>
+    </w:p>
+    <w:p>
+      <w:r>
+        <w:t>The trail ahead was drowned in darkness. The campfire was hidden behind a rocky outcrop, and that blackness beyond it seemed to radiate anxiety, threat, something wrong. I had spent dozens of nights in the mountains, both with company and alone, and I had never felt anything like this before.</w:t>
+      </w:r>
+    </w:p>
+    <w:p>
+      <w:r>
+        <w:t>There was no rational reason for alarm. The icon with the number “3” in my mask was still glowing yellow; no threats were being detected nearby. And yet the feeling wouldn’t go away. On the contrary—the closer I got to the camp, the stronger it became.</w:t>
+      </w:r>
+    </w:p>
+    <w:p>
+      <w:r>
+        <w:t>When I rounded the outcrop, I saw the firelight and the striders sitting calmly around it. There was still no sign of danger. I even felt a little embarrassed by my fear and decided not to mention it to Art—just to push it out of my head.</w:t>
+      </w:r>
+    </w:p>
+    <w:p>
+      <w:r>
+        <w:t>The Reds were already resting.</w:t>
+      </w:r>
+    </w:p>
+    <w:p>
+      <w:r>
+        <w:t>Zara was curled up on her side, her head on her backpack, wrapped in a blanket. Ion lay nearby, also on his side, using his pack as a pillow. Fang was sprawled flat on his back on the ground next to his lounger, arms and legs flung wide, breathing heavily and deeply. All three of them looked sound asleep.</w:t>
+      </w:r>
+    </w:p>
+    <w:p>
+      <w:r>
+        <w:t>Art was standing a little apart. When he saw me, he motioned me over. As I came closer, I noticed that the chairs were gone. In their place, on the grass, were two strange objects—something between a sleeping bag and a low, single-person tent. They looked like miniature sarcophagi.</w:t>
+      </w:r>
+    </w:p>
+    <w:p>
+      <w:r>
+        <w:t>Art’s calm voice sounded in my clip.</w:t>
+      </w:r>
+    </w:p>
+    <w:p>
+      <w:r>
+        <w:t>“These are our sleeping pods for the night. Look—the top opens, you climb inside, then close it. The fabric cells adapt on their own: air flows freely, heat stays in.”</w:t>
+      </w:r>
+    </w:p>
+    <w:p>
+      <w:r>
+        <w:t>“Don’t you worry that the Reds might try something?” I asked, finally voicing the thought that had been gnawing at me, switching to voice message as well.</w:t>
+      </w:r>
+    </w:p>
+    <w:p>
+      <w:r>
+        <w:t>Art gave a slight smile.</w:t>
+      </w:r>
+    </w:p>
+    <w:p>
+      <w:r>
+        <w:t>“In this situation? Highly unlikely. The Net Aide has identified them, saved their profiles, and uploaded their scans to the cloud. Your mask and clip have nine cameras—in threat mode they record continuous video and transmit it, along with all sensor data, to remote storage. So yes, they could attack—theoretically. But they wouldn’t be able to escape responsibility. And they know that perfectly well. They’re not stupid enough to risk their freedom like that.”</w:t>
+      </w:r>
+    </w:p>
+    <w:p>
+      <w:r>
+        <w:lastRenderedPageBreak/>
+        <w:t>His explanation calmed me somewhat, though the vague, formless sense of danger still lingered somewhere inside. I forced myself to dismiss it and, following his instructions, climbed into the sleeping pod.</w:t>
+      </w:r>
+    </w:p>
+    <w:p>
+      <w:r>
+        <w:t>The top closed softly, almost fusing shut. I felt myself lying on a comfortable mattress, my head resting on a pillow. The air was fresh; breathing was easy. Inside, it was neither hot nor cold. Despite the fact that it was late spring and nights in the mountains were still quite chilly, I felt warm and unexpectedly comfortable.</w:t>
+      </w:r>
+    </w:p>
+    <w:p>
+      <w:r>
+        <w:t>I tried to relax and fall asleep—but sleep stubbornly refused to come.</w:t>
+      </w:r>
+    </w:p>
+    <w:p>
+      <w:r>
+        <w:t>I tossed and turned for what must have been over an hour before I understood: it was the same anxiety keeping me awake. That sticky sense of unknown danger. And the longer time passed, the stronger it grew.</w:t>
+      </w:r>
+    </w:p>
+    <w:p>
+      <w:r>
+        <w:t>At some point the tension became unbearable. I couldn’t take it anymore. I flipped the top open, got up, and looked around.</w:t>
+      </w:r>
+    </w:p>
+    <w:p>
+      <w:r>
+        <w:t>Everything was quiet. The fire was dying down; beyond its fading glow, complete darkness reigned.</w:t>
+      </w:r>
+    </w:p>
+    <w:p>
+      <w:r>
+        <w:t>I climbed out of the pod without really knowing what I intended to do and headed toward the edge of the outcrop. Reaching the right-hand rock face, I turned toward the trail we had come down earlier.</w:t>
+      </w:r>
+    </w:p>
+    <w:p>
+      <w:r>
+        <w:t>And that’s when I saw it.</w:t>
+      </w:r>
+    </w:p>
+    <w:p>
+      <w:r>
+        <w:t>About ten meters away, near the slope, something was frozen in place.</w:t>
+      </w:r>
+    </w:p>
+    <w:p>
+      <w:r>
+        <w:t>Against the night—already black—it looked far, far darker, like a blot of perfect, absolute darkness. It reflected no glimmer, no shade, no nuance—only a bottomless, mesmerizing void. Something inside me collapsed.</w:t>
+      </w:r>
+    </w:p>
+    <w:p>
+      <w:r>
+        <w:t>A wave of terror crashed over me—physical, almost tangible. It started at the base of my skull, ran down my spine, and flooded my legs, which suddenly went weak. I staggered, barely managing to stay on my feet.</w:t>
+      </w:r>
+    </w:p>
+    <w:p>
+      <w:r>
+        <w:t>And at that exact moment, a calm, distinct voice sounded in my head:</w:t>
+      </w:r>
+    </w:p>
+    <w:p>
+      <w:r>
+        <w:t>“Black Jellyfish.”</w:t>
+      </w:r>
+    </w:p>
+    <w:p>
+      <w:r>
+        <w:t>The blot of darkness shifted and slowly began to creep toward the trail. In the night, a silhouette emerged—indeed resembling a jellyfish, only about the size of a small stool.</w:t>
+      </w:r>
+    </w:p>
+    <w:p>
+      <w:r>
+        <w:t>A Creature.</w:t>
+      </w:r>
+    </w:p>
+    <w:p>
+      <w:r>
+        <w:t>A completely ordinary Creature—one of the many I had seen hundreds, if not thousands of times before. And now, as was their custom, this Creature had “introduced” itself.</w:t>
+      </w:r>
+    </w:p>
+    <w:p>
+      <w:r>
+        <w:t>The wave of terror vanished instantly.</w:t>
+      </w:r>
+    </w:p>
+    <w:p>
+      <w:r>
+        <w:t>My legs obeyed me again, and I drew a deep, relieved breath.</w:t>
+      </w:r>
+    </w:p>
+    <w:p>
+      <w:r>
+        <w:t>“You okay?” Art’s calm voice came through the clip.</w:t>
+      </w:r>
+    </w:p>
+    <w:p>
+      <w:r>
+        <w:t>I turned. He was standing about ten steps away, watching me closely. The resonator was in his hand.</w:t>
+      </w:r>
+    </w:p>
+    <w:p>
+      <w:r>
+        <w:t>“Yes. I’m fine,” I exhaled. “Just a Creature. A Black Jellyfish. Just… very scary-looking.”</w:t>
+      </w:r>
+    </w:p>
+    <w:p>
+      <w:r>
+        <w:t>“Yes, I saw it,” Art nodded. “Impressive, I’ll give you that.”</w:t>
+      </w:r>
+    </w:p>
+    <w:p>
+      <w:r>
+        <w:t>We waited until the Creature had crawled away and then headed back to the camp. I automatically glanced at the Reds.</w:t>
+      </w:r>
+    </w:p>
+    <w:p>
+      <w:r>
+        <w:t>Fang and Ion were lying exactly where they had been, as if asleep.</w:t>
+      </w:r>
+    </w:p>
+    <w:p>
+      <w:r>
+        <w:t>But Zara was gone.</w:t>
+      </w:r>
+    </w:p>
+    <w:p>
+      <w:r>
+        <w:t>Panic flared in my chest—only to be extinguished instantly by Art’s short, firm phrase:</w:t>
+      </w:r>
+    </w:p>
+    <w:p>
+      <w:r>
+        <w:lastRenderedPageBreak/>
+        <w:t>“It’s all right. Zara, you can come out. There’s no danger.”</w:t>
+      </w:r>
+    </w:p>
+    <w:p>
+      <w:r>
+        <w:t>A silhouette detached itself from one of the trees.</w:t>
+      </w:r>
+    </w:p>
+    <w:p>
+      <w:r>
+        <w:t>It was Zara.</w:t>
+      </w:r>
+    </w:p>
+    <w:p>
+      <w:r>
+        <w:t>She approached us unhurriedly. She was holding a resonator as well.</w:t>
+      </w:r>
+    </w:p>
+    <w:p>
+      <w:r>
+        <w:t>“What happened?” she asked. Her voice was calm, but there was tension beneath it, carefully restrained.</w:t>
+      </w:r>
+    </w:p>
+    <w:p>
+      <w:r>
+        <w:t>Art gave a brief explanation of what had occurred. Zara nodded silently, turned, walked back to her pack without a word, lay down under the blanket, and seemed to fall asleep almost instantly.</w:t>
+      </w:r>
+    </w:p>
+    <w:p>
+      <w:r>
+        <w:t>I was struck by her steadiness. I was still trembling slightly, feeling weak, lightheaded. I sat down on a rock and tried to calm myself.</w:t>
+      </w:r>
+    </w:p>
+    <w:p>
+      <w:r>
+        <w:t>Art came over and stopped beside me.</w:t>
+      </w:r>
+    </w:p>
+    <w:p>
+      <w:r>
+        <w:t>“You know,” he said thoughtfully, “I think I’ve seen that Creature before. Yesterday morning, when we were leaving Lemar’s place. It was on the square, some distance away. It just didn’t look quite so black back then.”</w:t>
+      </w:r>
+    </w:p>
+    <w:p>
+      <w:r>
+        <w:t>I tried to remember. Yes—one of the Creatures drifting among the tourists and reporters might have looked similar to the Black Jellyfish. But I wasn’t sure.</w:t>
+      </w:r>
+    </w:p>
+    <w:p>
+      <w:r>
+        <w:t>“Interesting,” Art said quietly. “I’ve never heard of a Creature following someone. Though…”</w:t>
+      </w:r>
+    </w:p>
+    <w:p>
+      <w:r>
+        <w:t>He broke off.</w:t>
+      </w:r>
+    </w:p>
+    <w:p>
+      <w:r>
+        <w:t>“Never mind. Not now. Let’s get some sleep. Drink some water and try to rest. Good night.”</w:t>
+      </w:r>
+    </w:p>
+    <w:p>
+      <w:r>
+        <w:t>He returned to his “sarcophagus” and closed it over himself.</w:t>
+      </w:r>
+    </w:p>
+    <w:p>
+      <w:r>
+        <w:t>I followed his advice. Sitting on the rock, I took out my bottle of spring water and drank slowly, in small sips. It helped. The last remnants of anxiety gradually dissolved, and I felt calm again. I screwed the cap back on, stowed the bottle in my pack, lay down in the pod—and, to my own surprise, fell asleep almost immediately.</w:t>
+      </w:r>
+    </w:p>
+    <w:p>
+      <w:r>
+        <w:t>…</w:t>
+      </w:r>
+    </w:p>
+    <w:p>
+      <w:r>
+        <w:t>When I woke and opened the top, it was already late morning.</w:t>
+      </w:r>
+    </w:p>
+    <w:p>
+      <w:r>
+        <w:t>I got up and saw that Fang and Ion were still asleep, stretched out on the grass in the same spots. The pot was hanging over the fire, water boiling inside. Art was sitting on a rock with a mug in his hands, and Zara was perched on her fully assembled backpack. Thin wisps of steam rose from their mugs.</w:t>
+      </w:r>
+    </w:p>
+    <w:p>
+      <w:r>
+        <w:t>Noticing me, Art lifted his mug in greeting.</w:t>
+      </w:r>
+    </w:p>
+    <w:p>
+      <w:r>
+        <w:t>“Morning, Mac. Want some coffee?”</w:t>
+      </w:r>
+    </w:p>
+    <w:p>
+      <w:r>
+        <w:t>“Morning,” I nodded, coming closer. “I’d love some.”</w:t>
+      </w:r>
+    </w:p>
+    <w:p>
+      <w:r>
+        <w:t>Art took another mug from the “table” and began pouring coffee from the pot. I glanced at Zara.</w:t>
+      </w:r>
+    </w:p>
+    <w:p>
+      <w:r>
+        <w:t>She met my gaze… and smiled.</w:t>
+      </w:r>
+    </w:p>
+    <w:p>
+      <w:r>
+        <w:t>It was a smile I hadn’t expected, hadn’t dared hope for—light, soft, kind. Beautiful. In that instant, I felt completely, unreasonably happy.</w:t>
+      </w:r>
+    </w:p>
+    <w:p>
+      <w:r>
+        <w:t>“Hi,” she said, then immediately looked away. It sounded as if we’d known each other for a very long time—and at the same time, as if we were at least good friends already.</w:t>
+      </w:r>
+    </w:p>
+    <w:p>
+      <w:r>
+        <w:lastRenderedPageBreak/>
+        <w:t>“Hi…” I muttered, still staring at her, slightly dazed. Only when Art handed me the mug did I come back to myself, take it, and sip the hot, fragrant coffee.</w:t>
+      </w:r>
+    </w:p>
+    <w:p>
+      <w:r>
+        <w:t>“Time to pack up,” Art said, pulling me back to reality. “Work’s waiting.”</w:t>
+      </w:r>
+    </w:p>
+    <w:p>
+      <w:r>
+        <w:t>“Right,” I said quickly, turning to gather my things.</w:t>
+      </w:r>
+    </w:p>
+    <w:p>
+      <w:r>
+        <w:t>When the packs were ready, I emptied the pot, and set it down in the grass to cool.</w:t>
+      </w:r>
+    </w:p>
+    <w:p>
+      <w:r>
+        <w:t>“Well,” Art said, “time to say goodbye.”</w:t>
+      </w:r>
+    </w:p>
+    <w:p>
+      <w:r>
+        <w:t>“Yes,” Zara nodded thoughtfully. “I’ll wake them,” she gestured toward Fang and Ion, “and we’ll head out too.”</w:t>
+      </w:r>
+    </w:p>
+    <w:p>
+      <w:r>
+        <w:t>She extended her hand to Art.</w:t>
+      </w:r>
+    </w:p>
+    <w:p>
+      <w:r>
+        <w:t>“Take care, Art.”</w:t>
+      </w:r>
+    </w:p>
+    <w:p>
+      <w:r>
+        <w:t>He shook her hand and smiled. Then she turned to me.</w:t>
+      </w:r>
+    </w:p>
+    <w:p>
+      <w:r>
+        <w:t>“Bye, Mac.”</w:t>
+      </w:r>
+    </w:p>
+    <w:p>
+      <w:r>
+        <w:t>She looked up and held out her hand.</w:t>
+      </w:r>
+    </w:p>
+    <w:p>
+      <w:r>
+        <w:t>I shook it, gently—and in that same second, the realization hit me: we were parting now. And we might never meet again.</w:t>
+      </w:r>
+    </w:p>
+    <w:p>
+      <w:r>
+        <w:t>My heart dropped. A sharp wave of panic and despair washed over me.</w:t>
+      </w:r>
+    </w:p>
+    <w:p>
+      <w:r>
+        <w:t>As if reading my thoughts, Zara held my hand for a moment longer, then said:</w:t>
+      </w:r>
+    </w:p>
+    <w:p>
+      <w:r>
+        <w:t>“I gave Art my Net ID. You don’t have a terminal yet. If you want, you can get it from him later. Maybe someday we’ll talk again… or message.”</w:t>
+      </w:r>
+    </w:p>
+    <w:p>
+      <w:r>
+        <w:t>She smiled once more.</w:t>
+      </w:r>
+    </w:p>
+    <w:p>
+      <w:r>
+        <w:t>I felt an overwhelming relief, as if I’d been pulled back from the edge. She turned and walked away.</w:t>
+      </w:r>
+    </w:p>
+    <w:p>
+      <w:r>
+        <w:t>Art gave me a gentle tug at the elbow. I obediently turned and followed him.</w:t>
+      </w:r>
+    </w:p>
+    <w:p>
+      <w:r>
+        <w:t>“Don’t forget the pot,” he said, a hint of amusement in his voice.</w:t>
+      </w:r>
+    </w:p>
+    <w:p>
+      <w:r>
+        <w:t>I went back, grabbed it, and before catching up with Art, glanced once more at Zara’s retreating figure. Then I turned sharply and hurried after him.</w:t>
+      </w:r>
+    </w:p>
+    <w:p>
+      <w:r>
+        <w:br w:type="page"/>
+      </w:r>
+    </w:p>
+    <w:p>
+      <w:pPr>
+        <w:pStyle w:val="Heading1"/>
+      </w:pPr>
+      <w:r>
+        <w:lastRenderedPageBreak/>
+        <w:t>Chapter 9. The First Ones</w:t>
+      </w:r>
+    </w:p>
+    <w:p>
+      <w:r>
+        <w:t>We got back to work. As before, we split up on either side of the trail—the foothills stretched gently away in both directions, covered in short grass, easy enough to walk across. Almost immediately I spotted the first decent nugget, told Art about it, and he moved in to collect.</w:t>
+      </w:r>
+    </w:p>
+    <w:p>
+      <w:pPr>
+        <w:rPr>
+          <w:i/>
+          <w:iCs/>
+        </w:rPr>
+      </w:pPr>
+      <w:r>
         <w:t xml:space="preserve">A little later, as we went on, I noticed an old wooden bridge crossing the river. The thought hit me at once: this was where my path and Zara’s diverged, and today there would be no chance of “accidentally” running into her again. My thoughts kept circling back to her. I replayed her look, her words—especially the last ones: </w:t>
       </w:r>
       <w:r>
@@ -6376,13 +5513,7 @@
     </w:p>
     <w:p>
       <w:r>
-        <w:t xml:space="preserve">“Hey, Mac,” I heard him say through the </w:t>
-      </w:r>
-      <w:r>
-        <w:t>clip</w:t>
-      </w:r>
-      <w:r>
-        <w:t>. “Do you remember when we were sitting at Lemar’s, talking about similarities and differences between Variants? About how, for example, the languages people speak are almost identical? I said back then that there was an explanation I personally agreed with.”</w:t>
+        <w:t>“Hey, Mac,” I heard him say through the clip. “Do you remember when we were sitting at Lemar’s, talking about similarities and differences between Variants? About how, for example, the languages people speak are almost identical? I said back then that there was an explanation I personally agreed with.”</w:t>
       </w:r>
     </w:p>
     <w:p>
@@ -6462,13 +5593,7 @@
         <w:t>Primes</w:t>
       </w:r>
       <w:r>
-        <w:t xml:space="preserve"> as text as well—capitalized again—and continued </w:t>
-      </w:r>
-      <w:r>
-        <w:t>with voice</w:t>
-      </w:r>
-      <w:r>
-        <w:t>:</w:t>
+        <w:t xml:space="preserve"> as text as well—capitalized again—and continued with voice:</w:t>
       </w:r>
     </w:p>
     <w:p>
@@ -6499,13 +5624,7 @@
     <w:p>
       <w:r>
         <w:lastRenderedPageBreak/>
-        <w:t xml:space="preserve">I thought about it. I pictured the Gates. Essence. Storms. Even the </w:t>
-      </w:r>
-      <w:r>
-        <w:t>Rifts</w:t>
-      </w:r>
-      <w:r>
-        <w:t xml:space="preserve"> of worlds—yes, all of that </w:t>
+        <w:t xml:space="preserve">I thought about it. I pictured the Gates. Essence. Storms. Even the Rifts of worlds—yes, all of that </w:t>
       </w:r>
       <w:r>
         <w:rPr>
@@ -6530,13 +5649,7 @@
     </w:p>
     <w:p>
       <w:r>
-        <w:t xml:space="preserve">“I think so too,” he agreed. “And it’s not just the Gates—it’s the structure of the worlds themselves. Look: the </w:t>
-      </w:r>
-      <w:r>
-        <w:t>Rifts</w:t>
-      </w:r>
-      <w:r>
-        <w:t xml:space="preserve"> happened thousands of years ago, at least. More likely tens, maybe hundreds of thousands. In that time, languages should have changed—diverged beyond recognition. But they haven’t. They’re almost identical. The probability of that being a coincidence is practically zero.”</w:t>
+        <w:t>“I think so too,” he agreed. “And it’s not just the Gates—it’s the structure of the worlds themselves. Look: the Rifts happened thousands of years ago, at least. More likely tens, maybe hundreds of thousands. In that time, languages should have changed—diverged beyond recognition. But they haven’t. They’re almost identical. The probability of that being a coincidence is practically zero.”</w:t>
       </w:r>
     </w:p>
     <w:p>
@@ -6692,13 +5805,7 @@
     </w:p>
     <w:p>
       <w:r>
-        <w:t xml:space="preserve">“Great, </w:t>
-      </w:r>
-      <w:r>
-        <w:t>Mac</w:t>
-      </w:r>
-      <w:r>
-        <w:t>. Together, we’ll definitely have better odds.”</w:t>
+        <w:t>“Great, Mac. Together, we’ll definitely have better odds.”</w:t>
       </w:r>
     </w:p>
     <w:p>
@@ -6746,13 +5853,7 @@
     </w:p>
     <w:p>
       <w:r>
-        <w:t xml:space="preserve">“Art,” I said aloud, without using the </w:t>
-      </w:r>
-      <w:r>
-        <w:t>clip</w:t>
-      </w:r>
-      <w:r>
-        <w:t>. He turned around.</w:t>
+        <w:t>“Art,” I said aloud, without using the clip. He turned around.</w:t>
       </w:r>
     </w:p>
     <w:p>
@@ -6777,13 +5878,7 @@
     </w:p>
     <w:p>
       <w:r>
-        <w:t xml:space="preserve">Then his voice sounded in my </w:t>
-      </w:r>
-      <w:r>
-        <w:t>clip</w:t>
-      </w:r>
-      <w:r>
-        <w:t>.</w:t>
+        <w:t>Then his voice sounded in my clip.</w:t>
       </w:r>
     </w:p>
     <w:p>
@@ -6799,13 +5894,7 @@
     <w:p>
       <w:r>
         <w:lastRenderedPageBreak/>
-        <w:t xml:space="preserve">“The Creatures are mysterious, enigmatic, and clearly very powerful,” Art went on. “They can do things that are inaccessible to us—sometimes even incomprehensible. They communicate mentally without </w:t>
-      </w:r>
-      <w:r>
-        <w:t>clip</w:t>
-      </w:r>
-      <w:r>
-        <w:t>s, can keep humans at a distance, and are somehow able to suppress or even disrupt any attempts to study them. All of that lies far beyond the capabilities of ordinary living beings. And yet…”</w:t>
+        <w:t>“The Creatures are mysterious, enigmatic, and clearly very powerful,” Art went on. “They can do things that are inaccessible to us—sometimes even incomprehensible. They communicate mentally without clips, can keep humans at a distance, and are somehow able to suppress or even disrupt any attempts to study them. All of that lies far beyond the capabilities of ordinary living beings. And yet…”</w:t>
       </w:r>
     </w:p>
     <w:p>
@@ -6874,11 +5963,6 @@
       </w:r>
     </w:p>
     <w:p>
-      <w:pPr>
-        <w:rPr>
-          <w:lang w:val="en-US"/>
-        </w:rPr>
-      </w:pPr>
       <w:r>
         <w:t xml:space="preserve">I knew the place. It was the </w:t>
       </w:r>
@@ -6890,13 +5974,7 @@
         <w:t>Bear’s Den</w:t>
       </w:r>
       <w:r>
-        <w:t xml:space="preserve"> restaurant, famous for its excellent mushroom </w:t>
-      </w:r>
-      <w:r>
-        <w:t>soup</w:t>
-      </w:r>
-      <w:r>
-        <w:t xml:space="preserve"> and fragrant grilled meats. I realized this was the endpoint of our route for the day—and I was genuinely glad of it.</w:t>
+        <w:t xml:space="preserve"> restaurant, famous for its excellent mushroom soup and fragrant grilled meats. I realized this was the endpoint of our route for the day—and I was genuinely glad of it.</w:t>
       </w:r>
     </w:p>
     <w:p>
@@ -6925,42 +6003,12 @@
     </w:p>
     <w:p>
       <w:r>
-        <w:t xml:space="preserve">When we sat down, I glanced at Art and noticed his mask and </w:t>
-      </w:r>
-      <w:r>
-        <w:t>clip</w:t>
-      </w:r>
-      <w:r>
-        <w:t xml:space="preserve">. The mask had subtly changed shape, a dark frame now visible around it. The </w:t>
-      </w:r>
-      <w:r>
-        <w:t>clip</w:t>
-      </w:r>
-      <w:r>
-        <w:t xml:space="preserve"> had turned fully skin-toned, flatter, and seemed almost smaller. The mask now looked indistinguishable from ordinary glasses, and the </w:t>
-      </w:r>
-      <w:r>
-        <w:t>clip</w:t>
-      </w:r>
-      <w:r>
-        <w:t xml:space="preserve"> was nearly impossible to notice. When I took off my own mask and </w:t>
-      </w:r>
-      <w:r>
-        <w:t>clip</w:t>
-      </w:r>
-      <w:r>
-        <w:t xml:space="preserve"> to inspect them, I saw that the same transformation had happened to mine.</w:t>
-      </w:r>
-    </w:p>
-    <w:p>
-      <w:r>
-        <w:t xml:space="preserve">“That’s to avoid drawing attention,” Art explained. “In its standard form, the mask still looks a bit unusual in most Variants. The </w:t>
-      </w:r>
-      <w:r>
-        <w:t>clip</w:t>
-      </w:r>
-      <w:r>
-        <w:t xml:space="preserve"> even more so. And anything unusual becomes a distinguishing feature. We try to avoid those.”</w:t>
+        <w:t>When we sat down, I glanced at Art and noticed his mask and clip. The mask had subtly changed shape, a dark frame now visible around it. The clip had turned fully skin-toned, flatter, and seemed almost smaller. The mask now looked indistinguishable from ordinary glasses, and the clip was nearly impossible to notice. When I took off my own mask and clip to inspect them, I saw that the same transformation had happened to mine.</w:t>
+      </w:r>
+    </w:p>
+    <w:p>
+      <w:r>
+        <w:t>“That’s to avoid drawing attention,” Art explained. “In its standard form, the mask still looks a bit unusual in most Variants. The clip even more so. And anything unusual becomes a distinguishing feature. We try to avoid those.”</w:t>
       </w:r>
     </w:p>
     <w:p>
@@ -6970,13 +6018,7 @@
     </w:p>
     <w:p>
       <w:r>
-        <w:t xml:space="preserve">I hurriedly put the mask and </w:t>
-      </w:r>
-      <w:r>
-        <w:t>clip</w:t>
-      </w:r>
-      <w:r>
-        <w:t xml:space="preserve"> back on and gave him an apologetic smile.</w:t>
+        <w:t>I hurriedly put the mask and clip back on and gave him an apologetic smile.</w:t>
       </w:r>
     </w:p>
     <w:p>
@@ -6991,13 +6033,7 @@
     </w:p>
     <w:p>
       <w:r>
-        <w:t xml:space="preserve">“And what—no one ever notices the lenses or the </w:t>
-      </w:r>
-      <w:r>
-        <w:t>clip</w:t>
-      </w:r>
-      <w:r>
-        <w:t>, even like this?”</w:t>
+        <w:t>“And what—no one ever notices the lenses or the clip, even like this?”</w:t>
       </w:r>
     </w:p>
     <w:p>
@@ -7042,31 +6078,13 @@
     </w:p>
     <w:p>
       <w:r>
-        <w:t>“All drugs work the same way. They let quint</w:t>
-      </w:r>
-      <w:r>
-        <w:t>a</w:t>
-      </w:r>
-      <w:r>
-        <w:t xml:space="preserve"> leak out of a person’s contour, causing euphoria. But unlike sliding, chemical substances—including alcohol—don’t involve an initial boost, no prior pumping of quint</w:t>
-      </w:r>
-      <w:r>
-        <w:t>a</w:t>
-      </w:r>
-      <w:r>
-        <w:t>. So your Essence level drops below baseline. It takes time to recover. That’s where that unpleasant post-drinking state comes from.”</w:t>
+        <w:t>“All drugs work the same way. They let quinta leak out of a person’s contour, causing euphoria. But unlike sliding, chemical substances—including alcohol—don’t involve an initial boost, no prior pumping of quinta. So your Essence level drops below baseline. It takes time to recover. That’s where that unpleasant post-drinking state comes from.”</w:t>
       </w:r>
     </w:p>
     <w:p>
       <w:r>
         <w:lastRenderedPageBreak/>
-        <w:t xml:space="preserve">I remembered our mountain picnic, Fang’s flask, and imagined the “corona” flaring around my own contour. And that Zara might have seen it… though no, she had taken off her mask and </w:t>
-      </w:r>
-      <w:r>
-        <w:t>clip</w:t>
-      </w:r>
-      <w:r>
-        <w:t xml:space="preserve"> then. Still, I felt a flush of embarrassment.</w:t>
+        <w:t>I remembered our mountain picnic, Fang’s flask, and imagined the “corona” flaring around my own contour. And that Zara might have seen it… though no, she had taken off her mask and clip then. Still, I felt a flush of embarrassment.</w:t>
       </w:r>
     </w:p>
     <w:p>
@@ -7132,13 +6150,7 @@
     </w:p>
     <w:p>
       <w:r>
-        <w:t>Your contacts will reach out to each of you individually to arrange the details. They’ll also accompany you for the remainder of this picking operation—as you can imagine, with this much quint</w:t>
-      </w:r>
-      <w:r>
-        <w:t>a</w:t>
-      </w:r>
-      <w:r>
-        <w:t xml:space="preserve"> on hand, extra security won’t hurt.</w:t>
+        <w:t>Your contacts will reach out to each of you individually to arrange the details. They’ll also accompany you for the remainder of this picking operation—as you can imagine, with this much quinta on hand, extra security won’t hurt.</w:t>
       </w:r>
     </w:p>
     <w:p>
@@ -7158,13 +6170,7 @@
     </w:p>
     <w:p>
       <w:r>
-        <w:t xml:space="preserve">“I’ve already contacted Kirsten—she’s our liaison from </w:t>
-      </w:r>
-      <w:r>
-        <w:t>AIO</w:t>
-      </w:r>
-      <w:r>
-        <w:t>,” he said. “She’ll come by your place at eight tomorrow morning. We’ll be working together all day.”</w:t>
+        <w:t>“I’ve already contacted Kirsten—she’s our liaison from AIO,” he said. “She’ll come by your place at eight tomorrow morning. We’ll be working together all day.”</w:t>
       </w:r>
     </w:p>
     <w:p>
@@ -7204,93 +6210,33 @@
     </w:p>
     <w:p>
       <w:r>
-        <w:t>I</w:t>
-      </w:r>
-      <w:r>
-        <w:t xml:space="preserve">t happened </w:t>
-      </w:r>
-      <w:r>
-        <w:t>when</w:t>
-      </w:r>
-      <w:r>
-        <w:t xml:space="preserve"> we </w:t>
-      </w:r>
-      <w:r>
-        <w:t>were rounding</w:t>
-      </w:r>
-      <w:r>
-        <w:t xml:space="preserve"> yet another bend.</w:t>
+        <w:t>It happened when we were rounding yet another bend.</w:t>
       </w:r>
     </w:p>
     <w:p>
       <w:r>
         <w:lastRenderedPageBreak/>
-        <w:t xml:space="preserve">Everything that followed unfolded incredibly fast, yet for me time seemed to slow, stretch, allowing me to notice and remember an astonishing number of details. The car slowed slightly, entered the turn, skirting the rock face—and at that exact moment, the </w:t>
-      </w:r>
-      <w:r>
-        <w:t>clip</w:t>
-      </w:r>
-      <w:r>
-        <w:t xml:space="preserve"> shrieked:</w:t>
-      </w:r>
-    </w:p>
-    <w:p>
-      <w:r>
-        <w:t>“Beeeep-bee</w:t>
-      </w:r>
-      <w:r>
-        <w:t>eeep</w:t>
-      </w:r>
-      <w:r>
-        <w:t>-bee</w:t>
-      </w:r>
-      <w:r>
-        <w:t>eee</w:t>
-      </w:r>
-      <w:r>
-        <w:t>p!”</w:t>
-      </w:r>
-    </w:p>
-    <w:p>
-      <w:r>
-        <w:t xml:space="preserve">An orange icon with the number </w:t>
-      </w:r>
-      <w:r>
-        <w:t>1</w:t>
-      </w:r>
-      <w:r>
-        <w:t xml:space="preserve"> flared on my mask.</w:t>
-      </w:r>
-    </w:p>
-    <w:p>
-      <w:r>
-        <w:t>Why orange right away?</w:t>
-      </w:r>
-      <w:r>
-        <w:t>—</w:t>
-      </w:r>
-      <w:r>
-        <w:t>a panicked thought flashed. There should have been yellow first…</w:t>
-      </w:r>
-    </w:p>
-    <w:p>
-      <w:r>
-        <w:t xml:space="preserve">Art ducked sharply, folding down and to the side as much as the space between the seat and the dashboard allowed. At the same time, his hand shot forward, and the resonator </w:t>
-      </w:r>
-      <w:r>
-        <w:t>stuck</w:t>
-      </w:r>
-      <w:r>
-        <w:rPr>
-          <w:lang w:val="en-US"/>
-        </w:rPr>
-        <w:t xml:space="preserve"> to</w:t>
-      </w:r>
-      <w:r>
-        <w:t xml:space="preserve"> </w:t>
-      </w:r>
-      <w:r>
-        <w:t>the dashboard as if magnetized. The lens at its top darted back and forth, searching for a target.</w:t>
+        <w:t>Everything that followed unfolded incredibly fast, yet for me time seemed to slow, stretch, allowing me to notice and remember an astonishing number of details. The car slowed slightly, entered the turn, skirting the rock face—and at that exact moment, the clip shrieked:</w:t>
+      </w:r>
+    </w:p>
+    <w:p>
+      <w:r>
+        <w:t>“Beeeep-beeeeep-beeeeep!”</w:t>
+      </w:r>
+    </w:p>
+    <w:p>
+      <w:r>
+        <w:t>An orange icon with the number 1 flared on my mask.</w:t>
+      </w:r>
+    </w:p>
+    <w:p>
+      <w:r>
+        <w:t>Why orange right away?—a panicked thought flashed. There should have been yellow first…</w:t>
+      </w:r>
+    </w:p>
+    <w:p>
+      <w:r>
+        <w:t>Art ducked sharply, folding down and to the side as much as the space between the seat and the dashboard allowed. At the same time, his hand shot forward, and the resonator stuck to the dashboard as if magnetized. The lens at its top darted back and forth, searching for a target.</w:t>
       </w:r>
     </w:p>
     <w:p>
@@ -7310,13 +6256,7 @@
     </w:p>
     <w:p>
       <w:r>
-        <w:t xml:space="preserve">The next instant, a thin, needle-like blue beam shot out of it, and the </w:t>
-      </w:r>
-      <w:r>
-        <w:t>clip</w:t>
-      </w:r>
-      <w:r>
-        <w:t xml:space="preserve"> emitted a nasty:</w:t>
+        <w:t>The next instant, a thin, needle-like blue beam shot out of it, and the clip emitted a nasty:</w:t>
       </w:r>
     </w:p>
     <w:p>
@@ -7411,13 +6351,7 @@
     </w:p>
     <w:p>
       <w:r>
-        <w:t xml:space="preserve">A moment ago, I was in the car. I could see the slackened driver and Art ducking low, the seats they were sitting on, the road stretching ahead beyond the windshield, the icons glowing on the mask display. I could hear the engine running and the tires humming against the asphalt, hear the piercing, continuous alarm in the </w:t>
-      </w:r>
-      <w:r>
-        <w:t>clip</w:t>
-      </w:r>
-      <w:r>
-        <w:t>—cut off, at the very last instant, by the sound of a shot.</w:t>
+        <w:t>A moment ago, I was in the car. I could see the slackened driver and Art ducking low, the seats they were sitting on, the road stretching ahead beyond the windshield, the icons glowing on the mask display. I could hear the engine running and the tires humming against the asphalt, hear the piercing, continuous alarm in the clip—cut off, at the very last instant, by the sound of a shot.</w:t>
       </w:r>
     </w:p>
     <w:p>
@@ -7457,13 +6391,7 @@
     </w:p>
     <w:p>
       <w:r>
-        <w:t>“One (one-two-three). Two (one-two-three). Three (one-two-</w:t>
-      </w:r>
-      <w:r>
-        <w:t>three) …</w:t>
-      </w:r>
-      <w:r>
-        <w:t>”</w:t>
+        <w:t>“One (one-two-three). Two (one-two-three). Three (one-two-three) …”</w:t>
       </w:r>
     </w:p>
     <w:p>
@@ -7579,13 +6507,7 @@
     </w:p>
     <w:p>
       <w:r>
-        <w:t>A sticky, viscous sensation that pulled at me like a swamp. Thoughts began to move in circles, repeating themselves, each lo</w:t>
-      </w:r>
-      <w:r>
-        <w:t>op</w:t>
-      </w:r>
-      <w:r>
-        <w:t xml:space="preserve"> slower than the last. There was nothing to hold on to.</w:t>
+        <w:t>A sticky, viscous sensation that pulled at me like a swamp. Thoughts began to move in circles, repeating themselves, each loop slower than the last. There was nothing to hold on to.</w:t>
       </w:r>
     </w:p>
     <w:p>
@@ -7670,10 +6592,7 @@
     </w:p>
     <w:p>
       <w:r>
-        <w:t>Why don’t I try to remember everything that’s happened to me—and write it all down?</w:t>
-      </w:r>
-      <w:r>
-        <w:t xml:space="preserve"> Not now, later, just dictate it in message mode.</w:t>
+        <w:t>Why don’t I try to remember everything that’s happened to me—and write it all down? Not now, later, just dictate it in message mode.</w:t>
       </w:r>
     </w:p>
     <w:p>
@@ -7719,13 +6638,7 @@
     </w:p>
     <w:p>
       <w:r>
-        <w:t>Of course—</w:t>
-      </w:r>
-      <w:r>
-        <w:t>I start with how</w:t>
-      </w:r>
-      <w:r>
-        <w:t xml:space="preserve"> I woke up with that premonition. That morning. The morning the new Gates opened.</w:t>
+        <w:t>Of course—I start with how I woke up with that premonition. That morning. The morning the new Gates opened.</w:t>
       </w:r>
     </w:p>
     <w:p>
@@ -7871,13 +6784,7 @@
     </w:p>
     <w:p>
       <w:r>
-        <w:t>“Hi, Mac.” She lifted a hand in greeting. “I’m Kirsten. I work with A</w:t>
-      </w:r>
-      <w:r>
-        <w:t>I</w:t>
-      </w:r>
-      <w:r>
-        <w:t>O. I’ll be accompanying you two for the rest of this picking run.”</w:t>
+        <w:t>“Hi, Mac.” She lifted a hand in greeting. “I’m Kirsten. I work with AIO. I’ll be accompanying you two for the rest of this picking run.”</w:t>
       </w:r>
     </w:p>
     <w:p>
@@ -7887,13 +6794,7 @@
     </w:p>
     <w:p>
       <w:r>
-        <w:t xml:space="preserve">“You </w:t>
-      </w:r>
-      <w:r>
-        <w:t xml:space="preserve">guys </w:t>
-      </w:r>
-      <w:r>
-        <w:t>clearly need it.”</w:t>
+        <w:t>“You guys clearly need it.”</w:t>
       </w:r>
     </w:p>
     <w:p>
@@ -7943,13 +6844,7 @@
     </w:p>
     <w:p>
       <w:r>
-        <w:t xml:space="preserve">According to him, the moment the car rounded the bend and he heard the </w:t>
-      </w:r>
-      <w:r>
-        <w:t>clip</w:t>
-      </w:r>
-      <w:r>
-        <w:t xml:space="preserve"> alarm and spotted the active resonator outside, he understood at once that the lens was positioned in a narrow cleft between two rocks. The shooter, apparently, was hiding behind the cliff itself—trying to keep our scanner from tagging him.</w:t>
+        <w:t>According to him, the moment the car rounded the bend and he heard the clip alarm and spotted the active resonator outside, he understood at once that the lens was positioned in a narrow cleft between two rocks. The shooter, apparently, was hiding behind the cliff itself—trying to keep our scanner from tagging him.</w:t>
       </w:r>
     </w:p>
     <w:p>
@@ -8065,19 +6960,7 @@
     </w:p>
     <w:p>
       <w:r>
-        <w:t xml:space="preserve">“Wait,” I asked. “Aren’t you taught everything through the </w:t>
-      </w:r>
-      <w:r>
-        <w:t>e</w:t>
-      </w:r>
-      <w:r>
-        <w:t>2</w:t>
-      </w:r>
-      <w:r>
-        <w:t>n</w:t>
-      </w:r>
-      <w:r>
-        <w:t xml:space="preserve"> interface?”</w:t>
+        <w:t>“Wait,” I asked. “Aren’t you taught everything through the e2n interface?”</w:t>
       </w:r>
     </w:p>
     <w:p>
@@ -8087,13 +6970,7 @@
     </w:p>
     <w:p>
       <w:r>
-        <w:t>“</w:t>
-      </w:r>
-      <w:r>
-        <w:t>Down</w:t>
-      </w:r>
-      <w:r>
-        <w:t xml:space="preserve">loads transfer knowledge—information, essentially. But skills and abilities—the capacity to </w:t>
+        <w:t xml:space="preserve">“Downloads transfer knowledge—information, essentially. But skills and abilities—the capacity to </w:t>
       </w:r>
       <w:r>
         <w:rPr>
@@ -8107,22 +6984,7 @@
       </w:r>
       <w:r>
         <w:lastRenderedPageBreak/>
-        <w:t xml:space="preserve">strider training combines a series of </w:t>
-      </w:r>
-      <w:r>
-        <w:t>downloads</w:t>
-      </w:r>
-      <w:r>
-        <w:t xml:space="preserve"> with </w:t>
-      </w:r>
-      <w:r>
-        <w:rPr>
-          <w:lang w:val="en-US"/>
-        </w:rPr>
-        <w:t>honing</w:t>
-      </w:r>
-      <w:r>
-        <w:t>: hands-on practice, drills, and real skill development.”</w:t>
+        <w:t>strider training combines a series of downloads with honing: hands-on practice, drills, and real skill development.”</w:t>
       </w:r>
     </w:p>
     <w:p>
@@ -8187,16 +7049,7 @@
     </w:p>
     <w:p>
       <w:r>
-        <w:t xml:space="preserve">I spent the entire night in a thick, viscous half-doze, periodically sinking into a nightmare—always the same one. I dreamed that I was no longer myself, but the Black </w:t>
-      </w:r>
-      <w:r>
-        <w:rPr>
-          <w:lang w:val="en-US"/>
-        </w:rPr>
-        <w:t>Jellyfish</w:t>
-      </w:r>
-      <w:r>
-        <w:t>—a Creature made of absolute, all-consuming darkness. As if on the outside I remained in the ordinary world, while inside I was trapped in a permanent, unending freeze, composed of impenetrable gloom and bottomless emptiness.</w:t>
+        <w:t>I spent the entire night in a thick, viscous half-doze, periodically sinking into a nightmare—always the same one. I dreamed that I was no longer myself, but the Black Jellyfish—a Creature made of absolute, all-consuming darkness. As if on the outside I remained in the ordinary world, while inside I was trapped in a permanent, unending freeze, composed of impenetrable gloom and bottomless emptiness.</w:t>
       </w:r>
     </w:p>
     <w:p>
@@ -8220,24 +7073,12 @@
     </w:p>
     <w:p>
       <w:r>
-        <w:t xml:space="preserve">Right. I’d fallen asleep wearing the mask. And the </w:t>
-      </w:r>
-      <w:r>
-        <w:t>clip</w:t>
-      </w:r>
-      <w:r>
-        <w:t xml:space="preserve"> as well.</w:t>
-      </w:r>
-    </w:p>
-    <w:p>
-      <w:r>
-        <w:t xml:space="preserve">I realized that this was the second night in a row I hadn’t taken them off—and yet I hadn’t felt the slightest discomfort. Not even when I rolled onto my side and the </w:t>
-      </w:r>
-      <w:r>
-        <w:t>clip</w:t>
-      </w:r>
-      <w:r>
-        <w:t xml:space="preserve"> and the arm of the mask ended up between my head and the pillow. The mask hadn’t fogged up, hadn’t gotten dirty, remained perfectly clear—as if it weren’t there at all. Overall, the devices were barely noticeable, almost nonexistent.</w:t>
+        <w:t>Right. I’d fallen asleep wearing the mask. And the clip as well.</w:t>
+      </w:r>
+    </w:p>
+    <w:p>
+      <w:r>
+        <w:t>I realized that this was the second night in a row I hadn’t taken them off—and yet I hadn’t felt the slightest discomfort. Not even when I rolled onto my side and the clip and the arm of the mask ended up between my head and the pillow. The mask hadn’t fogged up, hadn’t gotten dirty, remained perfectly clear—as if it weren’t there at all. Overall, the devices were barely noticeable, almost nonexistent.</w:t>
       </w:r>
     </w:p>
     <w:p>
@@ -8319,13 +7160,7 @@
     </w:p>
     <w:p>
       <w:r>
-        <w:t xml:space="preserve">I hurried to the bathroom. Hesitated for a moment about whether to take off the mask and </w:t>
-      </w:r>
-      <w:r>
-        <w:t>clip</w:t>
-      </w:r>
-      <w:r>
-        <w:t xml:space="preserve"> to shower—and decided that since no one could see me, I could.</w:t>
+        <w:t>I hurried to the bathroom. Hesitated for a moment about whether to take off the mask and clip to shower—and decided that since no one could see me, I could.</w:t>
       </w:r>
     </w:p>
     <w:p>
@@ -8744,21 +7579,9 @@
     </w:p>
     <w:p>
       <w:r>
-        <w:t xml:space="preserve">“What we’re looking at here is a lavish wedding cake. </w:t>
-      </w:r>
-      <w:r>
-        <w:rPr>
-          <w:lang w:val="en-US"/>
-        </w:rPr>
-        <w:t>S</w:t>
-      </w:r>
-      <w:r>
-        <w:t xml:space="preserve">oaked in syrup, </w:t>
-      </w:r>
-      <w:r>
-        <w:rPr>
-          <w:lang w:val="en-US"/>
-        </w:rPr>
+        <w:t xml:space="preserve">“What we’re looking at here is a lavish wedding cake. Soaked in syrup, </w:t>
+      </w:r>
+      <w:r>
         <w:t>covered with icing</w:t>
       </w:r>
       <w:r>
@@ -8776,16 +7599,7 @@
       </w:pPr>
       <w:r>
         <w:lastRenderedPageBreak/>
-        <w:t xml:space="preserve">Chapter 13. </w:t>
-      </w:r>
-      <w:r>
-        <w:t>The</w:t>
-      </w:r>
-      <w:r>
-        <w:t xml:space="preserve"> </w:t>
-      </w:r>
-      <w:r>
-        <w:t>Drift</w:t>
+        <w:t>Chapter 13. The Drift</w:t>
       </w:r>
     </w:p>
     <w:p>
@@ -8820,19 +7634,7 @@
     </w:p>
     <w:p>
       <w:r>
-        <w:t>“All right,” she said tensely. “Art, start extracting the nugget.</w:t>
-      </w:r>
-      <w:r>
-        <w:t xml:space="preserve"> </w:t>
-      </w:r>
-      <w:r>
-        <w:t xml:space="preserve">Mac, stay close and keep watch—especially on the tunnel exit. If you notice anything unusual or suspicious, tell us immediately. I’ll </w:t>
-      </w:r>
-      <w:r>
-        <w:t>look around</w:t>
-      </w:r>
-      <w:r>
-        <w:t xml:space="preserve"> as well.”</w:t>
+        <w:t>“All right,” she said tensely. “Art, start extracting the nugget. Mac, stay close and keep watch—especially on the tunnel exit. If you notice anything unusual or suspicious, tell us immediately. I’ll look around as well.”</w:t>
       </w:r>
     </w:p>
     <w:p>
@@ -8907,10 +7709,7 @@
     </w:p>
     <w:p>
       <w:r>
-        <w:t xml:space="preserve">My heart was hammering somewhere up in my throat. </w:t>
-      </w:r>
-      <w:r>
-        <w:t>I darted a hunted, cornered look from Kirsten to Art.</w:t>
+        <w:t>My heart was hammering somewhere up in my throat. I darted a hunted, cornered look from Kirsten to Art.</w:t>
       </w:r>
     </w:p>
     <w:p>
@@ -9049,13 +7848,7 @@
     </w:p>
     <w:p>
       <w:r>
-        <w:t xml:space="preserve">“I’ll call a taxi there… </w:t>
-      </w:r>
-      <w:r>
-        <w:t>Hello</w:t>
-      </w:r>
-      <w:r>
-        <w:t>…” She was already back on the phone.</w:t>
+        <w:t>“I’ll call a taxi there… Hello…” She was already back on the phone.</w:t>
       </w:r>
     </w:p>
     <w:p>
@@ -9081,13 +7874,7 @@
     </w:p>
     <w:p>
       <w:r>
-        <w:t>“Kirsten’s pack has the same one. They’re very low-power, of course. Essentially, a drifter is just a compressor—it compresses air and releases it under pressure in a controlled direction, creating thrust. By the way, the heat generated during compression is used to warm the agrav, which makes the whole system more efficient.” He tapped the ta</w:t>
-      </w:r>
-      <w:r>
-        <w:t>cle</w:t>
-      </w:r>
-      <w:r>
-        <w:t xml:space="preserve"> behind his back. “Can’t demonstrate it right now, but you’ll see soon enough. We’ll use the drifters to reach the road.”</w:t>
+        <w:t>“Kirsten’s pack has the same one. They’re very low-power, of course. Essentially, a drifter is just a compressor—it compresses air and releases it under pressure in a controlled direction, creating thrust. By the way, the heat generated during compression is used to warm the agrav, which makes the whole system more efficient.” He tapped the tacle behind his back. “Can’t demonstrate it right now, but you’ll see soon enough. We’ll use the drifters to reach the road.”</w:t>
       </w:r>
     </w:p>
     <w:p>
@@ -9157,13 +7944,7 @@
     </w:p>
     <w:p>
       <w:r>
-        <w:t xml:space="preserve">The next half hour passed in tense waiting. At least for me. My companions, on the other hand, seemed to find nothing unusual or worrying about our situation. Kirsten immersed herself in the virtual </w:t>
-      </w:r>
-      <w:r>
-        <w:t>L</w:t>
-      </w:r>
-      <w:r>
-        <w:t>ayers again. Art continued collecting the nugget, calmly scanning the surroundings with the relaxed air of a tourist at a scenic overlook.</w:t>
+        <w:t>The next half hour passed in tense waiting. At least for me. My companions, on the other hand, seemed to find nothing unusual or worrying about our situation. Kirsten immersed herself in the virtual Layers again. Art continued collecting the nugget, calmly scanning the surroundings with the relaxed air of a tourist at a scenic overlook.</w:t>
       </w:r>
     </w:p>
     <w:p>
@@ -9264,13 +8045,7 @@
     </w:p>
     <w:p>
       <w:r>
-        <w:t xml:space="preserve">The speed was perfect—not fast enough to be frightening, but more than enough to enjoy the sensation of swift motion. Art navigated expertly around rocks and trees, and we mirrored his maneuvers precisely. As we approached the mountain slope, we slowed and </w:t>
-      </w:r>
-      <w:r>
-        <w:t xml:space="preserve">started to </w:t>
-      </w:r>
-      <w:r>
-        <w:t>climb steeply upward, keeping just a couple of meters above the treetops of the pines growing along the incline.</w:t>
+        <w:t>The speed was perfect—not fast enough to be frightening, but more than enough to enjoy the sensation of swift motion. Art navigated expertly around rocks and trees, and we mirrored his maneuvers precisely. As we approached the mountain slope, we slowed and started to climb steeply upward, keeping just a couple of meters above the treetops of the pines growing along the incline.</w:t>
       </w:r>
     </w:p>
     <w:p>
@@ -9280,19 +8055,7 @@
     </w:p>
     <w:p>
       <w:r>
-        <w:t>A few minutes later we spotted a</w:t>
-      </w:r>
-      <w:r>
-        <w:t xml:space="preserve"> small parking</w:t>
-      </w:r>
-      <w:r>
-        <w:t xml:space="preserve"> </w:t>
-      </w:r>
-      <w:r>
-        <w:t>lot</w:t>
-      </w:r>
-      <w:r>
-        <w:t xml:space="preserve"> on the opposite side of the road, bordered by a low fence made of stones bonded with cement. There was a gap in the fence marking the start of a narrow road leading into the forest. I noticed a post with several arrow-shaped signs pointing that way.</w:t>
+        <w:t>A few minutes later we spotted a small parking lot on the opposite side of the road, bordered by a low fence made of stones bonded with cement. There was a gap in the fence marking the start of a narrow road leading into the forest. I noticed a post with several arrow-shaped signs pointing that way.</w:t>
       </w:r>
     </w:p>
     <w:p>
@@ -9302,16 +8065,7 @@
     </w:p>
     <w:p>
       <w:r>
-        <w:t xml:space="preserve">There was only one car in the parking </w:t>
-      </w:r>
-      <w:r>
-        <w:rPr>
-          <w:lang w:val="en-US"/>
-        </w:rPr>
-        <w:t>lot</w:t>
-      </w:r>
-      <w:r>
-        <w:t>, marked with the logo of the local taxi service.</w:t>
+        <w:t>There was only one car in the parking lot, marked with the logo of the local taxi service.</w:t>
       </w:r>
     </w:p>
     <w:p>
@@ -9379,13 +8133,7 @@
     </w:p>
     <w:p>
       <w:r>
-        <w:t xml:space="preserve">“Now we’ve got one hundred percent protection from a resonator </w:t>
-      </w:r>
-      <w:r>
-        <w:t>im</w:t>
-      </w:r>
-      <w:r>
-        <w:t>pulse,” Art said, answering the question I hadn’t voiced.</w:t>
+        <w:t>“Now we’ve got one hundred percent protection from a resonator impulse,” Art said, answering the question I hadn’t voiced.</w:t>
       </w:r>
     </w:p>
     <w:p>
@@ -9405,13 +8153,7 @@
     </w:p>
     <w:p>
       <w:r>
-        <w:t>“Haven’t you figured it out yet, Ma</w:t>
-      </w:r>
-      <w:r>
-        <w:t>c</w:t>
-      </w:r>
-      <w:r>
-        <w:t>?” Art said calmly, without turning around.</w:t>
+        <w:t>“Haven’t you figured it out yet, Mac?” Art said calmly, without turning around.</w:t>
       </w:r>
     </w:p>
     <w:p>
@@ -9430,13 +8172,7 @@
       </w:pPr>
       <w:r>
         <w:lastRenderedPageBreak/>
-        <w:t xml:space="preserve">Chapter 14. </w:t>
-      </w:r>
-      <w:r>
-        <w:t>Bungee</w:t>
-      </w:r>
-      <w:r>
-        <w:t xml:space="preserve"> Jumping</w:t>
+        <w:t>Chapter 14. Bungee Jumping</w:t>
       </w:r>
     </w:p>
     <w:p>
@@ -9526,13 +8262,7 @@
     </w:p>
     <w:p>
       <w:r>
-        <w:t xml:space="preserve">“Don’t worry, </w:t>
-      </w:r>
-      <w:r>
-        <w:t>Mac</w:t>
-      </w:r>
-      <w:r>
-        <w:t>,” Kirsten said calmly, professionally. “I’ll take care of everything. That’s my job. If you want, your landlady won’t even remember that anyone’s been renting her place lately.”</w:t>
+        <w:t>“Don’t worry, Mac,” Kirsten said calmly, professionally. “I’ll take care of everything. That’s my job. If you want, your landlady won’t even remember that anyone’s been renting her place lately.”</w:t>
       </w:r>
     </w:p>
     <w:p>
@@ -9588,25 +8318,7 @@
     </w:p>
     <w:p>
       <w:r>
-        <w:t>I sent the message to my landlady</w:t>
-      </w:r>
-      <w:r>
-        <w:t>,</w:t>
-      </w:r>
-      <w:r>
-        <w:t xml:space="preserve"> </w:t>
-      </w:r>
-      <w:r>
-        <w:t>t</w:t>
-      </w:r>
-      <w:r>
-        <w:t xml:space="preserve">hen </w:t>
-      </w:r>
-      <w:r>
-        <w:t xml:space="preserve">turned off the phone, and pocketed it. I </w:t>
-      </w:r>
-      <w:r>
-        <w:t>leaned back against the seat—and unexpectedly felt a sense of relief.</w:t>
+        <w:t>I sent the message to my landlady, then turned off the phone, and pocketed it. I leaned back against the seat—and unexpectedly felt a sense of relief.</w:t>
       </w:r>
     </w:p>
     <w:p>
@@ -9666,13 +8378,7 @@
     </w:p>
     <w:p>
       <w:r>
-        <w:t>“Hey,” Art said more gently, “</w:t>
-      </w:r>
-      <w:r>
-        <w:t>Don’t</w:t>
-      </w:r>
-      <w:r>
-        <w:t xml:space="preserve"> worry. Everything should be fine.”</w:t>
+        <w:t>“Hey,” Art said more gently, “Don’t worry. Everything should be fine.”</w:t>
       </w:r>
     </w:p>
     <w:p>
@@ -9718,25 +8424,7 @@
     </w:p>
     <w:p>
       <w:r>
-        <w:t>“</w:t>
-      </w:r>
-      <w:r>
-        <w:t>Mac</w:t>
-      </w:r>
-      <w:r>
-        <w:t xml:space="preserve">, grab </w:t>
-      </w:r>
-      <w:r>
-        <w:t>the</w:t>
-      </w:r>
-      <w:r>
-        <w:t xml:space="preserve"> pack,” Kirsten said as she opened the door and stepped outside. Art followed her. I slung </w:t>
-      </w:r>
-      <w:r>
-        <w:t>her</w:t>
-      </w:r>
-      <w:r>
-        <w:t xml:space="preserve"> backpack over my shoulder and climbed out as well.</w:t>
+        <w:t>“Mac, grab the pack,” Kirsten said as she opened the door and stepped outside. Art followed her. I slung her backpack over my shoulder and climbed out as well.</w:t>
       </w:r>
     </w:p>
     <w:p>
@@ -9766,31 +8454,7 @@
     </w:p>
     <w:p>
       <w:r>
-        <w:t>It</w:t>
-      </w:r>
-      <w:r>
-        <w:t xml:space="preserve"> looked exactly as I’d seen </w:t>
-      </w:r>
-      <w:r>
-        <w:t>it</w:t>
-      </w:r>
-      <w:r>
-        <w:t xml:space="preserve"> before. Or rather, as I’d seen </w:t>
-      </w:r>
-      <w:r>
-        <w:t>it</w:t>
-      </w:r>
-      <w:r>
-        <w:t xml:space="preserve"> for the first time just a few days ago. The gray haze was gone now, reduced to a faint shimmer, a subtle ripple. On the other side, I could make out only very vague, blurred shapes—an uneven horizon line, and sky above it.</w:t>
-      </w:r>
-      <w:r>
-        <w:rPr>
-          <w:lang w:val="en-US"/>
-        </w:rPr>
-        <w:t xml:space="preserve"> </w:t>
-      </w:r>
-      <w:r>
-        <w:t>The sky inside the Gate was gray as well.</w:t>
+        <w:t>It looked exactly as I’d seen it before. Or rather, as I’d seen it for the first time just a few days ago. The gray haze was gone now, reduced to a faint shimmer, a subtle ripple. On the other side, I could make out only very vague, blurred shapes—an uneven horizon line, and sky above it. The sky inside the Gate was gray as well.</w:t>
       </w:r>
     </w:p>
     <w:p>
@@ -9800,13 +8464,7 @@
     </w:p>
     <w:p>
       <w:r>
-        <w:t xml:space="preserve">“No, </w:t>
-      </w:r>
-      <w:r>
-        <w:t>Mac</w:t>
-      </w:r>
-      <w:r>
-        <w:t>. It’s yours now. A gift. Don’t worry, it’s almost new, everything works perfectly. Later, if you want, you can exchange it for a newer model. But I’d be glad if you kept mine.”</w:t>
+        <w:t>“No, Mac. It’s yours now. A gift. Don’t worry, it’s almost new, everything works perfectly. Later, if you want, you can exchange it for a newer model. But I’d be glad if you kept mine.”</w:t>
       </w:r>
     </w:p>
     <w:p>
@@ -9831,13 +8489,7 @@
     </w:p>
     <w:p>
       <w:r>
-        <w:t>“Take care, Ma</w:t>
-      </w:r>
-      <w:r>
-        <w:t>c</w:t>
-      </w:r>
-      <w:r>
-        <w:t>. I hope we’ll see each other again soon.”</w:t>
+        <w:t>“Take care, Mac. I hope we’ll see each other again soon.”</w:t>
       </w:r>
     </w:p>
     <w:p>
@@ -9872,25 +8524,13 @@
     </w:p>
     <w:p>
       <w:r>
-        <w:t xml:space="preserve">I looked at Art. He seemed to have been waiting for this moment. Once he had my attention, he half-turned toward the Gate. Against its shimmering backdrop, a label instantly appeared in the left corner: </w:t>
-      </w:r>
-      <w:r>
-        <w:t>V7</w:t>
-      </w:r>
-      <w:r>
-        <w:t>.</w:t>
+        <w:t>I looked at Art. He seemed to have been waiting for this moment. Once he had my attention, he half-turned toward the Gate. Against its shimmering backdrop, a label instantly appeared in the left corner: V7.</w:t>
       </w:r>
     </w:p>
     <w:p>
       <w:r>
         <w:lastRenderedPageBreak/>
-        <w:t xml:space="preserve">“That,” Art commented, “is the Variant currently behind the Gate. We need Variant One. As soon as it appears, we assume we have five minutes—that’s the minimum interval before the next switch. We must pass through the Gate within those five minutes. And we must walk through—drifters don’t work inside the Gate. Also, we’ll need to shut down all electronic devices, including the mask and the </w:t>
-      </w:r>
-      <w:r>
-        <w:t>clip</w:t>
-      </w:r>
-      <w:r>
-        <w:t>.”</w:t>
+        <w:t>“That,” Art commented, “is the Variant currently behind the Gate. We need Variant One. As soon as it appears, we assume we have five minutes—that’s the minimum interval before the next switch. We must pass through the Gate within those five minutes. And we must walk through—drifters don’t work inside the Gate. Also, we’ll need to shut down all electronic devices, including the mask and the clip.”</w:t>
       </w:r>
     </w:p>
     <w:p>
@@ -9905,32 +8545,17 @@
     </w:p>
     <w:p>
       <w:r>
-        <w:t xml:space="preserve">He said all this while hovering in midair, facing me, with his back to the Gate. As he spoke the last words, I suddenly noticed the rippling surface of the Gate intensify. The image within it shuddered, shifted—and changed. The label in the corner flicked to </w:t>
-      </w:r>
-      <w:r>
-        <w:t>V1</w:t>
-      </w:r>
-      <w:r>
-        <w:t>.</w:t>
-      </w:r>
-    </w:p>
-    <w:p>
-      <w:r>
-        <w:t xml:space="preserve">“Uh—” I said, pointing at </w:t>
-      </w:r>
-      <w:r>
-        <w:t>it</w:t>
-      </w:r>
-      <w:r>
-        <w:t>.</w:t>
-      </w:r>
-    </w:p>
-    <w:p>
-      <w:r>
-        <w:t xml:space="preserve">Art turned around. A timer flared up next to the label: </w:t>
-      </w:r>
-      <w:r>
-        <w:t>4:59, 4:58, 4:57…</w:t>
+        <w:t>He said all this while hovering in midair, facing me, with his back to the Gate. As he spoke the last words, I suddenly noticed the rippling surface of the Gate intensify. The image within it shuddered, shifted—and changed. The label in the corner flicked to V1.</w:t>
+      </w:r>
+    </w:p>
+    <w:p>
+      <w:r>
+        <w:t>“Uh—” I said, pointing at it.</w:t>
+      </w:r>
+    </w:p>
+    <w:p>
+      <w:r>
+        <w:t>Art turned around. A timer flared up next to the label: 4:59, 4:58, 4:57…</w:t>
       </w:r>
     </w:p>
     <w:p>
@@ -9940,13 +8565,7 @@
     </w:p>
     <w:p>
       <w:r>
-        <w:t xml:space="preserve">“That’s it. </w:t>
-      </w:r>
-      <w:r>
-        <w:t>Let’s g</w:t>
-      </w:r>
-      <w:r>
-        <w:t>o.”</w:t>
+        <w:t>“That’s it. Let’s go.”</w:t>
       </w:r>
     </w:p>
     <w:p>
@@ -9961,33 +8580,12 @@
     </w:p>
     <w:p>
       <w:r>
-        <w:t xml:space="preserve">When we burst out of the forest and the Gate reappeared directly ahead of us, the timer read: </w:t>
-      </w:r>
-      <w:r>
-        <w:t>1:01, 1:00, 0:59…</w:t>
-      </w:r>
-    </w:p>
-    <w:p>
-      <w:r>
-        <w:t xml:space="preserve">We rushed up to the Gate, stopped abruptly, and dropped to the ground. Art must have deactivated </w:t>
-      </w:r>
-      <w:r>
-        <w:t>our</w:t>
-      </w:r>
-      <w:r>
-        <w:t xml:space="preserve"> mask</w:t>
-      </w:r>
-      <w:r>
-        <w:t>s</w:t>
-      </w:r>
-      <w:r>
-        <w:t xml:space="preserve"> and </w:t>
-      </w:r>
-      <w:r>
-        <w:t>clips</w:t>
-      </w:r>
-      <w:r>
-        <w:t>, because night instantly returned. But now the darkness was pierced by the ghostly glow of the Gate itself.</w:t>
+        <w:t>When we burst out of the forest and the Gate reappeared directly ahead of us, the timer read: 1:01, 1:00, 0:59…</w:t>
+      </w:r>
+    </w:p>
+    <w:p>
+      <w:r>
+        <w:t>We rushed up to the Gate, stopped abruptly, and dropped to the ground. Art must have deactivated our masks and clips, because night instantly returned. But now the darkness was pierced by the ghostly glow of the Gate itself.</w:t>
       </w:r>
     </w:p>
     <w:p>
@@ -9997,16 +8595,7 @@
     </w:p>
     <w:p>
       <w:r>
-        <w:t>M</w:t>
-      </w:r>
-      <w:r>
-        <w:t>y first bungee jump</w:t>
-      </w:r>
-      <w:r>
-        <w:t xml:space="preserve"> came to my mind again</w:t>
-      </w:r>
-      <w:r>
-        <w:t>.</w:t>
+        <w:t>My first bungee jump came to my mind again.</w:t>
       </w:r>
     </w:p>
     <w:p>
@@ -10021,13 +8610,7 @@
     </w:p>
     <w:p>
       <w:r>
-        <w:t>“One! Two! Three!</w:t>
-      </w:r>
-      <w:r>
-        <w:t>!!</w:t>
-      </w:r>
-      <w:r>
-        <w:t>” the instructors shouted into my ears.</w:t>
+        <w:t>“One! Two! Three!!!” the instructors shouted into my ears.</w:t>
       </w:r>
     </w:p>
     <w:p>
@@ -10139,19 +8722,7 @@
         <w:pStyle w:val="Heading1"/>
       </w:pPr>
       <w:r>
-        <w:t xml:space="preserve">Chapter 1. </w:t>
-      </w:r>
-      <w:r>
-        <w:t>False</w:t>
-      </w:r>
-      <w:r>
-        <w:t xml:space="preserve"> Memory </w:t>
-      </w:r>
-      <w:r>
-        <w:t>1</w:t>
-      </w:r>
-      <w:r>
-        <w:t>: Essence Picker</w:t>
+        <w:t>Chapter 1. False Memory 1: Essence Picker</w:t>
       </w:r>
     </w:p>
     <w:p>
@@ -10393,10 +8964,7 @@
     </w:p>
     <w:p>
       <w:r>
-        <w:t>Orbit Connect’s tether lines are systems of nine to sixteen ultra-strong cables linking ground stations on Earth’s surface with stations in orbit. Elevators travel along these cables, carrying people and cargo from the planet into space and back.</w:t>
-      </w:r>
-      <w:r>
-        <w:t xml:space="preserve"> The uppermost station is placed above geostationary orbit, at an altitude sufficient to create the centrifugal tension that keeps the cables under constant pull.</w:t>
+        <w:t>Orbit Connect’s tether lines are systems of nine to sixteen ultra-strong cables linking ground stations on Earth’s surface with stations in orbit. Elevators travel along these cables, carrying people and cargo from the planet into space and back. The uppermost station is placed above geostationary orbit, at an altitude sufficient to create the centrifugal tension that keeps the cables under constant pull.</w:t>
       </w:r>
     </w:p>
     <w:p>
@@ -10406,13 +8974,7 @@
     </w:p>
     <w:p>
       <w:r>
-        <w:t xml:space="preserve">My area of responsibility covered cargo transport from the surface up to one of the lower segments of the structure—the stabilizing platforms. Each tether has ten of these platforms, spaced at </w:t>
-      </w:r>
-      <w:r>
-        <w:t>certain</w:t>
-      </w:r>
-      <w:r>
-        <w:t xml:space="preserve"> intervals along the lower section of the line. They do not bear the weight of the cables—the upper station provides </w:t>
+        <w:t xml:space="preserve">My area of responsibility covered cargo transport from the surface up to one of the lower segments of the structure—the stabilizing platforms. Each tether has ten of these platforms, spaced at certain intervals along the lower section of the line. They do not bear the weight of the cables—the upper station provides </w:t>
       </w:r>
       <w:r>
         <w:lastRenderedPageBreak/>
@@ -10436,13 +8998,7 @@
     </w:p>
     <w:p>
       <w:r>
-        <w:t xml:space="preserve">The construction site lay away from </w:t>
-      </w:r>
-      <w:r>
-        <w:t>settlements</w:t>
-      </w:r>
-      <w:r>
-        <w:t>, and public transport was planned only for the commissioning phase. So whenever I needed to be there physically, I flew my own glider. Even with a cruising speed of 230 kilometers per hour, the trip took over an hour, which meant flying not in the zero sky level, but in the first.</w:t>
+        <w:t>The construction site lay away from settlements, and public transport was planned only for the commissioning phase. So whenever I needed to be there physically, I flew my own glider. Even with a cruising speed of 230 kilometers per hour, the trip took over an hour, which meant flying not in the zero sky level, but in the first.</w:t>
       </w:r>
     </w:p>
     <w:p>
@@ -10477,13 +9033,7 @@
     </w:p>
     <w:p>
       <w:r>
-        <w:t xml:space="preserve">Of course, the Net is an enormous and essential part of modern life. Most people access it through a mask and </w:t>
-      </w:r>
-      <w:r>
-        <w:t>clip</w:t>
-      </w:r>
-      <w:r>
-        <w:t>, though many other devices exist as well—mobile and stationary, individual and collective, two-dimensional and three-dimensional. All of them allow connection to the Net and are primarily operated via the n2e interface, though some people still prefer physical manipulators for text input and option selection.</w:t>
+        <w:t>Of course, the Net is an enormous and essential part of modern life. Most people access it through a mask and clip, though many other devices exist as well—mobile and stationary, individual and collective, two-dimensional and three-dimensional. All of them allow connection to the Net and are primarily operated via the n2e interface, though some people still prefer physical manipulators for text input and option selection.</w:t>
       </w:r>
     </w:p>
     <w:p>
@@ -10600,13 +9150,7 @@
     </w:p>
     <w:p>
       <w:r>
-        <w:t xml:space="preserve">During </w:t>
-      </w:r>
-      <w:r>
-        <w:t>that same</w:t>
-      </w:r>
-      <w:r>
-        <w:t xml:space="preserve"> history of technology course, we were told that when the NA first appeared and mechs began to be produced on a mass scale, many people were deeply anxious about the consequences. Some predicted widespread unemployment, a collapse of motivation, cultural decline—a future in which humans would become mere appendages to machines.</w:t>
+        <w:t>During that same history of technology course, we were told that when the NA first appeared and mechs began to be produced on a mass scale, many people were deeply anxious about the consequences. Some predicted widespread unemployment, a collapse of motivation, cultural decline—a future in which humans would become mere appendages to machines.</w:t>
       </w:r>
     </w:p>
     <w:p>
@@ -10636,24 +9180,12 @@
     </w:p>
     <w:p>
       <w:r>
-        <w:t xml:space="preserve">A similar shift occurred with mechs, though in their case the cycle was shorter. The fashion for humanoid designs lasted only a </w:t>
-      </w:r>
-      <w:r>
-        <w:t>short period</w:t>
-      </w:r>
-      <w:r>
-        <w:t xml:space="preserve"> after the first mass-produced models appeared. At the time, it seemed obvious that the more a mech resembled a human, the easier it would be to accept. People projected familiar expectations onto them: legs, arms, a head—even stylized ones—felt necessary to make the transition into a new technological world less abrupt.</w:t>
-      </w:r>
-    </w:p>
-    <w:p>
-      <w:r>
-        <w:t>Agra</w:t>
-      </w:r>
-      <w:r>
-        <w:t>v</w:t>
-      </w:r>
-      <w:r>
-        <w:t xml:space="preserve"> changed that completely.</w:t>
+        <w:t>A similar shift occurred with mechs, though in their case the cycle was shorter. The fashion for humanoid designs lasted only a short period after the first mass-produced models appeared. At the time, it seemed obvious that the more a mech resembled a human, the easier it would be to accept. People projected familiar expectations onto them: legs, arms, a head—even stylized ones—felt necessary to make the transition into a new technological world less abrupt.</w:t>
+      </w:r>
+    </w:p>
+    <w:p>
+      <w:r>
+        <w:t>Agrav changed that completely.</w:t>
       </w:r>
     </w:p>
     <w:p>
@@ -10692,30 +9224,12 @@
     </w:p>
     <w:p>
       <w:r>
-        <w:t xml:space="preserve">As I mentioned, in order to be closer to the construction site, I moved from </w:t>
-      </w:r>
-      <w:r>
-        <w:t>Alpida</w:t>
-      </w:r>
-      <w:r>
-        <w:t xml:space="preserve"> to Africa and settled in a suburban district of a large </w:t>
-      </w:r>
-      <w:r>
-        <w:t>megapolis</w:t>
-      </w:r>
-      <w:r>
-        <w:t>. I rented a compact unit on the sixty-seventh level of a residential complex made up of twenty-four towers ranging from forty-eight to ninety-six levels in height. The towers were connected by a web of multi-level galleries that crossed the open space at different altitudes, so the entire structure resembled both a vast beehive and an anthill.</w:t>
-      </w:r>
-    </w:p>
-    <w:p>
-      <w:r>
-        <w:t xml:space="preserve">The resemblance was reinforced by transport capsules </w:t>
-      </w:r>
-      <w:r>
-        <w:t>moving</w:t>
-      </w:r>
-      <w:r>
-        <w:t xml:space="preserve"> along the outer surfaces of the towers and galleries, gripping magnetic rails, as well as gliders and drifters hovering between the buildings or parked on suspended platforms along the walls. The constant motion of this swarm created the sense of a living, self-sufficient urban organism.</w:t>
+        <w:t>As I mentioned, in order to be closer to the construction site, I moved from Alpida to Africa and settled in a suburban district of a large megapolis. I rented a compact unit on the sixty-seventh level of a residential complex made up of twenty-four towers ranging from forty-eight to ninety-six levels in height. The towers were connected by a web of multi-level galleries that crossed the open space at different altitudes, so the entire structure resembled both a vast beehive and an anthill.</w:t>
+      </w:r>
+    </w:p>
+    <w:p>
+      <w:r>
+        <w:t>The resemblance was reinforced by transport capsules moving along the outer surfaces of the towers and galleries, gripping magnetic rails, as well as gliders and drifters hovering between the buildings or parked on suspended platforms along the walls. The constant motion of this swarm created the sense of a living, self-sufficient urban organism.</w:t>
       </w:r>
     </w:p>
     <w:p>
@@ -10725,19 +9239,7 @@
     </w:p>
     <w:p>
       <w:r>
-        <w:t>Above several neighborhoods floated thin solar membranes—broad, almost invisible planes supported by agra</w:t>
-      </w:r>
-      <w:r>
-        <w:t>v</w:t>
-      </w:r>
-      <w:r>
-        <w:t xml:space="preserve"> cushions. During the day they </w:t>
-      </w:r>
-      <w:r>
-        <w:t xml:space="preserve">created shadow and, at the same time, </w:t>
-      </w:r>
-      <w:r>
-        <w:t>fed the district’s energy systems; by evening they transformed into luminous domes, spreading a warm, diffused glow over the city.</w:t>
+        <w:t>Above several neighborhoods floated thin solar membranes—broad, almost invisible planes supported by agrav cushions. During the day they created shadow and, at the same time, fed the district’s energy systems; by evening they transformed into luminous domes, spreading a warm, diffused glow over the city.</w:t>
       </w:r>
     </w:p>
     <w:p>
@@ -10757,19 +9259,7 @@
     </w:p>
     <w:p>
       <w:r>
-        <w:t xml:space="preserve">Organic meant food produced entirely from natural components using traditional methods. Eco referred to fully synthetic products created in bio-complexes with minimal environmental impact. Replica was </w:t>
-      </w:r>
-      <w:r>
-        <w:t>something in between</w:t>
-      </w:r>
-      <w:r>
-        <w:t>—</w:t>
-      </w:r>
-      <w:r>
-        <w:t>eco food</w:t>
-      </w:r>
-      <w:r>
-        <w:t xml:space="preserve"> engineered to imitate organic so precisely that only laboratory analysis could reliably tell the difference.</w:t>
+        <w:t>Organic meant food produced entirely from natural components using traditional methods. Eco referred to fully synthetic products created in bio-complexes with minimal environmental impact. Replica was something in between—eco food engineered to imitate organic so precisely that only laboratory analysis could reliably tell the difference.</w:t>
       </w:r>
     </w:p>
     <w:p>
@@ -10830,13 +9320,7 @@
     </w:p>
     <w:p>
       <w:r>
-        <w:t xml:space="preserve">What I also did not expect was that during </w:t>
-      </w:r>
-      <w:r>
-        <w:t>that time spent</w:t>
-      </w:r>
-      <w:r>
-        <w:t xml:space="preserve"> in that cave, the level of my Essence contour would more than double—enough to turn me into a strider and give me the ability to walk through Gates.</w:t>
+        <w:t>What I also did not expect was that during that time spent in that cave, the level of my Essence contour would more than double—enough to turn me into a strider and give me the ability to walk through Gates.</w:t>
       </w:r>
     </w:p>
     <w:p>
@@ -10890,55 +9374,22 @@
     </w:p>
     <w:p>
       <w:r>
-        <w:t xml:space="preserve">The </w:t>
-      </w:r>
-      <w:r>
-        <w:t>Creatures</w:t>
-      </w:r>
-      <w:r>
-        <w:t xml:space="preserve"> appeared almost simultaneously. At first they seemed as intriguing and mysterious as the Gates themselves. People tried to study them, photograph them, measure them, describe them.</w:t>
-      </w:r>
-    </w:p>
-    <w:p>
-      <w:r>
-        <w:t xml:space="preserve">But it soon became clear that the Gates and the Creatures seemed to generate a peculiar resistance—something that actively countered every attempt to examine them. </w:t>
-      </w:r>
-      <w:r>
-        <w:t xml:space="preserve">Instruments registered meaningless noise. Photographs came out blurred. Observations contradicted one another. Several attempts to approach the </w:t>
-      </w:r>
-      <w:r>
-        <w:t>Creatures</w:t>
-      </w:r>
-      <w:r>
-        <w:t xml:space="preserve"> ended with serious consequences.</w:t>
-      </w:r>
-    </w:p>
-    <w:p>
-      <w:r>
-        <w:t xml:space="preserve">Gradually, scientific enthusiasm faded. Gates came to be treated as a natural phenomenon—unusual, but ordinary in its own way. The </w:t>
-      </w:r>
-      <w:r>
-        <w:t>Creatures</w:t>
-      </w:r>
-      <w:r>
-        <w:t xml:space="preserve"> were regarded much like any other inhabitants of the world: with cautious respect and quiet curiosity. Our culture had long embraced a careful attitude toward wild animals, and the </w:t>
-      </w:r>
-      <w:r>
-        <w:t>Creatures</w:t>
-      </w:r>
-      <w:r>
-        <w:t xml:space="preserve"> seemed to settle naturally into a similar niche. People spoke of them almost as they did of rare birds or forest creatures—present somewhere nearby, occasionally glimpsed, but not something that required life to change around them.</w:t>
-      </w:r>
-    </w:p>
-    <w:p>
-      <w:r>
-        <w:t xml:space="preserve">For a time, scientific inquiry shifted focus. Instead of studying the Gates, the Storms, or the </w:t>
-      </w:r>
-      <w:r>
-        <w:t>Creatures</w:t>
-      </w:r>
-      <w:r>
-        <w:t xml:space="preserve"> directly, researchers began investigating the force that prevented understanding. Small groups of persistent minds supported one another, trying to push forward despite everything.</w:t>
+        <w:t>The Creatures appeared almost simultaneously. At first they seemed as intriguing and mysterious as the Gates themselves. People tried to study them, photograph them, measure them, describe them.</w:t>
+      </w:r>
+    </w:p>
+    <w:p>
+      <w:r>
+        <w:t>But it soon became clear that the Gates and the Creatures seemed to generate a peculiar resistance—something that actively countered every attempt to examine them. Instruments registered meaningless noise. Photographs came out blurred. Observations contradicted one another. Several attempts to approach the Creatures ended with serious consequences.</w:t>
+      </w:r>
+    </w:p>
+    <w:p>
+      <w:r>
+        <w:t>Gradually, scientific enthusiasm faded. Gates came to be treated as a natural phenomenon—unusual, but ordinary in its own way. The Creatures were regarded much like any other inhabitants of the world: with cautious respect and quiet curiosity. Our culture had long embraced a careful attitude toward wild animals, and the Creatures seemed to settle naturally into a similar niche. People spoke of them almost as they did of rare birds or forest creatures—present somewhere nearby, occasionally glimpsed, but not something that required life to change around them.</w:t>
+      </w:r>
+    </w:p>
+    <w:p>
+      <w:r>
+        <w:t>For a time, scientific inquiry shifted focus. Instead of studying the Gates, the Storms, or the Creatures directly, researchers began investigating the force that prevented understanding. Small groups of persistent minds supported one another, trying to push forward despite everything.</w:t>
       </w:r>
     </w:p>
     <w:p>
@@ -10964,13 +9415,7 @@
     </w:p>
     <w:p>
       <w:r>
-        <w:t>Yugura had been a researcher at a small, largely unknown institute. He lived near one of the Gates, practiced various contemplative disciplines, and spent long stretches alone in the mountains. Like thousands of other scientists, he had tried to understand the phenomenon of the Gates—but as far as anyone knew,</w:t>
-      </w:r>
-      <w:r>
-        <w:t xml:space="preserve"> prior to creating his famous diary</w:t>
-      </w:r>
-      <w:r>
-        <w:t xml:space="preserve"> he had achieved no more success than the rest.</w:t>
+        <w:t>Yugura had been a researcher at a small, largely unknown institute. He lived near one of the Gates, practiced various contemplative disciplines, and spent long stretches alone in the mountains. Like thousands of other scientists, he had tried to understand the phenomenon of the Gates—but as far as anyone knew, prior to creating his famous diary he had achieved no more success than the rest.</w:t>
       </w:r>
     </w:p>
     <w:p>
@@ -11091,43 +9536,7 @@
     </w:p>
     <w:p>
       <w:r>
-        <w:t xml:space="preserve">Under the World Forum, the Committee for Intervariant Interaction was established, along with its three executive agencies: </w:t>
-      </w:r>
-      <w:r>
-        <w:t xml:space="preserve">the Agency for the Regulation of Quintessence </w:t>
-      </w:r>
-      <w:r>
-        <w:t>(A</w:t>
-      </w:r>
-      <w:r>
-        <w:t>RC</w:t>
-      </w:r>
-      <w:r>
-        <w:t xml:space="preserve">), </w:t>
-      </w:r>
-      <w:r>
-        <w:t>the Agency for Intervariant Operations</w:t>
-      </w:r>
-      <w:r>
-        <w:t xml:space="preserve"> (A</w:t>
-      </w:r>
-      <w:r>
-        <w:t>I</w:t>
-      </w:r>
-      <w:r>
-        <w:t xml:space="preserve">O), and </w:t>
-      </w:r>
-      <w:r>
-        <w:t xml:space="preserve">the Intervariant Cooperation and Development Agency </w:t>
-      </w:r>
-      <w:r>
-        <w:t>(</w:t>
-      </w:r>
-      <w:r>
-        <w:t>ICDA</w:t>
-      </w:r>
-      <w:r>
-        <w:t>).</w:t>
+        <w:t>Under the World Forum, the Committee for Intervariant Interaction was established, along with its three executive agencies: the Agency for the Regulation of Quintessence (ARC), the Agency for Intervariant Operations (AIO), and the Intervariant Cooperation and Development Agency (ICDA).</w:t>
       </w:r>
     </w:p>
     <w:p>
@@ -11137,19 +9546,7 @@
     </w:p>
     <w:p>
       <w:r>
-        <w:t xml:space="preserve">The central offices of all three agencies are located in the same place—the Trillium complex, </w:t>
-      </w:r>
-      <w:r>
-        <w:t>nearby</w:t>
-      </w:r>
-      <w:r>
-        <w:t xml:space="preserve"> the first Gate. Regional branches stand near the others. Each office includes Quintessence vaults: we striders are required to deposit all collected quint</w:t>
-      </w:r>
-      <w:r>
-        <w:t>a</w:t>
-      </w:r>
-      <w:r>
-        <w:t xml:space="preserve"> immediately upon returning from every picking.</w:t>
+        <w:t>The central offices of all three agencies are located in the same place—the Trillium complex, nearby the first Gate. Regional branches stand near the others. Each office includes Quintessence vaults: we striders are required to deposit all collected quinta immediately upon returning from every picking.</w:t>
       </w:r>
     </w:p>
     <w:p>
@@ -11169,13 +9566,7 @@
     </w:p>
     <w:p>
       <w:r>
-        <w:t xml:space="preserve">The size and structure of an </w:t>
-      </w:r>
-      <w:r>
-        <w:t>ARC</w:t>
-      </w:r>
-      <w:r>
-        <w:t xml:space="preserve"> Essence picker’s compensation package depend on two things: rank as an agent and class as a specialist.</w:t>
+        <w:t>The size and structure of an ARC Essence picker’s compensation package depend on two things: rank as an agent and class as a specialist.</w:t>
       </w:r>
     </w:p>
     <w:p>
@@ -11195,79 +9586,28 @@
     </w:p>
     <w:p>
       <w:r>
-        <w:t>The first and primary skill of a picker is, of course, picking itself. This includes the ability to locate nuggets, work with tac</w:t>
-      </w:r>
-      <w:r>
-        <w:t>le</w:t>
-      </w:r>
-      <w:r>
-        <w:t>, scanners, mask, and Layers—everything without which efficient Essence collection would be impossible.</w:t>
+        <w:t>The first and primary skill of a picker is, of course, picking itself. This includes the ability to locate nuggets, work with tacle, scanners, mask, and Layers—everything without which efficient Essence collection would be impossible.</w:t>
       </w:r>
     </w:p>
     <w:p>
       <w:r>
         <w:lastRenderedPageBreak/>
-        <w:t>The second skill is piloting. It begins with operating floaters in our Variant—</w:t>
-      </w:r>
-      <w:r>
-        <w:rPr>
-          <w:lang w:val="en-US"/>
-        </w:rPr>
-        <w:t>gliders</w:t>
-      </w:r>
-      <w:r>
-        <w:t>, drifters, and other vehicles. But it doesn’t end there. Piloting extends to any mode of transport a picker encounters in other Variants. And there, transportation can vary wildly. In Variant Two, for example, striders travel on riding dragons. In Variant Three—on blimps, compact and highly maneuverable dirigibles. In Variant Four—on bikes, trikes, and quads. And so on, across the Delta.</w:t>
-      </w:r>
-    </w:p>
-    <w:p>
-      <w:r>
-        <w:t>The third skill is dodging. This is the art of avoiding a resonator strike through a specific movement technique—sharp, irregular, unpredictable. A resonator does not aim at a person</w:t>
-      </w:r>
-      <w:r>
-        <w:t>,</w:t>
-      </w:r>
-      <w:r>
-        <w:t xml:space="preserve"> it aims at the calculated point where that person is expected to be in the next moment. The goal is simple: not to be there when the shot arrives.</w:t>
-      </w:r>
-    </w:p>
-    <w:p>
-      <w:r>
-        <w:t>The fourth skill is unarmed control. This is not about aggression but about receiving an attack and working with its momentum: managing distance, balance, and the opponent’s center of gravity</w:t>
-      </w:r>
-      <w:r>
-        <w:t>;</w:t>
-      </w:r>
-      <w:r>
-        <w:t xml:space="preserve"> breaking holds</w:t>
-      </w:r>
-      <w:r>
-        <w:t>;</w:t>
-      </w:r>
-      <w:r>
-        <w:t xml:space="preserve"> redirecting force</w:t>
-      </w:r>
-      <w:r>
-        <w:t>;</w:t>
-      </w:r>
-      <w:r>
-        <w:t xml:space="preserve"> applying locks and control techniques.</w:t>
-      </w:r>
-    </w:p>
-    <w:p>
-      <w:r>
-        <w:t>And finally, the fifth skill is resonator handling. Here, accuracy matters—but judgment matters more. It is less about hitting the target than about knowing precisely when a shot is truly necessary. As we say:</w:t>
-      </w:r>
-      <w:r>
-        <w:t xml:space="preserve"> </w:t>
-      </w:r>
-      <w:r>
-        <w:t>“A good strider shoots rarely.</w:t>
-      </w:r>
-      <w:r>
-        <w:t xml:space="preserve"> </w:t>
-      </w:r>
-      <w:r>
-        <w:t>A very good one… almost never.”</w:t>
+        <w:t>The second skill is piloting. It begins with operating floaters in our Variant—gliders, drifters, and other vehicles. But it doesn’t end there. Piloting extends to any mode of transport a picker encounters in other Variants. And there, transportation can vary wildly. In Variant Two, for example, striders travel on riding dragons. In Variant Three—on blimps, compact and highly maneuverable dirigibles. In Variant Four—on bikes, trikes, and quads. And so on, across the Delta.</w:t>
+      </w:r>
+    </w:p>
+    <w:p>
+      <w:r>
+        <w:t>The third skill is dodging. This is the art of avoiding a resonator strike through a specific movement technique—sharp, irregular, unpredictable. A resonator does not aim at a person, it aims at the calculated point where that person is expected to be in the next moment. The goal is simple: not to be there when the shot arrives.</w:t>
+      </w:r>
+    </w:p>
+    <w:p>
+      <w:r>
+        <w:t>The fourth skill is unarmed control. This is not about aggression but about receiving an attack and working with its momentum: managing distance, balance, and the opponent’s center of gravity; breaking holds; redirecting force; applying locks and control techniques.</w:t>
+      </w:r>
+    </w:p>
+    <w:p>
+      <w:r>
+        <w:t>And finally, the fifth skill is resonator handling. Here, accuracy matters—but judgment matters more. It is less about hitting the target than about knowing precisely when a shot is truly necessary. As we say: “A good strider shoots rarely. A very good one… almost never.”</w:t>
       </w:r>
     </w:p>
     <w:p>
@@ -11281,31 +9621,12 @@
       </w:r>
     </w:p>
     <w:p>
-      <w:pPr>
-        <w:rPr>
-          <w:lang w:val="en-US"/>
-        </w:rPr>
-      </w:pPr>
-      <w:r>
-        <w:t>I like being who I am: a strider, an A</w:t>
-      </w:r>
-      <w:r>
-        <w:t>RC</w:t>
-      </w:r>
-      <w:r>
-        <w:t xml:space="preserve"> agent, and a Quintessence picker of Variant One.</w:t>
-      </w:r>
-    </w:p>
-    <w:p>
-      <w:pPr>
-        <w:rPr>
-          <w:lang w:val="en-US"/>
-        </w:rPr>
-      </w:pPr>
-      <w:r>
-        <w:rPr>
-          <w:lang w:val="en-US"/>
-        </w:rPr>
+      <w:r>
+        <w:t>I like being who I am: a strider, an ARC agent, and a Quintessence picker of Variant One.</w:t>
+      </w:r>
+    </w:p>
+    <w:p>
+      <w:r>
         <w:br w:type="page"/>
       </w:r>
     </w:p>
@@ -11370,13 +9691,7 @@
     </w:p>
     <w:p>
       <w:r>
-        <w:t>“The first few minutes are the worst,” he said. “Then it stabilizes—</w:t>
-      </w:r>
-      <w:r>
-        <w:t>to</w:t>
-      </w:r>
-      <w:r>
-        <w:t xml:space="preserve"> almost normal. You’ll still feel residual effects for a few hours. Your Essence level drops sharply during the transition. Recovery follows a kind of hyperbolic curve—very fast at first, then gradually leveling out. Better sit or lie down. And try not to think.”</w:t>
+        <w:t>“The first few minutes are the worst,” he said. “Then it stabilizes—to almost normal. You’ll still feel residual effects for a few hours. Your Essence level drops sharply during the transition. Recovery follows a kind of hyperbolic curve—very fast at first, then gradually leveling out. Better sit or lie down. And try not to think.”</w:t>
       </w:r>
     </w:p>
     <w:p>
@@ -11422,19 +9737,7 @@
     <w:p>
       <w:r>
         <w:lastRenderedPageBreak/>
-        <w:t xml:space="preserve">“Mm-hm. My </w:t>
-      </w:r>
-      <w:r>
-        <w:t>Agency-issued glider</w:t>
-      </w:r>
-      <w:r>
-        <w:t xml:space="preserve">. I named it after Thomas—our </w:t>
-      </w:r>
-      <w:r>
-        <w:t>Head of Personnel Affairs</w:t>
-      </w:r>
-      <w:r>
-        <w:t>. He grumbles every time he hears it, pretends to object, but…” Art smirked. “It’s mostly for show.”</w:t>
+        <w:t>“Mm-hm. My Agency-issued glider. I named it after Thomas—our Head of Personnel Affairs. He grumbles every time he hears it, pretends to object, but…” Art smirked. “It’s mostly for show.”</w:t>
       </w:r>
     </w:p>
     <w:p>
@@ -11459,13 +9762,7 @@
     </w:p>
     <w:p>
       <w:r>
-        <w:t xml:space="preserve">“What’s so special about </w:t>
-      </w:r>
-      <w:r>
-        <w:t>the glider</w:t>
-      </w:r>
-      <w:r>
-        <w:t>? And why was it hard to find one like that?”</w:t>
+        <w:t>“What’s so special about the glider? And why was it hard to find one like that?”</w:t>
       </w:r>
     </w:p>
     <w:p>
@@ -11480,13 +9777,7 @@
     </w:p>
     <w:p>
       <w:r>
-        <w:t xml:space="preserve">“You see, I like things compact. Or rather… optimized.” He paused, searching for the word. “I value quality over quantity—or, in this case, size. Agency policy assigns us full-scale intercontinental </w:t>
-      </w:r>
-      <w:r>
-        <w:t>lounges</w:t>
-      </w:r>
-      <w:r>
-        <w:t>. They’re comfortable, sure. But to me they feel unnecessarily bulky.”</w:t>
+        <w:t>“You see, I like things compact. Or rather… optimized.” He paused, searching for the word. “I value quality over quantity—or, in this case, size. Agency policy assigns us full-scale intercontinental lounges. They’re comfortable, sure. But to me they feel unnecessarily bulky.”</w:t>
       </w:r>
     </w:p>
     <w:p>
@@ -11496,19 +9787,7 @@
     </w:p>
     <w:p>
       <w:r>
-        <w:t xml:space="preserve">“I haven’t told you yet. Cabs and </w:t>
-      </w:r>
-      <w:r>
-        <w:t>lounges</w:t>
-      </w:r>
-      <w:r>
-        <w:t xml:space="preserve"> are the two main types of passenger gliders. A cab is basically a flying car—sit down and go. They’re meant for short, lower-altitude trips. A </w:t>
-      </w:r>
-      <w:r>
-        <w:t>lounge</w:t>
-      </w:r>
-      <w:r>
-        <w:t xml:space="preserve"> is more like an apartment in the sky: you can move around, there are pilot seats, a rest area—everything you need for long-distance flights at higher altitudes, when frequent descents aren’t practical.”</w:t>
+        <w:t>“I haven’t told you yet. Cabs and lounges are the two main types of passenger gliders. A cab is basically a flying car—sit down and go. They’re meant for short, lower-altitude trips. A lounge is more like an apartment in the sky: you can move around, there are pilot seats, a rest area—everything you need for long-distance flights at higher altitudes, when frequent descents aren’t practical.”</w:t>
       </w:r>
     </w:p>
     <w:p>
@@ -11518,19 +9797,7 @@
     </w:p>
     <w:p>
       <w:r>
-        <w:t xml:space="preserve">“When a Storm breaks, it’s critical for us striders to reach the required Gate as fast as possible. And since the right Gate is often on another continent, the flight can take many hours. During that time you need to rest before </w:t>
-      </w:r>
-      <w:r>
-        <w:t>the</w:t>
-      </w:r>
-      <w:r>
-        <w:t xml:space="preserve"> picking—especially if you’ve been called out in the evening or at night. That’s why everyone flies </w:t>
-      </w:r>
-      <w:r>
-        <w:t>lounges</w:t>
-      </w:r>
-      <w:r>
-        <w:t>. But…” He raised his eyebrows meaningfully. “Lounges are bulky by definition. Heavy. Which means—everything else being equal—slower. And the maneuverability… tolerable at best. Big Tom, on the other hand…”</w:t>
+        <w:t>“When a Storm breaks, it’s critical for us striders to reach the required Gate as fast as possible. And since the right Gate is often on another continent, the flight can take many hours. During that time you need to rest before the picking—especially if you’ve been called out in the evening or at night. That’s why everyone flies lounges. But…” He raised his eyebrows meaningfully. “Lounges are bulky by definition. Heavy. Which means—everything else being equal—slower. And the maneuverability… tolerable at best. Big Tom, on the other hand…”</w:t>
       </w:r>
     </w:p>
     <w:p>
@@ -11555,13 +9822,7 @@
     </w:p>
     <w:p>
       <w:r>
-        <w:t xml:space="preserve">Now close enough to study properly, the glider revealed more detail. The X-shaped wings doubled as pylons; at their tips were mounted four horizontal cylinders, each housing a pair of engines. Four smaller maneuvering thrusters were embedded along the plane of each wing-pylon. The central cabin—about the size of a small bus—projected forward in a teardrop-shaped transparent canopy, through which two massive pilot seats were clearly visible. </w:t>
-      </w:r>
-      <w:r>
-        <w:t>The upper engine blocks were capped with bulky, ribbed structures</w:t>
-      </w:r>
-      <w:r>
-        <w:t xml:space="preserve">; beneath the lower ones I could see twin rows of partially recessed landing gear. The entire structure </w:t>
+        <w:t xml:space="preserve">Now close enough to study properly, the glider revealed more detail. The X-shaped wings doubled as pylons; at their tips were mounted four horizontal cylinders, each housing a pair of engines. Four smaller maneuvering thrusters were embedded along the plane of each wing-pylon. The central cabin—about the size of a small bus—projected forward in a teardrop-shaped transparent canopy, through which two massive pilot seats were clearly visible. The upper engine blocks were capped with bulky, ribbed structures; beneath the lower ones I could see twin rows of partially recessed landing gear. The entire structure </w:t>
       </w:r>
       <w:r>
         <w:lastRenderedPageBreak/>
@@ -11590,13 +9851,7 @@
     </w:p>
     <w:p>
       <w:r>
-        <w:t xml:space="preserve">I noted, with quiet satisfaction, that I </w:t>
-      </w:r>
-      <w:r>
-        <w:t>already</w:t>
-      </w:r>
-      <w:r>
-        <w:t xml:space="preserve"> had enough strength to widen my eyes and drop my jaw. That meant I could probably manage standing up as well. I rose slowly, swayed slightly, but kept my balance.</w:t>
+        <w:t>I noted, with quiet satisfaction, that I already had enough strength to widen my eyes and drop my jaw. That meant I could probably manage standing up as well. I rose slowly, swayed slightly, but kept my balance.</w:t>
       </w:r>
     </w:p>
     <w:p>
@@ -11621,24 +9876,12 @@
     </w:p>
     <w:p>
       <w:r>
-        <w:t xml:space="preserve">“You can use the sanitizer if you need to,” Art said. “Throw your backpack into any locker. You can take off the mask and the </w:t>
-      </w:r>
-      <w:r>
-        <w:t>clip</w:t>
-      </w:r>
-      <w:r>
-        <w:t xml:space="preserve"> now. Big Tom’s security systems fully comply with Quintessence transport protection protocols.”</w:t>
-      </w:r>
-    </w:p>
-    <w:p>
-      <w:r>
-        <w:t xml:space="preserve">“I’d almost forgotten those existed,” I said with a faint grin, removing my backpack, mask, and </w:t>
-      </w:r>
-      <w:r>
-        <w:t>clip</w:t>
-      </w:r>
-      <w:r>
-        <w:t xml:space="preserve"> and placing them in the right-hand compartment.</w:t>
+        <w:t>“You can use the sanitizer if you need to,” Art said. “Throw your backpack into any locker. You can take off the mask and the clip now. Big Tom’s security systems fully comply with Quintessence transport protection protocols.”</w:t>
+      </w:r>
+    </w:p>
+    <w:p>
+      <w:r>
+        <w:t>“I’d almost forgotten those existed,” I said with a faint grin, removing my backpack, mask, and clip and placing them in the right-hand compartment.</w:t>
       </w:r>
     </w:p>
     <w:p>
@@ -11673,16 +9916,7 @@
     </w:p>
     <w:p>
       <w:r>
-        <w:t xml:space="preserve">Then I saw a narrow panel slide out of the rear cabin wall, between the doors and directly in front of Art. On its upper surface were two rectangular recessed slots. Art took two identical </w:t>
-      </w:r>
-      <w:r>
-        <w:rPr>
-          <w:lang w:val="en-US"/>
-        </w:rPr>
-        <w:t>boxes</w:t>
-      </w:r>
-      <w:r>
-        <w:t xml:space="preserve"> from the backpack standing beside him and, with visible satisfaction, carefully set them into the slots. The panel glowed green, then silently retracted back into the wall.</w:t>
+        <w:t>Then I saw a narrow panel slide out of the rear cabin wall, between the doors and directly in front of Art. On its upper surface were two rectangular recessed slots. Art took two identical boxes from the backpack standing beside him and, with visible satisfaction, carefully set them into the slots. The panel glowed green, then silently retracted back into the wall.</w:t>
       </w:r>
     </w:p>
     <w:p>
@@ -11698,19 +9932,7 @@
     <w:p>
       <w:r>
         <w:lastRenderedPageBreak/>
-        <w:t xml:space="preserve">“Well,” he said, “there’s nothing left keeping us here. In fact, our direct duty at this moment is to deliver the </w:t>
-      </w:r>
-      <w:r>
-        <w:t>boxes</w:t>
-      </w:r>
-      <w:r>
-        <w:t xml:space="preserve"> to the </w:t>
-      </w:r>
-      <w:r>
-        <w:t>vault</w:t>
-      </w:r>
-      <w:r>
-        <w:t xml:space="preserve"> immediately—with full urgency and in strict compliance with security protocols.”</w:t>
+        <w:t>“Well,” he said, “there’s nothing left keeping us here. In fact, our direct duty at this moment is to deliver the boxes to the vault immediately—with full urgency and in strict compliance with security protocols.”</w:t>
       </w:r>
     </w:p>
     <w:p>
@@ -11720,13 +9942,7 @@
     </w:p>
     <w:p>
       <w:r>
-        <w:t xml:space="preserve">“There’s a </w:t>
-      </w:r>
-      <w:r>
-        <w:t>vault</w:t>
-      </w:r>
-      <w:r>
-        <w:t xml:space="preserve"> at every Agency branch—meaning near every Gate—except this one. The nearest one, fortunately for us, is by the Central Office. About two hours from here.” He smirked. “Two hours on Big Tom, that is. His cruising speed is over two thousand kilometers per hour. Though, of course, some time will be spent climbing and descending through the regulated levels. So the average speed will be lower.”</w:t>
+        <w:t>“There’s a vault at every Agency branch—meaning near every Gate—except this one. The nearest one, fortunately for us, is by the Central Office. About two hours from here.” He smirked. “Two hours on Big Tom, that is. His cruising speed is over two thousand kilometers per hour. Though, of course, some time will be spent climbing and descending through the regulated levels. So the average speed will be lower.”</w:t>
       </w:r>
     </w:p>
     <w:p>
@@ -11776,21 +9992,12 @@
     </w:p>
     <w:p>
       <w:r>
-        <w:t>Destination:</w:t>
-      </w:r>
-      <w:r>
-        <w:t xml:space="preserve"> ARC Central Office, Quintessence </w:t>
-      </w:r>
-      <w:r>
-        <w:t>Vault</w:t>
-      </w:r>
-    </w:p>
-    <w:p>
-      <w:r>
-        <w:t xml:space="preserve">Estimated time remaining: </w:t>
-      </w:r>
-      <w:r>
-        <w:t>1 hour 54 minutes</w:t>
+        <w:t>Destination: ARC Central Office, Quintessence Vault</w:t>
+      </w:r>
+    </w:p>
+    <w:p>
+      <w:r>
+        <w:t>Estimated time remaining: 1 hour 54 minutes</w:t>
       </w:r>
     </w:p>
     <w:p>
@@ -11981,13 +10188,7 @@
     </w:p>
     <w:p>
       <w:r>
-        <w:t>Small service drone</w:t>
-      </w:r>
-      <w:r>
-        <w:t xml:space="preserve">, </w:t>
-      </w:r>
-      <w:r>
-        <w:t>“On the Fly” delivery</w:t>
+        <w:t>Small service drone, “On the Fly” delivery</w:t>
       </w:r>
     </w:p>
     <w:p>
@@ -12110,41 +10311,17 @@
     </w:p>
     <w:p>
       <w:r>
-        <w:t xml:space="preserve">“Hello, </w:t>
-      </w:r>
-      <w:r>
-        <w:t>Mac</w:t>
-      </w:r>
-      <w:r>
-        <w:t>. Hello, Art. May I set the table?” the “washing machine” asked in a cheerful young male voice.</w:t>
-      </w:r>
-    </w:p>
-    <w:p>
-      <w:r>
-        <w:t>“Hi, Estri. Yes, please. We’re starving,” Art replied with a grin. “</w:t>
-      </w:r>
-      <w:r>
-        <w:t>Mac</w:t>
-      </w:r>
-      <w:r>
-        <w:t>, meet Estri—our butler mech. If you need anything, ask him. He has everything and can do everything.”</w:t>
-      </w:r>
-    </w:p>
-    <w:p>
-      <w:r>
-        <w:t>“Ma</w:t>
-      </w:r>
-      <w:r>
-        <w:t>c</w:t>
-      </w:r>
-      <w:r>
-        <w:t>, don’t listen to him,” Estri replied, drifting lazily around our tables. From panels opening along his underside, articulated manipulators extended and began deftly producing plates</w:t>
-      </w:r>
-      <w:r>
-        <w:t xml:space="preserve"> with food</w:t>
-      </w:r>
-      <w:r>
-        <w:t>, cutlery, glasses of orange juice, napkins—and even miniature vases with what looked like fresh flowers. “He forgets that my modification doesn’t include enough RAM for a proper sense of humor.”</w:t>
+        <w:t>“Hello, Mac. Hello, Art. May I set the table?” the “washing machine” asked in a cheerful young male voice.</w:t>
+      </w:r>
+    </w:p>
+    <w:p>
+      <w:r>
+        <w:t>“Hi, Estri. Yes, please. We’re starving,” Art replied with a grin. “Mac, meet Estri—our butler mech. If you need anything, ask him. He has everything and can do everything.”</w:t>
+      </w:r>
+    </w:p>
+    <w:p>
+      <w:r>
+        <w:t>“Mac, don’t listen to him,” Estri replied, drifting lazily around our tables. From panels opening along his underside, articulated manipulators extended and began deftly producing plates with food, cutlery, glasses of orange juice, napkins—and even miniature vases with what looked like fresh flowers. “He forgets that my modification doesn’t include enough RAM for a proper sense of humor.”</w:t>
       </w:r>
     </w:p>
     <w:p>
@@ -12256,19 +10433,7 @@
     <w:p>
       <w:r>
         <w:lastRenderedPageBreak/>
-        <w:t>“That’s closer. You’re not just valuable, Ma</w:t>
-      </w:r>
-      <w:r>
-        <w:t>c</w:t>
-      </w:r>
-      <w:r>
-        <w:t xml:space="preserve">. You became a strider under unique circumstances. And it’s very possible your abilities are unique as well. And what happened during this picking…” </w:t>
-      </w:r>
-      <w:r>
-        <w:t>He gently rocked his cup, as if weighing the thought.</w:t>
-      </w:r>
-      <w:r>
-        <w:t xml:space="preserve"> “It strengthens that assumption.”</w:t>
+        <w:t>“That’s closer. You’re not just valuable, Mac. You became a strider under unique circumstances. And it’s very possible your abilities are unique as well. And what happened during this picking…” He gently rocked his cup, as if weighing the thought. “It strengthens that assumption.”</w:t>
       </w:r>
     </w:p>
     <w:p>
@@ -12288,13 +10453,7 @@
     </w:p>
     <w:p>
       <w:r>
-        <w:t xml:space="preserve">And he was right. First the Black </w:t>
-      </w:r>
-      <w:r>
-        <w:t>Jellyfish</w:t>
-      </w:r>
-      <w:r>
-        <w:t>. Then the Tumbleweed. Art had said Creatures almost never paid attention to humans in general—and to striders in particular. I nodded.</w:t>
+        <w:t>And he was right. First the Black Jellyfish. Then the Tumbleweed. Art had said Creatures almost never paid attention to humans in general—and to striders in particular. I nodded.</w:t>
       </w:r>
     </w:p>
     <w:p>
@@ -12390,10 +10549,7 @@
     </w:p>
     <w:p>
       <w:r>
-        <w:t xml:space="preserve">First, a circular outline appeared on the rock face—dozens of meters across, divided into six equal segments. The circle seemed to sink slightly into the surrounding stone. </w:t>
-      </w:r>
-      <w:r>
-        <w:t>Then the segments slid apart smoothly and silently, like the rotating blades of a colossal camera aperture.</w:t>
+        <w:t>First, a circular outline appeared on the rock face—dozens of meters across, divided into six equal segments. The circle seemed to sink slightly into the surrounding stone. Then the segments slid apart smoothly and silently, like the rotating blades of a colossal camera aperture.</w:t>
       </w:r>
     </w:p>
     <w:p>
@@ -12463,13 +10619,7 @@
     </w:p>
     <w:p>
       <w:r>
-        <w:t>Retrieval</w:t>
-      </w:r>
-      <w:r>
-        <w:t>,</w:t>
-      </w:r>
-      <w:r>
-        <w:t xml:space="preserve"> 1 of 2</w:t>
+        <w:t>Retrieval, 1 of 2</w:t>
       </w:r>
     </w:p>
     <w:p>
@@ -12489,13 +10639,7 @@
     </w:p>
     <w:p>
       <w:r>
-        <w:t>Retrieval</w:t>
-      </w:r>
-      <w:r>
-        <w:t>,</w:t>
-      </w:r>
-      <w:r>
-        <w:t xml:space="preserve"> 2 of 2</w:t>
+        <w:t>Retrieval, 2 of 2</w:t>
       </w:r>
     </w:p>
     <w:p>
@@ -12599,13 +10743,7 @@
     </w:p>
     <w:p>
       <w:r>
-        <w:t xml:space="preserve">I followed his gesture. The cottage he indicated looked… especially welcoming. Its walls, made of a smooth, warm-toned material, glowed with a soft amber hue. A wide terrace wrapped around it, and the </w:t>
-      </w:r>
-      <w:r>
-        <w:t xml:space="preserve">short </w:t>
-      </w:r>
-      <w:r>
-        <w:t>stairway leading up was framed by flowering shrubs dusted with silver blossoms.</w:t>
+        <w:t>I followed his gesture. The cottage he indicated looked… especially welcoming. Its walls, made of a smooth, warm-toned material, glowed with a soft amber hue. A wide terrace wrapped around it, and the short stairway leading up was framed by flowering shrubs dusted with silver blossoms.</w:t>
       </w:r>
     </w:p>
     <w:p>
@@ -13182,24 +11320,12 @@
     </w:p>
     <w:p>
       <w:r>
-        <w:t>“</w:t>
-      </w:r>
-      <w:r>
-        <w:t>Incidentally</w:t>
-      </w:r>
-      <w:r>
-        <w:t>, something resembling magic does exist in the Second Variant as well. There it’s simply called witchcraft, and those who practice it are known as witches and warlocks. They even have their own distinct community—the Order. But their craft is essentially pure art. They refine it through practice without attempting to understand its underlying nature, progressing entirely through experience. So they haven’t yet arrived at an awareness of what Essence truly is. Though personally, I suspect they’re closer than they realize.”</w:t>
-      </w:r>
-    </w:p>
-    <w:p>
-      <w:r>
-        <w:t>“And that’s why,” Art continued, “when the Gates appeared, only the Fifth and Sixth Variants had at least some framework for understanding what they were dealing with. They already knew why ordinary people couldn’t pass through the Gates—</w:t>
-      </w:r>
-      <w:r>
-        <w:t>I mean,</w:t>
-      </w:r>
-      <w:r>
-        <w:t xml:space="preserve"> truly pass through them. So when striders emerged… in a sense, they were already expected.”</w:t>
+        <w:t>“Incidentally, something resembling magic does exist in the Second Variant as well. There it’s simply called witchcraft, and those who practice it are known as witches and warlocks. They even have their own distinct community—the Order. But their craft is essentially pure art. They refine it through practice without attempting to understand its underlying nature, progressing entirely through experience. So they haven’t yet arrived at an awareness of what Essence truly is. Though personally, I suspect they’re closer than they realize.”</w:t>
+      </w:r>
+    </w:p>
+    <w:p>
+      <w:r>
+        <w:t>“And that’s why,” Art continued, “when the Gates appeared, only the Fifth and Sixth Variants had at least some framework for understanding what they were dealing with. They already knew why ordinary people couldn’t pass through the Gates—I mean, truly pass through them. So when striders emerged… in a sense, they were already expected.”</w:t>
       </w:r>
     </w:p>
     <w:p>
@@ -13244,33 +11370,12 @@
     </w:p>
     <w:p>
       <w:r>
-        <w:t>They fell silent, allowing me to process what had been said</w:t>
-      </w:r>
-      <w:r>
-        <w:t xml:space="preserve"> and ask possible questions</w:t>
-      </w:r>
-      <w:r>
-        <w:t>.</w:t>
-      </w:r>
-    </w:p>
-    <w:p>
-      <w:r>
-        <w:t xml:space="preserve">The question I asked, however, I asked </w:t>
-      </w:r>
-      <w:r>
-        <w:rPr>
-          <w:lang w:val="en-US"/>
-        </w:rPr>
-        <w:t xml:space="preserve">silently and </w:t>
-      </w:r>
-      <w:r>
-        <w:t xml:space="preserve">only </w:t>
-      </w:r>
-      <w:r>
-        <w:t xml:space="preserve">to </w:t>
-      </w:r>
-      <w:r>
-        <w:t>myself.</w:t>
+        <w:t>They fell silent, allowing me to process what had been said and ask possible questions.</w:t>
+      </w:r>
+    </w:p>
+    <w:p>
+      <w:r>
+        <w:t>The question I asked, however, I asked silently and only to myself.</w:t>
       </w:r>
     </w:p>
     <w:p>
@@ -13300,19 +11405,7 @@
     </w:p>
     <w:p>
       <w:r>
-        <w:t>“With the Fifth Variant,” he said, “we essentially trade. More precisely, we don’t trade Essence itself, but services related to its collection. We gather quint</w:t>
-      </w:r>
-      <w:r>
-        <w:t>a</w:t>
-      </w:r>
-      <w:r>
-        <w:t xml:space="preserve"> for them, transfer it to their authorities, and retain an agreed share. That share isn’t fixed—it depends on multiple fluctuating factors. Overall, the arrangement satisfies both our Forum and their Council of </w:t>
-      </w:r>
-      <w:r>
-        <w:t>Guardians</w:t>
-      </w:r>
-      <w:r>
-        <w:t>, so our relationship remains pragmatic and stable.”</w:t>
+        <w:t>“With the Fifth Variant,” he said, “we essentially trade. More precisely, we don’t trade Essence itself, but services related to its collection. We gather quinta for them, transfer it to their authorities, and retain an agreed share. That share isn’t fixed—it depends on multiple fluctuating factors. Overall, the arrangement satisfies both our Forum and their Council of Guardians, so our relationship remains pragmatic and stable.”</w:t>
       </w:r>
     </w:p>
     <w:p>
@@ -13347,19 +11440,7 @@
     </w:p>
     <w:p>
       <w:r>
-        <w:t xml:space="preserve">“This afterparty will be an expanded one. In addition to </w:t>
-      </w:r>
-      <w:r>
-        <w:t>Ellen</w:t>
-      </w:r>
-      <w:r>
-        <w:t xml:space="preserve"> and Manish—our chief analyst—Norton will attend. He’s the director of ARC. Mona will be there too, representing </w:t>
-      </w:r>
-      <w:r>
-        <w:t>ICDA</w:t>
-      </w:r>
-      <w:r>
-        <w:t>.”</w:t>
+        <w:t>“This afterparty will be an expanded one. In addition to Ellen and Manish—our chief analyst—Norton will attend. He’s the director of ARC. Mona will be there too, representing ICDA.”</w:t>
       </w:r>
     </w:p>
     <w:p>
@@ -13413,24 +11494,12 @@
     </w:p>
     <w:p>
       <w:r>
-        <w:t xml:space="preserve">“Just grab your mask and </w:t>
-      </w:r>
-      <w:r>
-        <w:t>clip</w:t>
-      </w:r>
-      <w:r>
-        <w:t>. The rest—including coffee—you’ll find at the office,” Art said lightly as we stepped out of the cottage.</w:t>
-      </w:r>
-    </w:p>
-    <w:p>
-      <w:r>
-        <w:t xml:space="preserve">I smacked my forehead, hurried back into the bedroom, dug the mask and clip out of my pack, and put them on. Almost immediately, a neat icon appeared in the upper-right corner of my </w:t>
-      </w:r>
-      <w:r>
-        <w:t>mask’s</w:t>
-      </w:r>
-      <w:r>
-        <w:t xml:space="preserve"> display—a small circle formed by stylized human figures. It pulsed softly. I focused my gaze on it, and it unfolded into a translucent window:</w:t>
+        <w:t>“Just grab your mask and clip. The rest—including coffee—you’ll find at the office,” Art said lightly as we stepped out of the cottage.</w:t>
+      </w:r>
+    </w:p>
+    <w:p>
+      <w:r>
+        <w:t>I smacked my forehead, hurried back into the bedroom, dug the mask and clip out of my pack, and put them on. Almost immediately, a neat icon appeared in the upper-right corner of my mask’s display—a small circle formed by stylized human figures. It pulsed softly. I focused my gaze on it, and it unfolded into a translucent window:</w:t>
       </w:r>
     </w:p>
     <w:p>
@@ -13440,10 +11509,7 @@
     </w:p>
     <w:p>
       <w:r>
-        <w:t>Required</w:t>
-      </w:r>
-      <w:r>
-        <w:t>: Mac, Art</w:t>
+        <w:t>Required: Mac, Art</w:t>
       </w:r>
     </w:p>
     <w:p>
@@ -13478,13 +11544,7 @@
     </w:p>
     <w:p>
       <w:r>
-        <w:t xml:space="preserve">As you can probably guess (Art especially), the lineup will be expanded: besides Manish from Analytics, we’ll have Mona from </w:t>
-      </w:r>
-      <w:r>
-        <w:t>ICDA</w:t>
-      </w:r>
-      <w:r>
-        <w:t>, as well as Norton.</w:t>
+        <w:t>As you can probably guess (Art especially), the lineup will be expanded: besides Manish from Analytics, we’ll have Mona from ICDA, as well as Norton.</w:t>
       </w:r>
     </w:p>
     <w:p>
@@ -13530,13 +11590,7 @@
     </w:p>
     <w:p>
       <w:r>
-        <w:t xml:space="preserve">I glanced at my companions, wondering how to start a conversation—but then I noticed Mona’s gaze had gone distant, turned inward. I understood: she was speaking to someone through her </w:t>
-      </w:r>
-      <w:r>
-        <w:t>clip</w:t>
-      </w:r>
-      <w:r>
-        <w:t>. Art had noticed too. He kept a courteous silence, only occasionally glancing her way.</w:t>
+        <w:t>I glanced at my companions, wondering how to start a conversation—but then I noticed Mona’s gaze had gone distant, turned inward. I understood: she was speaking to someone through her clip. Art had noticed too. He kept a courteous silence, only occasionally glancing her way.</w:t>
       </w:r>
     </w:p>
     <w:p>
@@ -13551,13 +11605,7 @@
     </w:p>
     <w:p>
       <w:r>
-        <w:t xml:space="preserve">“Karina’s the director of </w:t>
-      </w:r>
-      <w:r>
-        <w:t>ICDA</w:t>
-      </w:r>
-      <w:r>
-        <w:t>,” Art explained quickly, flicking a glance at me before turning back to Mona.</w:t>
+        <w:t>“Karina’s the director of ICDA,” Art explained quickly, flicking a glance at me before turning back to Mona.</w:t>
       </w:r>
     </w:p>
     <w:p>
@@ -13567,13 +11615,7 @@
     </w:p>
     <w:p>
       <w:r>
-        <w:t xml:space="preserve">“They’ve created a project task force at </w:t>
-      </w:r>
-      <w:r>
-        <w:t>ICDA</w:t>
-      </w:r>
-      <w:r>
-        <w:t>. Because of the new Gates. And because of… all of this.” She made a vague gesture. “The group’s work is being coordinated directly by a special commission under the Central Forum.”</w:t>
+        <w:t>“They’ve created a project task force at ICDA. Because of the new Gates. And because of… all of this.” She made a vague gesture. “The group’s work is being coordinated directly by a special commission under the Central Forum.”</w:t>
       </w:r>
     </w:p>
     <w:p>
@@ -13689,16 +11731,7 @@
     </w:p>
     <w:p>
       <w:r>
-        <w:t xml:space="preserve">A brief notification flickered across my </w:t>
-      </w:r>
-      <w:r>
-        <w:rPr>
-          <w:lang w:val="en-US"/>
-        </w:rPr>
-        <w:t>mask</w:t>
-      </w:r>
-      <w:r>
-        <w:t>:</w:t>
+        <w:t>A brief notification flickered across my mask:</w:t>
       </w:r>
     </w:p>
     <w:p>
@@ -13713,53 +11746,17 @@
     </w:p>
     <w:p>
       <w:r>
-        <w:t>Dong</w:t>
-      </w:r>
-      <w:r>
-        <w:rPr>
-          <w:lang w:val="en-US"/>
-        </w:rPr>
-        <w:t>,</w:t>
-      </w:r>
-      <w:r>
-        <w:t xml:space="preserve"> Agent, Rank Two</w:t>
-      </w:r>
-      <w:r>
-        <w:t>;</w:t>
-      </w:r>
-      <w:r>
-        <w:t xml:space="preserve"> </w:t>
-      </w:r>
-      <w:r>
-        <w:t>Essence Picker, Class Three</w:t>
-      </w:r>
-    </w:p>
-    <w:p>
-      <w:r>
-        <w:t>Liana</w:t>
-      </w:r>
-      <w:r>
-        <w:rPr>
-          <w:lang w:val="en-US"/>
-        </w:rPr>
-        <w:t>,</w:t>
-      </w:r>
-      <w:r>
-        <w:t xml:space="preserve"> Infrastructure Operator</w:t>
-      </w:r>
-    </w:p>
-    <w:p>
-      <w:r>
-        <w:t>Hamid</w:t>
-      </w:r>
-      <w:r>
-        <w:rPr>
-          <w:lang w:val="en-US"/>
-        </w:rPr>
-        <w:t>,</w:t>
-      </w:r>
-      <w:r>
-        <w:t xml:space="preserve"> Essence Logistics Specialist</w:t>
+        <w:t>Dong, Agent, Rank Two; Essence Picker, Class Three</w:t>
+      </w:r>
+    </w:p>
+    <w:p>
+      <w:r>
+        <w:t>Liana, Infrastructure Operator</w:t>
+      </w:r>
+    </w:p>
+    <w:p>
+      <w:r>
+        <w:t>Hamid, Essence Logistics Specialist</w:t>
       </w:r>
     </w:p>
     <w:p>
@@ -13780,13 +11777,7 @@
     </w:p>
     <w:p>
       <w:r>
-        <w:t xml:space="preserve">In front walked a woman of piercing beauty, dressed in a long gown that emphasized rather than concealed her flawless, slender </w:t>
-      </w:r>
-      <w:r>
-        <w:t>figure</w:t>
-      </w:r>
-      <w:r>
-        <w:t>. The fabric resembled the finest scales; as she moved, it shimmered in cool tones—from turquoise to violet. Her hair was arranged in a high, immaculate coiffure, and the gaze of her large blue eyes was proud and cold, matching the palette of her attire.</w:t>
+        <w:t>In front walked a woman of piercing beauty, dressed in a long gown that emphasized rather than concealed her flawless, slender figure. The fabric resembled the finest scales; as she moved, it shimmered in cool tones—from turquoise to violet. Her hair was arranged in a high, immaculate coiffure, and the gaze of her large blue eyes was proud and cold, matching the palette of her attire.</w:t>
       </w:r>
     </w:p>
     <w:p>
@@ -13796,25 +11787,7 @@
     </w:p>
     <w:p>
       <w:r>
-        <w:t>Elvina</w:t>
-      </w:r>
-      <w:r>
-        <w:rPr>
-          <w:lang w:val="en-US"/>
-        </w:rPr>
-        <w:t>,</w:t>
-      </w:r>
-      <w:r>
-        <w:t xml:space="preserve"> Seventh Lady-in-Waiting to Her Majesty Queen Florianna; Special Envoy of the </w:t>
-      </w:r>
-      <w:r>
-        <w:t xml:space="preserve">Royal </w:t>
-      </w:r>
-      <w:r>
-        <w:t>Court of Christopher</w:t>
-      </w:r>
-      <w:r>
-        <w:t>s</w:t>
+        <w:t>Elvina, Seventh Lady-in-Waiting to Her Majesty Queen Florianna; Special Envoy of the Royal Court of Christophers</w:t>
       </w:r>
     </w:p>
     <w:p>
@@ -13824,13 +11797,7 @@
     </w:p>
     <w:p>
       <w:r>
-        <w:t xml:space="preserve">From the waist upward, each of them broadened </w:t>
-      </w:r>
-      <w:r>
-        <w:t>almost twice</w:t>
-      </w:r>
-      <w:r>
-        <w:t xml:space="preserve"> toward the shoulders, their frames layered with massive, perfectly defined muscle. Their expressions were identical—what one might describe as </w:t>
+        <w:t xml:space="preserve">From the waist upward, each of them broadened almost twice toward the shoulders, their frames layered with massive, perfectly defined muscle. Their expressions were identical—what one might describe as </w:t>
       </w:r>
       <w:r>
         <w:rPr>
@@ -13849,68 +11816,13 @@
       </w:r>
     </w:p>
     <w:p>
-      <w:pPr>
-        <w:rPr>
-          <w:lang w:val="en-US"/>
-        </w:rPr>
-      </w:pPr>
-      <w:r>
-        <w:t>Willem</w:t>
-      </w:r>
-      <w:r>
-        <w:rPr>
-          <w:lang w:val="en-US"/>
-        </w:rPr>
-        <w:t>,</w:t>
-      </w:r>
-      <w:r>
-        <w:t xml:space="preserve"> Chamber Page of the Court of Christopher</w:t>
-      </w:r>
-      <w:r>
-        <w:rPr>
-          <w:lang w:val="en-US"/>
-        </w:rPr>
-        <w:t>s</w:t>
-      </w:r>
-      <w:r>
-        <w:t xml:space="preserve">; </w:t>
-      </w:r>
-      <w:r>
-        <w:t xml:space="preserve">Protector of the </w:t>
-      </w:r>
-      <w:r>
-        <w:t>Crowned House</w:t>
-      </w:r>
-    </w:p>
-    <w:p>
-      <w:pPr>
-        <w:rPr>
-          <w:lang w:val="en-US"/>
-        </w:rPr>
-      </w:pPr>
-      <w:r>
-        <w:t>Bjorn</w:t>
-      </w:r>
-      <w:r>
-        <w:rPr>
-          <w:lang w:val="en-US"/>
-        </w:rPr>
-        <w:t>,</w:t>
-      </w:r>
-      <w:r>
-        <w:t xml:space="preserve"> Senior Chamber Page of the Court of Christopher</w:t>
-      </w:r>
-      <w:r>
-        <w:t>s</w:t>
-      </w:r>
-      <w:r>
-        <w:t xml:space="preserve">; </w:t>
-      </w:r>
-      <w:r>
-        <w:t xml:space="preserve">Protector of the </w:t>
-      </w:r>
-      <w:r>
-        <w:t>Crowned House</w:t>
+      <w:r>
+        <w:t>Willem, Chamber Page of the Court of Christophers; Protector of the Crowned House</w:t>
+      </w:r>
+    </w:p>
+    <w:p>
+      <w:r>
+        <w:t>Bjorn, Senior Chamber Page of the Court of Christophers; Protector of the Crowned House</w:t>
       </w:r>
     </w:p>
     <w:p>
@@ -13930,28 +11842,7 @@
     </w:p>
     <w:p>
       <w:r>
-        <w:t>“Sixth Variant delegation. Elvina is part of the contact group representing</w:t>
-      </w:r>
-      <w:r>
-        <w:rPr>
-          <w:lang w:val="en-US"/>
-        </w:rPr>
-        <w:t xml:space="preserve"> </w:t>
-      </w:r>
-      <w:r>
-        <w:rPr>
-          <w:lang w:val="en-US"/>
-        </w:rPr>
-        <w:t>one of</w:t>
-      </w:r>
-      <w:r>
-        <w:t xml:space="preserve"> their Royal Court</w:t>
-      </w:r>
-      <w:r>
-        <w:t>s</w:t>
-      </w:r>
-      <w:r>
-        <w:t xml:space="preserve"> here. Don’t mind the severity—it’s mostly ceremonial. Protocol.”</w:t>
+        <w:t>“Sixth Variant delegation. Elvina is part of the contact group representing one of their Royal Courts here. Don’t mind the severity—it’s mostly ceremonial. Protocol.”</w:t>
       </w:r>
     </w:p>
     <w:p>
@@ -13970,31 +11861,16 @@
       </w:r>
     </w:p>
     <w:p>
-      <w:pPr>
-        <w:rPr>
-          <w:lang w:val="en-US"/>
-        </w:rPr>
-      </w:pPr>
       <w:r>
         <w:t>Conference Room 16</w:t>
       </w:r>
     </w:p>
     <w:p>
-      <w:pPr>
-        <w:rPr>
-          <w:lang w:val="en-US"/>
-        </w:rPr>
-      </w:pPr>
       <w:r>
         <w:t>Reserved: Ellen</w:t>
       </w:r>
     </w:p>
     <w:p>
-      <w:pPr>
-        <w:rPr>
-          <w:lang w:val="en-US"/>
-        </w:rPr>
-      </w:pPr>
       <w:r>
         <w:t>11:00–12:00</w:t>
       </w:r>
@@ -14280,13 +12156,7 @@
     </w:p>
     <w:p>
       <w:r>
-        <w:t xml:space="preserve">“I just wanted to introduce Mona in her new role. We’ve created a special task force that will focus specifically on matters related to the Creatures and the Ninth Variant. Mona will be—has already been—appointed as its leader. In this capacity, she is authorized to act and make decisions on behalf of the entire </w:t>
-      </w:r>
-      <w:r>
-        <w:t>ICDA</w:t>
-      </w:r>
-      <w:r>
-        <w:t xml:space="preserve"> and has been granted Level Nine clearance.”</w:t>
+        <w:t>“I just wanted to introduce Mona in her new role. We’ve created a special task force that will focus specifically on matters related to the Creatures and the Ninth Variant. Mona will be—has already been—appointed as its leader. In this capacity, she is authorized to act and make decisions on behalf of the entire ICDA and has been granted Level Nine clearance.”</w:t>
       </w:r>
     </w:p>
     <w:p>
@@ -14422,13 +12292,7 @@
     </w:p>
     <w:p>
       <w:r>
-        <w:t>“Eri</w:t>
-      </w:r>
-      <w:r>
-        <w:t>c</w:t>
-      </w:r>
-      <w:r>
-        <w:t>’s team crossed into the new Variant, conducted local reconnaissance in the immediate vicinity of the Gate, collected environmental readings across all measurable parameters, and returned. You are familiar with the results. Based on the full body of data obtained, the new Variant appears to be the home world of the Creatures. At least in the region surrounding the Gate, numerous instances were recorded, while no signs whatsoever of human presence or activity were detected.”</w:t>
+        <w:t>“Eric’s team crossed into the new Variant, conducted local reconnaissance in the immediate vicinity of the Gate, collected environmental readings across all measurable parameters, and returned. You are familiar with the results. Based on the full body of data obtained, the new Variant appears to be the home world of the Creatures. At least in the region surrounding the Gate, numerous instances were recorded, while no signs whatsoever of human presence or activity were detected.”</w:t>
       </w:r>
     </w:p>
     <w:p>
@@ -14484,30 +12348,12 @@
     </w:p>
     <w:p>
       <w:r>
-        <w:t xml:space="preserve">I flinched and glanced around almost defensively. As expected, everyone looked at me—but, to my relief, their attention quickly shifted back to Manish. Without masks, no one could see my contour. </w:t>
-      </w:r>
-      <w:r>
-        <w:t>However</w:t>
-      </w:r>
-      <w:r>
-        <w:t>, I realized, they didn’t need to. The number was already known.</w:t>
-      </w:r>
-    </w:p>
-    <w:p>
-      <w:r>
-        <w:t xml:space="preserve">“More precisely,” Manish continued, “not only the contour level, </w:t>
-      </w:r>
-      <w:r>
-        <w:t>also</w:t>
-      </w:r>
-      <w:r>
-        <w:t xml:space="preserve"> the fact that Mac became a strider very recently. There have been no Storms in that region in the recent past. Therefore, his strider status must be the result of the Gate’</w:t>
-      </w:r>
-      <w:r>
-        <w:t>s</w:t>
-      </w:r>
-      <w:r>
-        <w:t xml:space="preserve"> appearance.</w:t>
+        <w:t>I flinched and glanced around almost defensively. As expected, everyone looked at me—but, to my relief, their attention quickly shifted back to Manish. Without masks, no one could see my contour. However, I realized, they didn’t need to. The number was already known.</w:t>
+      </w:r>
+    </w:p>
+    <w:p>
+      <w:r>
+        <w:t>“More precisely,” Manish continued, “not only the contour level, also the fact that Mac became a strider very recently. There have been no Storms in that region in the recent past. Therefore, his strider status must be the result of the Gate’s appearance.</w:t>
       </w:r>
     </w:p>
     <w:p>
@@ -14613,13 +12459,7 @@
     <w:p>
       <w:r>
         <w:lastRenderedPageBreak/>
-        <w:t xml:space="preserve">“Not exactly,” Manish turned to her. “We’ve never been able to establish a direct link between him and any specific crime. However, he has—far too often to be coincidence—been nearby. </w:t>
-      </w:r>
-      <w:r>
-        <w:t>But what’s more interesting is his background.</w:t>
-      </w:r>
-      <w:r>
-        <w:t>”</w:t>
+        <w:t>“Not exactly,” Manish turned to her. “We’ve never been able to establish a direct link between him and any specific crime. However, he has—far too often to be coincidence—been nearby. But what’s more interesting is his background.”</w:t>
       </w:r>
     </w:p>
     <w:p>
@@ -14639,19 +12479,7 @@
     </w:p>
     <w:p>
       <w:r>
-        <w:t>“Everything changed when he—like others, quite by accident—became a strider. Almost immediately he abandoned his work—he had no family—developed a dependency on quint</w:t>
-      </w:r>
-      <w:r>
-        <w:t>a</w:t>
-      </w:r>
-      <w:r>
-        <w:t>, and joined the Reds. And, as I mentioned earlier, since then he has surfaced repeatedly in our field of attention—not so much in connection with attacks or stolen quint-boxes, but through black-market quint</w:t>
-      </w:r>
-      <w:r>
-        <w:t>a</w:t>
-      </w:r>
-      <w:r>
-        <w:t xml:space="preserve"> operations.”</w:t>
+        <w:t>“Everything changed when he—like others, quite by accident—became a strider. Almost immediately he abandoned his work—he had no family—developed a dependency on quinta, and joined the Reds. And, as I mentioned earlier, since then he has surfaced repeatedly in our field of attention—not so much in connection with attacks or stolen quint-boxes, but through black-market quinta operations.”</w:t>
       </w:r>
     </w:p>
     <w:p>
@@ -14671,24 +12499,12 @@
     </w:p>
     <w:p>
       <w:r>
-        <w:t>“Given this, in the second context we consider the following scenario. Ion notices Mac’s contour level, recalls the threshold of the Ninth Variant, and decides…” Manish allowed himself the faintest smile, “…let’s call it recruitment into the Tribe. Naturally, using the instrument he knows best—neurocoding. Specifically, freeze</w:t>
-      </w:r>
-      <w:r>
-        <w:t>—to begin with</w:t>
-      </w:r>
-      <w:r>
-        <w:t>.”</w:t>
-      </w:r>
-    </w:p>
-    <w:p>
-      <w:r>
-        <w:t>I</w:t>
-      </w:r>
-      <w:r>
-        <w:t xml:space="preserve"> noted that “to begin with” and </w:t>
-      </w:r>
-      <w:r>
-        <w:t>imagined how events might have unfolded had that hypothetical plan succeeded. A chill ran through me.</w:t>
+        <w:t>“Given this, in the second context we consider the following scenario. Ion notices Mac’s contour level, recalls the threshold of the Ninth Variant, and decides…” Manish allowed himself the faintest smile, “…let’s call it recruitment into the Tribe. Naturally, using the instrument he knows best—neurocoding. Specifically, freeze—to begin with.”</w:t>
+      </w:r>
+    </w:p>
+    <w:p>
+      <w:r>
+        <w:t>I noted that “to begin with” and imagined how events might have unfolded had that hypothetical plan succeeded. A chill ran through me.</w:t>
       </w:r>
     </w:p>
     <w:p>
@@ -14703,19 +12519,7 @@
     </w:p>
     <w:p>
       <w:r>
-        <w:t xml:space="preserve">“Planning primarily concerns Mac,” </w:t>
-      </w:r>
-      <w:r>
-        <w:t>Manish</w:t>
-      </w:r>
-      <w:r>
-        <w:t xml:space="preserve"> continued. “We consider it obvious—” he turned toward me, “—Mac, forgive the bluntness, but we consider it obvious that you are an object of heightened interest. Not only to us—meaning ARC and </w:t>
-      </w:r>
-      <w:r>
-        <w:t>ICDA</w:t>
-      </w:r>
-      <w:r>
-        <w:t>—but also to the Tribe. Therefore, given—again, forgive me—your limited strider experience and lack of formal preparation, we would recommend that you refrain, for the time being, from traveling to other Variants. And in general—exercise heightened caution. At least until you complete the standard training program.”</w:t>
+        <w:t>“Planning primarily concerns Mac,” Manish continued. “We consider it obvious—” he turned toward me, “—Mac, forgive the bluntness, but we consider it obvious that you are an object of heightened interest. Not only to us—meaning ARC and ICDA—but also to the Tribe. Therefore, given—again, forgive me—your limited strider experience and lack of formal preparation, we would recommend that you refrain, for the time being, from traveling to other Variants. And in general—exercise heightened caution. At least until you complete the standard training program.”</w:t>
       </w:r>
     </w:p>
     <w:p>
@@ -14826,25 +12630,7 @@
     </w:p>
     <w:p>
       <w:r>
-        <w:t>“Ellen, let’s design that picking so that, from the outside, it looks entirely routine. But if there’s an attack—or any other Red</w:t>
-      </w:r>
-      <w:r>
-        <w:t>s’</w:t>
-      </w:r>
-      <w:r>
-        <w:t xml:space="preserve"> activity—your entire team, along with the </w:t>
-      </w:r>
-      <w:r>
-        <w:t>AIO</w:t>
-      </w:r>
-      <w:r>
-        <w:t xml:space="preserve"> unit, must be able to respond instantly. I’m making a formal decision here: during this picking, delivery of the boxes to the vault drops to second priority. First priority is </w:t>
-      </w:r>
-      <w:r>
-        <w:t>protection</w:t>
-      </w:r>
-      <w:r>
-        <w:t xml:space="preserve"> of every team member and, in the event of an attack, taking all possible measures to identify, detain, and transport the attackers to our Variant. Come by my office later—we’ll go over the details.”</w:t>
+        <w:t>“Ellen, let’s design that picking so that, from the outside, it looks entirely routine. But if there’s an attack—or any other Reds’ activity—your entire team, along with the AIO unit, must be able to respond instantly. I’m making a formal decision here: during this picking, delivery of the boxes to the vault drops to second priority. First priority is protection of every team member and, in the event of an attack, taking all possible measures to identify, detain, and transport the attackers to our Variant. Come by my office later—we’ll go over the details.”</w:t>
       </w:r>
     </w:p>
     <w:p>
@@ -14885,13 +12671,7 @@
     </w:p>
     <w:p>
       <w:r>
-        <w:t>“We consider Zara’s connection to the Pride unlikely. She’s originally from the Fourth Variant,” he paus</w:t>
-      </w:r>
-      <w:r>
-        <w:t>ed</w:t>
-      </w:r>
-      <w:r>
-        <w:t xml:space="preserve"> meaningfully, “and when she became a strider about four years ago, she almost immediately applied for naturalization with the Alpida Forum. As usual in such cases, the Forum consulted us, and we approved the request. You know our policy—we do everything we can to ensure that neutral striders remain, at the very least, neutral. So we support their naturalization here or in other open Variants.”</w:t>
+        <w:t>“We consider Zara’s connection to the Pride unlikely. She’s originally from the Fourth Variant,” he paused meaningfully, “and when she became a strider about four years ago, she almost immediately applied for naturalization with the Alpida Forum. As usual in such cases, the Forum consulted us, and we approved the request. You know our policy—we do everything we can to ensure that neutral striders remain, at the very least, neutral. So we support their naturalization here or in other open Variants.”</w:t>
       </w:r>
     </w:p>
     <w:p>
@@ -14916,39 +12696,12 @@
     </w:p>
     <w:p>
       <w:r>
-        <w:t>“I can reach out to her and suggest we meet,” Art said. “Our conversation th</w:t>
-      </w:r>
-      <w:r>
-        <w:t>at</w:t>
-      </w:r>
-      <w:r>
-        <w:t xml:space="preserve"> morning was completely normal—we exchanged net IDs and…” He hesitated just a fraction. “…agreed we might call each other sometime. I don’t think she’ll be surprised by a call from me—or by an invitation to meet. We could have dinner somewhere. All of us. </w:t>
-      </w:r>
-      <w:r>
-        <w:t xml:space="preserve">Zara, </w:t>
-      </w:r>
-      <w:r>
-        <w:t>Mona</w:t>
-      </w:r>
-      <w:r>
-        <w:t>,</w:t>
-      </w:r>
-      <w:r>
-        <w:t xml:space="preserve"> Mac and </w:t>
-      </w:r>
-      <w:r>
-        <w:t>I</w:t>
-      </w:r>
-      <w:r>
-        <w:t>.”</w:t>
-      </w:r>
-    </w:p>
-    <w:p>
-      <w:r>
-        <w:t>I glanced involuntarily at Mona and caught the grateful look she cast toward Art.</w:t>
-      </w:r>
-      <w:r>
-        <w:t xml:space="preserve"> </w:t>
+        <w:t>“I can reach out to her and suggest we meet,” Art said. “Our conversation that morning was completely normal—we exchanged net IDs and…” He hesitated just a fraction. “…agreed we might call each other sometime. I don’t think she’ll be surprised by a call from me—or by an invitation to meet. We could have dinner somewhere. All of us. Zara, Mona, Mac and I.”</w:t>
+      </w:r>
+    </w:p>
+    <w:p>
+      <w:r>
+        <w:t xml:space="preserve">I glanced involuntarily at Mona and caught the grateful look she cast toward Art. </w:t>
       </w:r>
     </w:p>
     <w:p>
@@ -15034,13 +12787,7 @@
     </w:p>
     <w:p>
       <w:r>
-        <w:t xml:space="preserve">Everyone rose, retrieving their masks and clips from the armrest slots and putting them back on. I remembered what I had intended to do the moment I </w:t>
-      </w:r>
-      <w:r>
-        <w:t>had my mask on</w:t>
-      </w:r>
-      <w:r>
-        <w:t xml:space="preserve"> again.</w:t>
+        <w:t>Everyone rose, retrieving their masks and clips from the armrest slots and putting them back on. I remembered what I had intended to do the moment I had my mask on again.</w:t>
       </w:r>
     </w:p>
     <w:p>
@@ -15109,42 +12856,12 @@
     </w:p>
     <w:p>
       <w:r>
-        <w:t>I hadn’t yet visited these mountains—</w:t>
-      </w:r>
-      <w:r>
-        <w:t>I mean, back there,</w:t>
-      </w:r>
-      <w:r>
-        <w:t xml:space="preserve"> in my world. So now, taking them in, I couldn’t help but admire their </w:t>
-      </w:r>
-      <w:r>
-        <w:t>majestic,—lavish, I would say—</w:t>
-      </w:r>
-      <w:r>
-        <w:t xml:space="preserve">beauty. I found myself thinking that the </w:t>
-      </w:r>
-      <w:r>
-        <w:t>First Ones</w:t>
-      </w:r>
-      <w:r>
-        <w:t>—or whoever it was that had created the Gate</w:t>
-      </w:r>
-      <w:r>
-        <w:t>s</w:t>
-      </w:r>
-      <w:r>
-        <w:t>—had not chosen these mountains by chance for the very first one.</w:t>
-      </w:r>
-    </w:p>
-    <w:p>
-      <w:r>
-        <w:t xml:space="preserve">Below us, the folds of the slopes drifted past, cloud shadows sliding across them. Thin lines of trails, barely visible from this height, formed intricate patterns. Off to one side, a river shimmered, splitting into sunlit branches. On the other, bands of forest climbed the </w:t>
-      </w:r>
-      <w:r>
-        <w:t>slopes</w:t>
-      </w:r>
-      <w:r>
-        <w:t>, and above them rose monumental, primordial cliffs.</w:t>
+        <w:t>I hadn’t yet visited these mountains—I mean, back there, in my world. So now, taking them in, I couldn’t help but admire their majestic,—lavish, I would say—beauty. I found myself thinking that the First Ones—or whoever it was that had created the Gates—had not chosen these mountains by chance for the very first one.</w:t>
+      </w:r>
+    </w:p>
+    <w:p>
+      <w:r>
+        <w:t>Below us, the folds of the slopes drifted past, cloud shadows sliding across them. Thin lines of trails, barely visible from this height, formed intricate patterns. Off to one side, a river shimmered, splitting into sunlit branches. On the other, bands of forest climbed the slopes, and above them rose monumental, primordial cliffs.</w:t>
       </w:r>
     </w:p>
     <w:p>
@@ -15154,13 +12871,7 @@
     </w:p>
     <w:p>
       <w:r>
-        <w:t>In the distance, the ghostlike arch of the Gate emerged and began drawing closer with steady inevitability. Studying it, I thought that the Gate did not quite harmonize with the surrounding landscape—yet neither did it clash with it. It was like an avant-garde element introduced into a classical painting. And the painting</w:t>
-      </w:r>
-      <w:r>
-        <w:t xml:space="preserve"> still</w:t>
-      </w:r>
-      <w:r>
-        <w:t xml:space="preserve"> remained a masterpiece.</w:t>
+        <w:t>In the distance, the ghostlike arch of the Gate emerged and began drawing closer with steady inevitability. Studying it, I thought that the Gate did not quite harmonize with the surrounding landscape—yet neither did it clash with it. It was like an avant-garde element introduced into a classical painting. And the painting still remained a masterpiece.</w:t>
       </w:r>
     </w:p>
     <w:p>
@@ -15230,25 +12941,13 @@
     </w:p>
     <w:p>
       <w:r>
-        <w:t xml:space="preserve">It wasn’t pain in the usual sense. It was something </w:t>
-      </w:r>
-      <w:r>
-        <w:t xml:space="preserve">even </w:t>
-      </w:r>
-      <w:r>
-        <w:t>worse.</w:t>
+        <w:t>It wasn’t pain in the usual sense. It was something even worse.</w:t>
       </w:r>
     </w:p>
     <w:p>
       <w:r>
         <w:lastRenderedPageBreak/>
-        <w:t xml:space="preserve">I suddenly remembered with startling clarity the time I had once been gravely ill: </w:t>
-      </w:r>
-      <w:r>
-        <w:t>high fever, mental fog, the sense that even existing required effort</w:t>
-      </w:r>
-      <w:r>
-        <w:t>. Back then, I had thought it couldn’t possibly get worse.</w:t>
+        <w:t>I suddenly remembered with startling clarity the time I had once been gravely ill: high fever, mental fog, the sense that even existing required effort. Back then, I had thought it couldn’t possibly get worse.</w:t>
       </w:r>
     </w:p>
     <w:p>
@@ -15288,13 +12987,7 @@
     </w:p>
     <w:p>
       <w:r>
-        <w:t>He flew fast and steady, as though he too were eager to increase the distance between us and the Gate. Within minutes, to my astonishment, there was no trace left of th</w:t>
-      </w:r>
-      <w:r>
-        <w:t>at</w:t>
-      </w:r>
-      <w:r>
-        <w:t xml:space="preserve"> horror. No weakness, no clouded mind, no echo of the pressure—as if nothing had happened at all. Only the memory of it, far too vivid to dismiss as imagination.</w:t>
+        <w:t>He flew fast and steady, as though he too were eager to increase the distance between us and the Gate. Within minutes, to my astonishment, there was no trace left of that horror. No weakness, no clouded mind, no echo of the pressure—as if nothing had happened at all. Only the memory of it, far too vivid to dismiss as imagination.</w:t>
       </w:r>
     </w:p>
     <w:p>
@@ -15314,13 +13007,7 @@
     </w:p>
     <w:p>
       <w:r>
-        <w:t xml:space="preserve">“Well,” he said calmly, “that was </w:t>
-      </w:r>
-      <w:r>
-        <w:t xml:space="preserve">to be </w:t>
-      </w:r>
-      <w:r>
-        <w:t>expected. Judging by the reaction, the Ninth Variant affects you exactly the same way it affects everyone else. No worse. No better.”</w:t>
+        <w:t>“Well,” he said calmly, “that was to be expected. Judging by the reaction, the Ninth Variant affects you exactly the same way it affects everyone else. No worse. No better.”</w:t>
       </w:r>
     </w:p>
     <w:p>
@@ -15330,13 +13017,15 @@
     </w:p>
     <w:p>
       <w:r>
-        <w:t xml:space="preserve">I must have been afraid, I realized. Afraid that </w:t>
-      </w:r>
-      <w:r>
-        <w:t>at some time</w:t>
-      </w:r>
-      <w:r>
-        <w:t xml:space="preserve"> I would find myself alone with the Ninth Variant. That it would turn out to be my problem—and mine alone. But that hadn’t happened. The Ninth Variant remained a shared frontier, not a personal trial.</w:t>
+        <w:t xml:space="preserve">I must have been afraid, I realized. Afraid that at some time I would find myself alone with the Ninth Variant. That it would turn out to be my problem—and </w:t>
+      </w:r>
+      <w:proofErr w:type="gramStart"/>
+      <w:r>
+        <w:t>mine</w:t>
+      </w:r>
+      <w:proofErr w:type="gramEnd"/>
+      <w:r>
+        <w:t xml:space="preserve"> alone. But that hadn’t happened. The Ninth Variant remained a shared frontier, not a personal trial.</w:t>
       </w:r>
     </w:p>
     <w:p>
@@ -15402,21 +13091,7 @@
           <w:i/>
           <w:iCs/>
         </w:rPr>
-        <w:t>“</w:t>
-      </w:r>
-      <w:r>
-        <w:rPr>
-          <w:i/>
-          <w:iCs/>
-        </w:rPr>
-        <w:t>It’s always b</w:t>
-      </w:r>
-      <w:r>
-        <w:rPr>
-          <w:i/>
-          <w:iCs/>
-        </w:rPr>
-        <w:t>etter to walk in than stand outside wondering.”</w:t>
+        <w:t>“It’s always better to walk in than stand outside wondering.”</w:t>
       </w:r>
     </w:p>
     <w:p>
@@ -15451,13 +13126,7 @@
     </w:p>
     <w:p>
       <w:r>
-        <w:t xml:space="preserve">Behind a curved standing desk, focused on a monitor, stood a man about my age. </w:t>
-      </w:r>
-      <w:r>
-        <w:t>He was extremely tall—well over two meters—and broad and thickset, yet the build suited his open, friendly face perfectly.</w:t>
-      </w:r>
-      <w:r>
-        <w:t xml:space="preserve"> He looked up at me, and his expression instantly lit up with unrestrained delight, accompanied by a radiant smile.</w:t>
+        <w:t>Behind a curved standing desk, focused on a monitor, stood a man about my age. He was extremely tall—well over two meters—and broad and thickset, yet the build suited his open, friendly face perfectly. He looked up at me, and his expression instantly lit up with unrestrained delight, accompanied by a radiant smile.</w:t>
       </w:r>
     </w:p>
     <w:p>
@@ -15578,13 +13247,7 @@
     </w:p>
     <w:p>
       <w:r>
-        <w:t xml:space="preserve">“Do you have the desire, intention, and interest to become a full </w:t>
-      </w:r>
-      <w:r>
-        <w:t>legal resident</w:t>
-      </w:r>
-      <w:r>
-        <w:t xml:space="preserve"> of the Continent of Alpida?”</w:t>
+        <w:t>“Do you have the desire, intention, and interest to become a full legal resident of the Continent of Alpida?”</w:t>
       </w:r>
     </w:p>
     <w:p>
@@ -15594,13 +13257,7 @@
     </w:p>
     <w:p>
       <w:r>
-        <w:t xml:space="preserve">“Is there anything that, in your opinion, prevents you from becoming a full </w:t>
-      </w:r>
-      <w:r>
-        <w:t>legal resident</w:t>
-      </w:r>
-      <w:r>
-        <w:t xml:space="preserve"> of the Continent of Alpida?”</w:t>
+        <w:t>“Is there anything that, in your opinion, prevents you from becoming a full legal resident of the Continent of Alpida?”</w:t>
       </w:r>
     </w:p>
     <w:p>
@@ -15635,16 +13292,7 @@
     </w:p>
     <w:p>
       <w:r>
-        <w:t xml:space="preserve">The ring reached the floor, </w:t>
-      </w:r>
-      <w:r>
-        <w:rPr>
-          <w:lang w:val="en-US"/>
-        </w:rPr>
-        <w:t>stayed</w:t>
-      </w:r>
-      <w:r>
-        <w:t xml:space="preserve"> there for a second—and vanished.</w:t>
+        <w:t>The ring reached the floor, stayed there for a second—and vanished.</w:t>
       </w:r>
     </w:p>
     <w:p>
@@ -15669,10 +13317,7 @@
     </w:p>
     <w:p>
       <w:r>
-        <w:t>Agency for the Regulation of Quintessence</w:t>
-      </w:r>
-      <w:r>
-        <w:t xml:space="preserve"> </w:t>
+        <w:t xml:space="preserve">Agency for the Regulation of Quintessence </w:t>
       </w:r>
     </w:p>
     <w:p>
@@ -15728,22 +13373,7 @@
     </w:p>
     <w:p>
       <w:r>
-        <w:t xml:space="preserve">“Good,” he nodded—then, </w:t>
-      </w:r>
-      <w:r>
-        <w:rPr>
-          <w:lang w:val="en-US"/>
-        </w:rPr>
-        <w:t xml:space="preserve">suddenly </w:t>
-      </w:r>
-      <w:r>
-        <w:t xml:space="preserve">contradicting himself, added, “Though honestly, they’re not as outrageously expensive as you’d think. I just bought a decent, reasonably priced model myself—installments, admittedly, but I’ll have it paid off soon. If you ever decide to get a hover, consult me first. I’ll help you choose something worthwhile. There are all sorts of nuances. Climate control, for example. I know people who flew theirs down to Antarctica on vacation and ended up sleeping in their clothes because some of the cabins were </w:t>
-      </w:r>
-      <w:r>
-        <w:t>cold there</w:t>
-      </w:r>
-      <w:r>
-        <w:t>. Can you imagine?”</w:t>
+        <w:t>“Good,” he nodded—then, suddenly contradicting himself, added, “Though honestly, they’re not as outrageously expensive as you’d think. I just bought a decent, reasonably priced model myself—installments, admittedly, but I’ll have it paid off soon. If you ever decide to get a hover, consult me first. I’ll help you choose something worthwhile. There are all sorts of nuances. Climate control, for example. I know people who flew theirs down to Antarctica on vacation and ended up sleeping in their clothes because some of the cabins were cold there. Can you imagine?”</w:t>
       </w:r>
     </w:p>
     <w:p>
@@ -15773,25 +13403,7 @@
     </w:p>
     <w:p>
       <w:r>
-        <w:t xml:space="preserve">“You’ll have no trouble with the terminal,” Thomas continued. “After </w:t>
-      </w:r>
-      <w:r>
-        <w:t>the first</w:t>
-      </w:r>
-      <w:r>
-        <w:t xml:space="preserve"> </w:t>
-      </w:r>
-      <w:r>
-        <w:t>download</w:t>
-      </w:r>
-      <w:r>
-        <w:t xml:space="preserve">, you’ll </w:t>
-      </w:r>
-      <w:r>
-        <w:t xml:space="preserve">know and </w:t>
-      </w:r>
-      <w:r>
-        <w:t>understand everything.”</w:t>
+        <w:t>“You’ll have no trouble with the terminal,” Thomas continued. “After the first download, you’ll know and understand everything.”</w:t>
       </w:r>
     </w:p>
     <w:p>
@@ -15801,13 +13413,7 @@
     </w:p>
     <w:p>
       <w:r>
-        <w:t xml:space="preserve">“That should be everything. If you don’t mind, I’ll hand you over to the team handling your first </w:t>
-      </w:r>
-      <w:r>
-        <w:t>download</w:t>
-      </w:r>
-      <w:r>
-        <w:t>.”</w:t>
+        <w:t>“That should be everything. If you don’t mind, I’ll hand you over to the team handling your first download.”</w:t>
       </w:r>
     </w:p>
     <w:p>
@@ -15831,10 +13437,7 @@
       </w:pPr>
       <w:r>
         <w:lastRenderedPageBreak/>
-        <w:t xml:space="preserve">Chapter 8. </w:t>
-      </w:r>
-      <w:r>
-        <w:t>Download</w:t>
+        <w:t>Chapter 8. Download</w:t>
       </w:r>
     </w:p>
     <w:p>
@@ -15879,13 +13482,7 @@
     </w:p>
     <w:p>
       <w:r>
-        <w:t xml:space="preserve">Have a good </w:t>
-      </w:r>
-      <w:r>
-        <w:t>download</w:t>
-      </w:r>
-      <w:r>
-        <w:t>.</w:t>
+        <w:t>Have a good download.</w:t>
       </w:r>
     </w:p>
     <w:p>
@@ -15970,13 +13567,7 @@
     </w:p>
     <w:p>
       <w:r>
-        <w:t xml:space="preserve">And good luck with your first </w:t>
-      </w:r>
-      <w:r>
-        <w:t>download</w:t>
-      </w:r>
-      <w:r>
-        <w:t>.</w:t>
+        <w:t>And good luck with your first download.</w:t>
       </w:r>
     </w:p>
     <w:p>
@@ -15997,13 +13588,7 @@
     <w:p>
       <w:r>
         <w:lastRenderedPageBreak/>
-        <w:t xml:space="preserve">“Ah, no problem,” Thomas waved it off. “Honestly, I wasn’t saying anything important. And yes”—he grinned—“after the </w:t>
-      </w:r>
-      <w:r>
-        <w:t>download</w:t>
-      </w:r>
-      <w:r>
-        <w:t>, you probably won’t feel like talking to anyone. So Art planned that correctly.”</w:t>
+        <w:t>“Ah, no problem,” Thomas waved it off. “Honestly, I wasn’t saying anything important. And yes”—he grinned—“after the download, you probably won’t feel like talking to anyone. So Art planned that correctly.”</w:t>
       </w:r>
     </w:p>
     <w:p>
@@ -16268,10 +13853,7 @@
     </w:p>
     <w:p>
       <w:r>
-        <w:t xml:space="preserve">Current Workplace: Neurocoding Center, </w:t>
-      </w:r>
-      <w:r>
-        <w:t xml:space="preserve">Agency for the Regulation of Quintessence </w:t>
+        <w:t xml:space="preserve">Current Workplace: Neurocoding Center, Agency for the Regulation of Quintessence </w:t>
       </w:r>
     </w:p>
     <w:p>
@@ -16286,30 +13868,12 @@
     </w:p>
     <w:p>
       <w:r>
-        <w:t>— without remarks</w:t>
-      </w:r>
-      <w:r>
-        <w:t>:</w:t>
-      </w:r>
-      <w:r>
-        <w:t xml:space="preserve"> 3,629</w:t>
-      </w:r>
-    </w:p>
-    <w:p>
-      <w:r>
-        <w:t>— with remarks</w:t>
-      </w:r>
-      <w:r>
-        <w:t>:</w:t>
-      </w:r>
-      <w:r>
-        <w:t xml:space="preserve"> 3, of which critical</w:t>
-      </w:r>
-      <w:r>
-        <w:t>:</w:t>
-      </w:r>
-      <w:r>
-        <w:t xml:space="preserve"> 0</w:t>
+        <w:t>— without remarks: 3,629</w:t>
+      </w:r>
+    </w:p>
+    <w:p>
+      <w:r>
+        <w:t>— with remarks: 3, of which critical: 0</w:t>
       </w:r>
     </w:p>
     <w:p>
@@ -16339,13 +13903,7 @@
     </w:p>
     <w:p>
       <w:r>
-        <w:t>“I believe I’ve heard that one before</w:t>
-      </w:r>
-      <w:r>
-        <w:t xml:space="preserve"> as well</w:t>
-      </w:r>
-      <w:r>
-        <w:t>,” Polina murmured to herself, still working.</w:t>
+        <w:t>“I believe I’ve heard that one before as well,” Polina murmured to herself, still working.</w:t>
       </w:r>
     </w:p>
     <w:p>
@@ -16376,13 +13934,7 @@
     </w:p>
     <w:p>
       <w:r>
-        <w:t xml:space="preserve">They gave me </w:t>
-      </w:r>
-      <w:r>
-        <w:t>some time</w:t>
-      </w:r>
-      <w:r>
-        <w:t xml:space="preserve"> to review the profiles. Then the display changed.</w:t>
+        <w:t>They gave me some time to review the profiles. Then the display changed.</w:t>
       </w:r>
     </w:p>
     <w:p>
@@ -16426,13 +13978,7 @@
     </w:p>
     <w:p>
       <w:r>
-        <w:t xml:space="preserve">“Stage one—baseline scan,” Ian continued, now in a businesslike tone. “We need to determine the individual characteristics of your brain and nervous system—susceptibility, reactivity, and a few other nuances. </w:t>
-      </w:r>
-      <w:r>
-        <w:t>Please,</w:t>
-      </w:r>
-      <w:r>
-        <w:t xml:space="preserve"> remove your mask and clip—they’ll interfere. You can place them here on the stand. Then just lean back and relax.”</w:t>
+        <w:t>“Stage one—baseline scan,” Ian continued, now in a businesslike tone. “We need to determine the individual characteristics of your brain and nervous system—susceptibility, reactivity, and a few other nuances. Please, remove your mask and clip—they’ll interfere. You can place them here on the stand. Then just lean back and relax.”</w:t>
       </w:r>
     </w:p>
     <w:p>
@@ -16639,13 +14185,7 @@
     </w:p>
     <w:p>
       <w:r>
-        <w:t>In this manner we exited</w:t>
-      </w:r>
-      <w:r>
-        <w:t xml:space="preserve"> </w:t>
-      </w:r>
-      <w:r>
-        <w:t>the Trillium building and emerged onto the parking platform. A small glider with a wide side door already slid open approached us. The chair floated inside and settled gently onto the cabin floor.</w:t>
+        <w:t>In this manner we exited the Trillium building and emerged onto the parking platform. A small glider with a wide side door already slid open approached us. The chair floated inside and settled gently onto the cabin floor.</w:t>
       </w:r>
     </w:p>
     <w:p>
@@ -16734,19 +14274,7 @@
     </w:p>
     <w:p>
       <w:r>
-        <w:t>The door open</w:t>
-      </w:r>
-      <w:r>
-        <w:t>ed, t</w:t>
-      </w:r>
-      <w:r>
-        <w:t xml:space="preserve">he mech glided </w:t>
-      </w:r>
-      <w:r>
-        <w:t>out, and the</w:t>
-      </w:r>
-      <w:r>
-        <w:t xml:space="preserve"> door closed behind it.</w:t>
+        <w:t>The door opened, the mech glided out, and the door closed behind it.</w:t>
       </w:r>
     </w:p>
     <w:p>
@@ -16771,13 +14299,7 @@
     </w:p>
     <w:p>
       <w:r>
-        <w:t xml:space="preserve">But… I had issued the command, hadn’t I? Yes, the command was there. It simply hadn’t executed—the mech had opened the door. Still, I had definitely formed </w:t>
-      </w:r>
-      <w:r>
-        <w:t>the command</w:t>
-      </w:r>
-      <w:r>
-        <w:t>.</w:t>
+        <w:t>But… I had issued the command, hadn’t I? Yes, the command was there. It simply hadn’t executed—the mech had opened the door. Still, I had definitely formed the command.</w:t>
       </w:r>
     </w:p>
     <w:p>
@@ -16950,13 +14472,7 @@
     </w:p>
     <w:p>
       <w:r>
-        <w:t>It wasn’t just information.</w:t>
-      </w:r>
-      <w:r>
-        <w:t xml:space="preserve"> </w:t>
-      </w:r>
-      <w:r>
-        <w:t>My mind now carried memories of another life—a life lived here, in Variant 1. So nothing around me felt foreign or newly acquired. It felt familiar. Logical. As though I were returning rather than arriving.</w:t>
+        <w:t>It wasn’t just information. My mind now carried memories of another life—a life lived here, in Variant 1. So nothing around me felt foreign or newly acquired. It felt familiar. Logical. As though I were returning rather than arriving.</w:t>
       </w:r>
     </w:p>
     <w:p>
@@ -16977,10 +14493,7 @@
     </w:p>
     <w:p>
       <w:r>
-        <w:t>T</w:t>
-      </w:r>
-      <w:r>
-        <w:t>hree messages—Ellen, Ian, and Art.</w:t>
+        <w:t>Three messages—Ellen, Ian, and Art.</w:t>
       </w:r>
     </w:p>
     <w:p>
@@ -17005,10 +14518,7 @@
     </w:p>
     <w:p>
       <w:r>
-        <w:t xml:space="preserve">I already spoke with Ian—I know everything went well. He’ll give you the details himself, but overall he’s very pleased with the results. In his assessment, you’ll handle two false memories per evening without difficulty, which means we can complete the full download cycle in about three days. </w:t>
-      </w:r>
-      <w:r>
-        <w:t>In that same timeframe, it’s realistic to complete at least one honing session per skill—except picking, of course. That one can only be honed in real fieldwork.</w:t>
+        <w:t>I already spoke with Ian—I know everything went well. He’ll give you the details himself, but overall he’s very pleased with the results. In his assessment, you’ll handle two false memories per evening without difficulty, which means we can complete the full download cycle in about three days. In that same timeframe, it’s realistic to complete at least one honing session per skill—except picking, of course. That one can only be honed in real fieldwork.</w:t>
       </w:r>
     </w:p>
     <w:p>
@@ -17123,13 +14633,7 @@
     </w:p>
     <w:p>
       <w:r>
-        <w:t xml:space="preserve">True, we had met her in the company of two Reds—one of whom, at the very least, raised questions. And she had been picking </w:t>
-      </w:r>
-      <w:r>
-        <w:t>Essence</w:t>
-      </w:r>
-      <w:r>
-        <w:t xml:space="preserve"> alongside them.</w:t>
+        <w:t>True, we had met her in the company of two Reds—one of whom, at the very least, raised questions. And she had been picking Essence alongside them.</w:t>
       </w:r>
     </w:p>
     <w:p>
@@ -17389,19 +14893,7 @@
     </w:p>
     <w:p>
       <w:r>
-        <w:t xml:space="preserve">A </w:t>
-      </w:r>
-      <w:r>
-        <w:t>couple of</w:t>
-      </w:r>
-      <w:r>
-        <w:t xml:space="preserve"> second</w:t>
-      </w:r>
-      <w:r>
-        <w:t>s</w:t>
-      </w:r>
-      <w:r>
-        <w:t xml:space="preserve"> later—the first shot.</w:t>
+        <w:t>A couple of seconds later—the first shot.</w:t>
       </w:r>
     </w:p>
     <w:p>
@@ -17461,13 +14953,7 @@
     </w:p>
     <w:p>
       <w:r>
-        <w:t xml:space="preserve">Only then did I realize that Art’s resonator was already </w:t>
-      </w:r>
-      <w:r>
-        <w:t>on</w:t>
-      </w:r>
-      <w:r>
-        <w:t xml:space="preserve"> his belt. He had secured it to free his hands for unarmed control—and I hadn’t even caught the moment he did it.</w:t>
+        <w:t>Only then did I realize that Art’s resonator was already on his belt. He had secured it to free his hands for unarmed control—and I hadn’t even caught the moment he did it.</w:t>
       </w:r>
     </w:p>
     <w:p>
@@ -17482,13 +14968,7 @@
     </w:p>
     <w:p>
       <w:r>
-        <w:t xml:space="preserve"> —</w:t>
-      </w:r>
-      <w:r>
-        <w:t xml:space="preserve"> </w:t>
-      </w:r>
-      <w:r>
-        <w:t>successful: 2</w:t>
+        <w:t xml:space="preserve"> — successful: 2</w:t>
       </w:r>
     </w:p>
     <w:p>
@@ -17498,24 +14978,12 @@
     </w:p>
     <w:p>
       <w:r>
-        <w:t xml:space="preserve"> —</w:t>
-      </w:r>
-      <w:r>
-        <w:t xml:space="preserve"> </w:t>
-      </w:r>
-      <w:r>
-        <w:t>justified: 2</w:t>
-      </w:r>
-    </w:p>
-    <w:p>
-      <w:r>
-        <w:t xml:space="preserve"> —</w:t>
-      </w:r>
-      <w:r>
-        <w:t xml:space="preserve"> </w:t>
-      </w:r>
-      <w:r>
-        <w:t>hits: 2</w:t>
+        <w:t xml:space="preserve"> — justified: 2</w:t>
+      </w:r>
+    </w:p>
+    <w:p>
+      <w:r>
+        <w:t xml:space="preserve"> — hits: 2</w:t>
       </w:r>
     </w:p>
     <w:p>
@@ -17525,24 +14993,12 @@
     </w:p>
     <w:p>
       <w:r>
-        <w:t xml:space="preserve"> —</w:t>
-      </w:r>
-      <w:r>
-        <w:t xml:space="preserve"> </w:t>
-      </w:r>
-      <w:r>
-        <w:t>justified: 1</w:t>
-      </w:r>
-    </w:p>
-    <w:p>
-      <w:r>
-        <w:t xml:space="preserve"> —</w:t>
-      </w:r>
-      <w:r>
-        <w:t xml:space="preserve"> </w:t>
-      </w:r>
-      <w:r>
-        <w:t>successful: 1</w:t>
+        <w:t xml:space="preserve"> — justified: 1</w:t>
+      </w:r>
+    </w:p>
+    <w:p>
+      <w:r>
+        <w:t xml:space="preserve"> — successful: 1</w:t>
       </w:r>
     </w:p>
     <w:p>
@@ -17804,123 +15260,51 @@
     </w:p>
     <w:p>
       <w:r>
-        <w:t>Dodges</w:t>
-      </w:r>
-      <w:r>
-        <w:t>:</w:t>
-      </w:r>
-      <w:r>
-        <w:t xml:space="preserve"> 5</w:t>
-      </w:r>
-    </w:p>
-    <w:p>
-      <w:r>
-        <w:t xml:space="preserve"> — </w:t>
-      </w:r>
-      <w:r>
-        <w:t>successful</w:t>
-      </w:r>
-      <w:r>
-        <w:t>:</w:t>
-      </w:r>
-      <w:r>
-        <w:t xml:space="preserve"> 1</w:t>
-      </w:r>
-    </w:p>
-    <w:p>
-      <w:r>
-        <w:t>Shots fired</w:t>
-      </w:r>
-      <w:r>
-        <w:t xml:space="preserve">: </w:t>
-      </w:r>
-      <w:r>
-        <w:t>1</w:t>
-      </w:r>
-    </w:p>
-    <w:p>
-      <w:r>
-        <w:t xml:space="preserve"> — </w:t>
-      </w:r>
-      <w:r>
-        <w:t>justified</w:t>
-      </w:r>
-      <w:r>
-        <w:t xml:space="preserve">: </w:t>
-      </w:r>
-      <w:r>
-        <w:t>1</w:t>
-      </w:r>
-    </w:p>
-    <w:p>
-      <w:r>
-        <w:t xml:space="preserve"> — </w:t>
-      </w:r>
-      <w:r>
-        <w:t>hits</w:t>
-      </w:r>
-      <w:r>
-        <w:t xml:space="preserve">: </w:t>
-      </w:r>
-      <w:r>
-        <w:t>0</w:t>
+        <w:t>Dodges: 5</w:t>
+      </w:r>
+    </w:p>
+    <w:p>
+      <w:r>
+        <w:t xml:space="preserve"> — successful: 1</w:t>
+      </w:r>
+    </w:p>
+    <w:p>
+      <w:r>
+        <w:t>Shots fired: 1</w:t>
+      </w:r>
+    </w:p>
+    <w:p>
+      <w:r>
+        <w:t xml:space="preserve"> — justified: 1</w:t>
+      </w:r>
+    </w:p>
+    <w:p>
+      <w:r>
+        <w:t xml:space="preserve"> — hits: 0</w:t>
       </w:r>
       <w:r>
         <w:br/>
-        <w:t>Neutralizations</w:t>
-      </w:r>
-      <w:r>
-        <w:t>:</w:t>
-      </w:r>
-      <w:r>
-        <w:t xml:space="preserve"> 1</w:t>
-      </w:r>
-    </w:p>
-    <w:p>
-      <w:r>
-        <w:t xml:space="preserve"> — </w:t>
-      </w:r>
-      <w:r>
-        <w:t>justified</w:t>
-      </w:r>
-      <w:r>
-        <w:t xml:space="preserve">: </w:t>
-      </w:r>
-      <w:r>
-        <w:t>1</w:t>
-      </w:r>
-    </w:p>
-    <w:p>
-      <w:r>
-        <w:t xml:space="preserve"> —</w:t>
-      </w:r>
-      <w:r>
-        <w:t>successful</w:t>
-      </w:r>
-      <w:r>
-        <w:t>:</w:t>
-      </w:r>
-      <w:r>
-        <w:t xml:space="preserve"> 0</w:t>
-      </w:r>
-    </w:p>
-    <w:p>
-      <w:r>
-        <w:t>Then I opened my skill scale. I knew how.</w:t>
-      </w:r>
-      <w:r>
-        <w:t xml:space="preserve"> </w:t>
-      </w:r>
-      <w:r>
-        <w:t>Picking up the training resonator from the ground, I summoned my profile in the mask and selected the appropriate panel. In the corner of the display hovered my small, official-looking 3D portrait. Beneath it:</w:t>
-      </w:r>
-    </w:p>
-    <w:p>
-      <w:r>
-        <w:t>Ma</w:t>
-      </w:r>
-      <w:r>
-        <w:t>c</w:t>
+        <w:t>Neutralizations: 1</w:t>
+      </w:r>
+    </w:p>
+    <w:p>
+      <w:r>
+        <w:t xml:space="preserve"> — justified: 1</w:t>
+      </w:r>
+    </w:p>
+    <w:p>
+      <w:r>
+        <w:t xml:space="preserve"> —successful: 0</w:t>
+      </w:r>
+    </w:p>
+    <w:p>
+      <w:r>
+        <w:t>Then I opened my skill scale. I knew how. Picking up the training resonator from the ground, I summoned my profile in the mask and selected the appropriate panel. In the corner of the display hovered my small, official-looking 3D portrait. Beneath it:</w:t>
+      </w:r>
+    </w:p>
+    <w:p>
+      <w:r>
+        <w:t>Mac</w:t>
       </w:r>
     </w:p>
     <w:p>
@@ -17952,73 +15336,28 @@
     </w:p>
     <w:p>
       <w:r>
-        <w:t xml:space="preserve">- </w:t>
-      </w:r>
-      <w:r>
-        <w:t>Picking</w:t>
-      </w:r>
-      <w:r>
-        <w:t>:</w:t>
-      </w:r>
-      <w:r>
-        <w:t xml:space="preserve"> 1 (+0)</w:t>
-      </w:r>
-    </w:p>
-    <w:p>
-      <w:r>
-        <w:t xml:space="preserve">- </w:t>
-      </w:r>
-      <w:r>
-        <w:t>Piloting</w:t>
-      </w:r>
-      <w:r>
-        <w:t>:</w:t>
-      </w:r>
-      <w:r>
-        <w:t xml:space="preserve"> 0 (+0)</w:t>
-      </w:r>
-    </w:p>
-    <w:p>
-      <w:r>
-        <w:t xml:space="preserve">- </w:t>
-      </w:r>
-      <w:r>
-        <w:t>Dodging</w:t>
-      </w:r>
-      <w:r>
-        <w:t>:</w:t>
-      </w:r>
-      <w:r>
-        <w:t xml:space="preserve"> 5 (+5)</w:t>
-      </w:r>
-    </w:p>
-    <w:p>
-      <w:r>
-        <w:t xml:space="preserve">- </w:t>
-      </w:r>
-      <w:r>
-        <w:t>Unarmed Control</w:t>
-      </w:r>
-      <w:r>
-        <w:t>:</w:t>
-      </w:r>
-      <w:r>
-        <w:t xml:space="preserve"> 1 (+1)</w:t>
+        <w:t>- Picking: 1 (+0)</w:t>
+      </w:r>
+    </w:p>
+    <w:p>
+      <w:r>
+        <w:t>- Piloting: 0 (+0)</w:t>
+      </w:r>
+    </w:p>
+    <w:p>
+      <w:r>
+        <w:t>- Dodging: 5 (+5)</w:t>
+      </w:r>
+    </w:p>
+    <w:p>
+      <w:r>
+        <w:t>- Unarmed Control: 1 (+1)</w:t>
       </w:r>
     </w:p>
     <w:p>
       <w:r>
         <w:lastRenderedPageBreak/>
-        <w:t xml:space="preserve">- </w:t>
-      </w:r>
-      <w:r>
-        <w:t>Resonator</w:t>
-      </w:r>
-      <w:r>
-        <w:t>:</w:t>
-      </w:r>
-      <w:r>
-        <w:t xml:space="preserve"> 1 (+1)</w:t>
+        <w:t>- Resonator: 1 (+1)</w:t>
       </w:r>
     </w:p>
     <w:p>
@@ -18188,13 +15527,7 @@
     </w:p>
     <w:p>
       <w:r>
-        <w:t>The boundaries of the ground were not marked in the physical world. They appeared only in the net Map Layer as a designated special-use zone. Access required authorization from the local Forum.</w:t>
-      </w:r>
-      <w:r>
-        <w:t xml:space="preserve"> </w:t>
-      </w:r>
-      <w:r>
-        <w:t>We had it.</w:t>
+        <w:t>The boundaries of the ground were not marked in the physical world. They appeared only in the net Map Layer as a designated special-use zone. Access required authorization from the local Forum. We had it.</w:t>
       </w:r>
     </w:p>
     <w:p>
@@ -18259,19 +15592,7 @@
     </w:p>
     <w:p>
       <w:r>
-        <w:t>It felt as if the machine around me were simply an extension of my body.</w:t>
-      </w:r>
-      <w:r>
-        <w:t xml:space="preserve"> </w:t>
-      </w:r>
-      <w:r>
-        <w:t>I</w:t>
-      </w:r>
-      <w:r>
-        <w:t xml:space="preserve"> even</w:t>
-      </w:r>
-      <w:r>
-        <w:t xml:space="preserve"> had the impression that X-shaped wings had unfolded behind my back. This new, augmented version of me could fly. I was gliding, soaring, drifting through the air—unbound.</w:t>
+        <w:t>It felt as if the machine around me were simply an extension of my body. I even had the impression that X-shaped wings had unfolded behind my back. This new, augmented version of me could fly. I was gliding, soaring, drifting through the air—unbound.</w:t>
       </w:r>
     </w:p>
     <w:p>
@@ -18332,13 +15653,7 @@
     </w:p>
     <w:p>
       <w:r>
-        <w:t xml:space="preserve">It felt like finally drinking clean, cold water after a long, </w:t>
-      </w:r>
-      <w:r>
-        <w:t>painfully</w:t>
-      </w:r>
-      <w:r>
-        <w:t xml:space="preserve"> long thirst—gulping it down greedily, almost choking on it, unable to get enough.</w:t>
+        <w:t>It felt like finally drinking clean, cold water after a long, painfully long thirst—gulping it down greedily, almost choking on it, unable to get enough.</w:t>
       </w:r>
     </w:p>
     <w:p>
@@ -18378,13 +15693,7 @@
     </w:p>
     <w:p>
       <w:r>
-        <w:t xml:space="preserve">Filters: </w:t>
-      </w:r>
-      <w:r>
-        <w:t>ARC</w:t>
-      </w:r>
-      <w:r>
-        <w:t xml:space="preserve"> / open ground / training / route #1</w:t>
+        <w:t>Filters: ARC / open ground / training / route #1</w:t>
       </w:r>
     </w:p>
     <w:p>
@@ -18641,32 +15950,17 @@
     </w:p>
     <w:p>
       <w:r>
-        <w:t xml:space="preserve">Participants: </w:t>
-      </w:r>
-      <w:r>
-        <w:t>t</w:t>
-      </w:r>
-      <w:r>
-        <w:t>eam</w:t>
-      </w:r>
-      <w:r>
-        <w:t xml:space="preserve"> Ellen.</w:t>
-      </w:r>
-    </w:p>
-    <w:p>
-      <w:r>
-        <w:t>Starting point: Gate No. 2, Variant No. 7</w:t>
-      </w:r>
-      <w:r>
-        <w:t>.</w:t>
-      </w:r>
-    </w:p>
-    <w:p>
-      <w:r>
-        <w:t>Storm began: 17… 18… 19… seconds ago</w:t>
-      </w:r>
-      <w:r>
-        <w:t>.</w:t>
+        <w:t>Participants: team Ellen.</w:t>
+      </w:r>
+    </w:p>
+    <w:p>
+      <w:r>
+        <w:t>Starting point: Gate No. 2, Variant No. 7.</w:t>
+      </w:r>
+    </w:p>
+    <w:p>
+      <w:r>
+        <w:t>Storm began: 17… 18… 19… seconds ago.</w:t>
       </w:r>
     </w:p>
     <w:p>
@@ -18737,13 +16031,7 @@
     </w:p>
     <w:p>
       <w:r>
-        <w:t xml:space="preserve">Then, bracing against the deceleration of the glider, I moved toward the rear of the cabin. Big Tom touched down smoothly. The ramp lowered—and I </w:t>
-      </w:r>
-      <w:r>
-        <w:t>ran</w:t>
-      </w:r>
-      <w:r>
-        <w:t xml:space="preserve"> out.</w:t>
+        <w:t>Then, bracing against the deceleration of the glider, I moved toward the rear of the cabin. Big Tom touched down smoothly. The ramp lowered—and I ran out.</w:t>
       </w:r>
     </w:p>
     <w:p>
@@ -18787,13 +16075,7 @@
     </w:p>
     <w:p>
       <w:r>
-        <w:t xml:space="preserve">On Saturday morning, the first thing I did after waking was send </w:t>
-      </w:r>
-      <w:r>
-        <w:t>El</w:t>
-      </w:r>
-      <w:r>
-        <w:t>len the message she had asked for: I had completed all downloads and moved every one of my professional skill scales off zero. The previous evening had been my fourth and final download, preceded by the “licensing” training for resonator use.</w:t>
+        <w:t>On Saturday morning, the first thing I did after waking was send Ellen the message she had asked for: I had completed all downloads and moved every one of my professional skill scales off zero. The previous evening had been my fourth and final download, preceded by the “licensing” training for resonator use.</w:t>
       </w:r>
     </w:p>
     <w:p>
@@ -18808,19 +16090,7 @@
     </w:p>
     <w:p>
       <w:r>
-        <w:t xml:space="preserve">Far more important—and far more interesting—were the downloads themselves. Besides the first one, there had been three more, each containing two false memories. Which meant that now I possessed a complete—as complete as my situation allowed—knowledge and understanding of all Delta Variants except the </w:t>
-      </w:r>
-      <w:r>
-        <w:t>N</w:t>
-      </w:r>
-      <w:r>
-        <w:t xml:space="preserve">inth, of course. My own </w:t>
-      </w:r>
-      <w:r>
-        <w:t>E</w:t>
-      </w:r>
-      <w:r>
-        <w:t>ighth Variant, naturally, required no downloading.</w:t>
+        <w:t>Far more important—and far more interesting—were the downloads themselves. Besides the first one, there had been three more, each containing two false memories. Which meant that now I possessed a complete—as complete as my situation allowed—knowledge and understanding of all Delta Variants except the Ninth, of course. My own Eighth Variant, naturally, required no downloading.</w:t>
       </w:r>
     </w:p>
     <w:p>
@@ -18865,13 +16135,7 @@
     </w:p>
     <w:p>
       <w:r>
-        <w:t xml:space="preserve">Even though I arrived ahead of schedule, Ian was already waiting. This time he suggested </w:t>
-      </w:r>
-      <w:r>
-        <w:t>I</w:t>
-      </w:r>
-      <w:r>
-        <w:t xml:space="preserve"> sit not in the monumental client chair but at a small round table. He positioned himself not directly opposite me, but slightly to the side—a placement that allowed him to avoid fixing me with a direct stare and instead glance at me occasionally, almost casually.</w:t>
+        <w:t>Even though I arrived ahead of schedule, Ian was already waiting. This time he suggested I sit not in the monumental client chair but at a small round table. He positioned himself not directly opposite me, but slightly to the side—a placement that allowed him to avoid fixing me with a direct stare and instead glance at me occasionally, almost casually.</w:t>
       </w:r>
     </w:p>
     <w:p>
@@ -18997,13 +16261,7 @@
     </w:p>
     <w:p>
       <w:r>
-        <w:t>Ian nodded, studying me with thoughtful focus. In that moment he bore no resemblance to the carefree, slightly reckless charmer I’d first taken him for. Sitting across from me</w:t>
-      </w:r>
-      <w:r>
-        <w:t>—or, rather, beside me—</w:t>
-      </w:r>
-      <w:r>
-        <w:t>was a scientist. A professional. One of the “respected colleagues” he had just mentioned.</w:t>
+        <w:t>Ian nodded, studying me with thoughtful focus. In that moment he bore no resemblance to the carefree, slightly reckless charmer I’d first taken him for. Sitting across from me—or, rather, beside me—was a scientist. A professional. One of the “respected colleagues” he had just mentioned.</w:t>
       </w:r>
     </w:p>
     <w:p>
@@ -19014,24 +16272,12 @@
     <w:p>
       <w:r>
         <w:lastRenderedPageBreak/>
-        <w:t xml:space="preserve">“And yes, Mac… </w:t>
-      </w:r>
-      <w:r>
-        <w:t>i</w:t>
-      </w:r>
-      <w:r>
-        <w:t>f you ever happen to meet whoever did this to you, please pass along my sincere and deepest professional respect to our colleague.”</w:t>
-      </w:r>
-    </w:p>
-    <w:p>
-      <w:r>
-        <w:t xml:space="preserve">Now, recalling that conversation, I found myself thinking again that it was something I ought to discuss with Art. I had begun to notice that talking through new developments, ideas, even stray thoughts with </w:t>
-      </w:r>
-      <w:r>
-        <w:t>Art</w:t>
-      </w:r>
-      <w:r>
-        <w:t xml:space="preserve"> had become a habit—almost a need. Over the past few days, several such topics had accumulated. And today he was due back from picking.</w:t>
+        <w:t>“And yes, Mac… if you ever happen to meet whoever did this to you, please pass along my sincere and deepest professional respect to our colleague.”</w:t>
+      </w:r>
+    </w:p>
+    <w:p>
+      <w:r>
+        <w:t>Now, recalling that conversation, I found myself thinking again that it was something I ought to discuss with Art. I had begun to notice that talking through new developments, ideas, even stray thoughts with Art had become a habit—almost a need. Over the past few days, several such topics had accumulated. And today he was due back from picking.</w:t>
       </w:r>
     </w:p>
     <w:p>
@@ -19056,13 +16302,7 @@
     </w:p>
     <w:p>
       <w:r>
-        <w:t xml:space="preserve">As I instructed the machine to prepare a double </w:t>
-      </w:r>
-      <w:r>
-        <w:t>coffee</w:t>
-      </w:r>
-      <w:r>
-        <w:t>, I decided that discussions about Essence and broader theoretical speculation could probably wait, given Art’s state. The conversation with Ian, on the other hand, was worth sharing.</w:t>
+        <w:t>As I instructed the machine to prepare a double coffee, I decided that discussions about Essence and broader theoretical speculation could probably wait, given Art’s state. The conversation with Ian, on the other hand, was worth sharing.</w:t>
       </w:r>
     </w:p>
     <w:p>
@@ -19098,19 +16338,7 @@
     </w:p>
     <w:p>
       <w:r>
-        <w:t>“</w:t>
-      </w:r>
-      <w:r>
-        <w:t>El</w:t>
-      </w:r>
-      <w:r>
-        <w:t xml:space="preserve">len says she’s planning a serious conversation with the </w:t>
-      </w:r>
-      <w:r>
-        <w:t>ICDA</w:t>
-      </w:r>
-      <w:r>
-        <w:t xml:space="preserve"> people about it. We may have to intervene somehow.”</w:t>
+        <w:t>“Ellen says she’s planning a serious conversation with the ICDA people about it. We may have to intervene somehow.”</w:t>
       </w:r>
     </w:p>
     <w:p>
@@ -19150,13 +16378,7 @@
     </w:p>
     <w:p>
       <w:r>
-        <w:t xml:space="preserve">“In any case, it’s good you’ve completed your training and are ready for work. And speaking of that—I have news as well. I talked to Zara today. Called her right after I delivered the </w:t>
-      </w:r>
-      <w:r>
-        <w:t>box to the vault</w:t>
-      </w:r>
-      <w:r>
-        <w:t>.”</w:t>
+        <w:t>“In any case, it’s good you’ve completed your training and are ready for work. And speaking of that—I have news as well. I talked to Zara today. Called her right after I delivered the box to the vault.”</w:t>
       </w:r>
     </w:p>
     <w:p>
@@ -19247,13 +16469,7 @@
     </w:p>
     <w:p>
       <w:r>
-        <w:t xml:space="preserve">Among the “practical </w:t>
-      </w:r>
-      <w:r>
-        <w:t>things</w:t>
-      </w:r>
-      <w:r>
-        <w:t>” I had casually mentioned to Art was, fortunately, the question of clothing.</w:t>
+        <w:t>Among the “practical things” I had casually mentioned to Art was, fortunately, the question of clothing.</w:t>
       </w:r>
     </w:p>
     <w:p>
@@ -19353,19 +16569,7 @@
     </w:p>
     <w:p>
       <w:r>
-        <w:t xml:space="preserve">The mech who greeted us introduced himself as </w:t>
-      </w:r>
-      <w:r>
-        <w:t>Cuel</w:t>
-      </w:r>
-      <w:r>
-        <w:t xml:space="preserve">. We gave our names in return and followed him down a passage between booths, careful not to walk through the holographic walls so as not to disturb any guests who might be inside. Selecting one of the wall-paintings, </w:t>
-      </w:r>
-      <w:r>
-        <w:t>Cuel</w:t>
-      </w:r>
-      <w:r>
-        <w:t xml:space="preserve"> drifted soundlessly through it, and we followed.</w:t>
+        <w:t>The mech who greeted us introduced himself as Cuel. We gave our names in return and followed him down a passage between booths, careful not to walk through the holographic walls so as not to disturb any guests who might be inside. Selecting one of the wall-paintings, Cuel drifted soundlessly through it, and we followed.</w:t>
       </w:r>
     </w:p>
     <w:p>
@@ -19456,13 +16660,7 @@
     <w:p>
       <w:r>
         <w:lastRenderedPageBreak/>
-        <w:t xml:space="preserve">We took our seats again. As if sensing the moment, </w:t>
-      </w:r>
-      <w:r>
-        <w:t>Cuel</w:t>
-      </w:r>
-      <w:r>
-        <w:t xml:space="preserve"> drifted silently back into our booth.</w:t>
+        <w:t>We took our seats again. As if sensing the moment, Cuel drifted silently back into our booth.</w:t>
       </w:r>
     </w:p>
     <w:p>
@@ -19472,13 +16670,7 @@
     </w:p>
     <w:p>
       <w:r>
-        <w:t>“</w:t>
-      </w:r>
-      <w:r>
-        <w:t>Cue</w:t>
-      </w:r>
-      <w:r>
-        <w:t>l, could you please tell us, in general terms, about the concept behind your menu and what you might recommend tonight?”</w:t>
+        <w:t>“Cuel, could you please tell us, in general terms, about the concept behind your menu and what you might recommend tonight?”</w:t>
       </w:r>
     </w:p>
     <w:p>
@@ -19493,10 +16685,7 @@
     </w:p>
     <w:p>
       <w:r>
-        <w:t>Cuel</w:t>
-      </w:r>
-      <w:r>
-        <w:t xml:space="preserve"> gave what looked like an understanding nod and turned to Zara.</w:t>
+        <w:t>Cuel gave what looked like an understanding nod and turned to Zara.</w:t>
       </w:r>
     </w:p>
     <w:p>
@@ -19506,13 +16695,7 @@
     </w:p>
     <w:p>
       <w:r>
-        <w:t xml:space="preserve">“Noted,” </w:t>
-      </w:r>
-      <w:r>
-        <w:t>Cuel</w:t>
-      </w:r>
-      <w:r>
-        <w:t xml:space="preserve"> replied, shifting his gaze. “Art? Mac?”</w:t>
+        <w:t>“Noted,” Cuel replied, shifting his gaze. “Art? Mac?”</w:t>
       </w:r>
     </w:p>
     <w:p>
@@ -19737,13 +16920,7 @@
     </w:p>
     <w:p>
       <w:r>
-        <w:t xml:space="preserve">“Some herbs don’t exist in </w:t>
-      </w:r>
-      <w:r>
-        <w:t>this</w:t>
-      </w:r>
-      <w:r>
-        <w:t xml:space="preserve"> Variant,” Zara continued. “Or rather, they do—but they’re… different. So from time to time I have to go through the Gates.”</w:t>
+        <w:t>“Some herbs don’t exist in this Variant,” Zara continued. “Or rather, they do—but they’re… different. So from time to time I have to go through the Gates.”</w:t>
       </w:r>
     </w:p>
     <w:p>
@@ -20030,13 +17207,7 @@
     </w:p>
     <w:p>
       <w:r>
-        <w:t xml:space="preserve">“So now everyone’s agitated. And there’s a rumor circulating that the </w:t>
-      </w:r>
-      <w:r>
-        <w:t>Creatures</w:t>
-      </w:r>
-      <w:r>
-        <w:t xml:space="preserve"> are responsible for all of it. Which means many koyo have suddenly grown hostile toward them.”</w:t>
+        <w:t>“So now everyone’s agitated. And there’s a rumor circulating that the Creatures are responsible for all of it. Which means many koyo have suddenly grown hostile toward them.”</w:t>
       </w:r>
     </w:p>
     <w:p>
@@ -20343,13 +17514,7 @@
     </w:p>
     <w:p>
       <w:r>
-        <w:t xml:space="preserve">“I agree,” she said with a nod. “To me, it’s fairly clear. Frankly, the more pressing practical question is how the Reds’ shifting mood will affect developments around the </w:t>
-      </w:r>
-      <w:r>
-        <w:t>Creatures</w:t>
-      </w:r>
-      <w:r>
-        <w:t xml:space="preserve"> and the Ninth Variant.”</w:t>
+        <w:t>“I agree,” she said with a nod. “To me, it’s fairly clear. Frankly, the more pressing practical question is how the Reds’ shifting mood will affect developments around the Creatures and the Ninth Variant.”</w:t>
       </w:r>
     </w:p>
     <w:p>
@@ -20497,13 +17662,7 @@
       </w:pPr>
       <w:r>
         <w:lastRenderedPageBreak/>
-        <w:t>Chapter 14. False Memory 2</w:t>
-      </w:r>
-      <w:r>
-        <w:t>:</w:t>
-      </w:r>
-      <w:r>
-        <w:t xml:space="preserve"> Dragon Wrangler</w:t>
+        <w:t>Chapter 14. False Memory 2: Dragon Wrangler</w:t>
       </w:r>
     </w:p>
     <w:p>
@@ -20518,19 +17677,7 @@
     </w:p>
     <w:p>
       <w:r>
-        <w:t>The reason is simple: our gorge is wide and generous, with many mesas—“table mountains,” as some call them—rock formations crowned with flat plateaus</w:t>
-      </w:r>
-      <w:r>
-        <w:t>. A</w:t>
-      </w:r>
-      <w:r>
-        <w:t>nd</w:t>
-      </w:r>
-      <w:r>
-        <w:t xml:space="preserve"> most of them are</w:t>
-      </w:r>
-      <w:r>
-        <w:t xml:space="preserve"> sheltered from the winds. We have caves in abundance as well. Such places—secluded, windless mesas and deep caverns—are precisely where dragons prefer to build their nests. And when dragons are comfortable, their offspring are plentiful and true of blood. That has long been observed.</w:t>
+        <w:t>The reason is simple: our gorge is wide and generous, with many mesas—“table mountains,” as some call them—rock formations crowned with flat plateaus. And most of them are sheltered from the winds. We have caves in abundance as well. Such places—secluded, windless mesas and deep caverns—are precisely where dragons prefer to build their nests. And when dragons are comfortable, their offspring are plentiful and true of blood. That has long been observed.</w:t>
       </w:r>
     </w:p>
     <w:p>
@@ -20601,19 +17748,7 @@
     </w:p>
     <w:p>
       <w:r>
-        <w:t>When our dragons reach maturity, we sell them at the fairs. Not all, of course—some of the finest we may keep. Any wrangler has the right to keep the dragon</w:t>
-      </w:r>
-      <w:r>
-        <w:t xml:space="preserve"> that</w:t>
-      </w:r>
-      <w:r>
-        <w:t xml:space="preserve"> </w:t>
-      </w:r>
-      <w:r>
-        <w:t>he chooses</w:t>
-      </w:r>
-      <w:r>
-        <w:t>—that is our custom. And there is no companion more faithful than a dragon. I do not believe that even two men may share a bond stronger than that between a dragon and its rider.</w:t>
+        <w:t>When our dragons reach maturity, we sell them at the fairs. Not all, of course—some of the finest we may keep. Any wrangler has the right to keep the dragon that he chooses—that is our custom. And there is no companion more faithful than a dragon. I do not believe that even two men may share a bond stronger than that between a dragon and its rider.</w:t>
       </w:r>
     </w:p>
     <w:p>
@@ -20663,24 +17798,12 @@
     </w:p>
     <w:p>
       <w:r>
-        <w:t xml:space="preserve">And then there are the </w:t>
-      </w:r>
-      <w:r>
-        <w:t>warlocks</w:t>
-      </w:r>
-      <w:r>
-        <w:t>. Who else?</w:t>
-      </w:r>
-    </w:p>
-    <w:p>
-      <w:r>
-        <w:t>Warlocks</w:t>
-      </w:r>
-      <w:r>
-        <w:t xml:space="preserve"> travel often—mostly to visit one another, to exchange their arts, though they wander for other reasons as well. Yet their knowledge of far-off lands does not come merely from their journeys. </w:t>
-      </w:r>
-      <w:r>
-        <w:t>It comes from their enchanted amulets—the Emerald Eyes, for instance.</w:t>
+        <w:t>And then there are the warlocks. Who else?</w:t>
+      </w:r>
+    </w:p>
+    <w:p>
+      <w:r>
+        <w:t>Warlocks travel often—mostly to visit one another, to exchange their arts, though they wander for other reasons as well. Yet their knowledge of far-off lands does not come merely from their journeys. It comes from their enchanted amulets—the Emerald Eyes, for instance.</w:t>
       </w:r>
     </w:p>
     <w:p>
@@ -20690,24 +17813,12 @@
     </w:p>
     <w:p>
       <w:r>
-        <w:t xml:space="preserve">A dwarf I once knew—who had been caught in an avalanche and whom I happened, by fortune, to pull free with my dragon—told me later, in confidence, that it is the dwarves who craft these Emerald Eyes for the </w:t>
-      </w:r>
-      <w:r>
-        <w:t>warlocks</w:t>
-      </w:r>
-      <w:r>
-        <w:t>. They shape them from a special mountain crystal, and within it, he said, is fused not only a true emerald but countless filaments of some rare metal—dearer, he claimed, even than gold.</w:t>
-      </w:r>
-    </w:p>
-    <w:p>
-      <w:r>
-        <w:t xml:space="preserve">Such a sphere can show a </w:t>
-      </w:r>
-      <w:r>
-        <w:t>warlock</w:t>
-      </w:r>
-      <w:r>
-        <w:t xml:space="preserve"> distant places.</w:t>
+        <w:t>A dwarf I once knew—who had been caught in an avalanche and whom I happened, by fortune, to pull free with my dragon—told me later, in confidence, that it is the dwarves who craft these Emerald Eyes for the warlocks. They shape them from a special mountain crystal, and within it, he said, is fused not only a true emerald but countless filaments of some rare metal—dearer, he claimed, even than gold.</w:t>
+      </w:r>
+    </w:p>
+    <w:p>
+      <w:r>
+        <w:t>Such a sphere can show a warlock distant places.</w:t>
       </w:r>
     </w:p>
     <w:p>
@@ -20718,30 +17829,12 @@
     <w:p>
       <w:r>
         <w:lastRenderedPageBreak/>
-        <w:t xml:space="preserve">I once heard a </w:t>
-      </w:r>
-      <w:r>
-        <w:t>warlock</w:t>
-      </w:r>
-      <w:r>
-        <w:t xml:space="preserve"> speak of far-off </w:t>
-      </w:r>
-      <w:r>
-        <w:t>valley</w:t>
-      </w:r>
-      <w:r>
-        <w:t xml:space="preserve"> lands—great open steppes—where nomadic tribes dwell. Orcs, they are called. They herd horses and other livestock, and they raid neighboring peoples as well.</w:t>
-      </w:r>
-    </w:p>
-    <w:p>
-      <w:r>
-        <w:t xml:space="preserve">One detail of that tale has stayed with me. The </w:t>
-      </w:r>
-      <w:r>
-        <w:t xml:space="preserve">warlock </w:t>
-      </w:r>
-      <w:r>
-        <w:t>said that just as we fly upon dragons—or ride horses and unicorns—so the orcs ride great wolves.</w:t>
+        <w:t>I once heard a warlock speak of far-off valley lands—great open steppes—where nomadic tribes dwell. Orcs, they are called. They herd horses and other livestock, and they raid neighboring peoples as well.</w:t>
+      </w:r>
+    </w:p>
+    <w:p>
+      <w:r>
+        <w:t>One detail of that tale has stayed with me. The warlock said that just as we fly upon dragons—or ride horses and unicorns—so the orcs ride great wolves.</w:t>
       </w:r>
     </w:p>
     <w:p>
@@ -20766,38 +17859,17 @@
     </w:p>
     <w:p>
       <w:r>
-        <w:t xml:space="preserve">I trust the </w:t>
-      </w:r>
-      <w:r>
-        <w:t>warlocks</w:t>
-      </w:r>
-      <w:r>
-        <w:t>. One can see in their eyes that they know things beyond the reach of ordinary men.</w:t>
-      </w:r>
-    </w:p>
-    <w:p>
-      <w:r>
-        <w:t xml:space="preserve">When one of the </w:t>
-      </w:r>
-      <w:r>
-        <w:t>Gyres</w:t>
-      </w:r>
-      <w:r>
-        <w:t xml:space="preserve"> appeared not far from our gorge, and the Undead began to emerge from it, and Blizzards started breaking out around it, we did not yet know that ours was not the only such place in the world—that there were seven more besides. It was the warlocks who later explained all this to us. </w:t>
-      </w:r>
-      <w:r>
-        <w:t>It was they who gave them their names—the Gyres, the Undead, the Blizzards.</w:t>
-      </w:r>
-    </w:p>
-    <w:p>
-      <w:r>
-        <w:t xml:space="preserve">The warlocks told the people that all of it was born of otherworldly witchcraft, and that only they possessed the power to contend with it. That is why they forbid folk from approaching the </w:t>
-      </w:r>
-      <w:r>
-        <w:t>Gyres</w:t>
-      </w:r>
-      <w:r>
-        <w:t>.</w:t>
+        <w:t>I trust the warlocks. One can see in their eyes that they know things beyond the reach of ordinary men.</w:t>
+      </w:r>
+    </w:p>
+    <w:p>
+      <w:r>
+        <w:t>When one of the Gyres appeared not far from our gorge, and the Undead began to emerge from it, and Blizzards started breaking out around it, we did not yet know that ours was not the only such place in the world—that there were seven more besides. It was the warlocks who later explained all this to us. It was they who gave them their names—the Gyres, the Undead, the Blizzards.</w:t>
+      </w:r>
+    </w:p>
+    <w:p>
+      <w:r>
+        <w:t>The warlocks told the people that all of it was born of otherworldly witchcraft, and that only they possessed the power to contend with it. That is why they forbid folk from approaching the Gyres.</w:t>
       </w:r>
     </w:p>
     <w:p>
@@ -20807,13 +17879,7 @@
     </w:p>
     <w:p>
       <w:r>
-        <w:t xml:space="preserve">There are always those—among the nobility and the merchant houses alike—who wish to see a </w:t>
-      </w:r>
-      <w:r>
-        <w:t>Gyre</w:t>
-      </w:r>
-      <w:r>
-        <w:t xml:space="preserve"> with their own eyes, to pass through it and return. They say it strengthens the body. Restores vigor.</w:t>
+        <w:t>There are always those—among the nobility and the merchant houses alike—who wish to see a Gyre with their own eyes, to pass through it and return. They say it strengthens the body. Restores vigor.</w:t>
       </w:r>
     </w:p>
     <w:p>
@@ -20823,24 +17889,12 @@
     </w:p>
     <w:p>
       <w:r>
-        <w:t xml:space="preserve">I have passed through the </w:t>
-      </w:r>
-      <w:r>
-        <w:t>Gyre</w:t>
-      </w:r>
-      <w:r>
-        <w:t xml:space="preserve"> myself more than once. It left me no stronger than before. As for my health—I suppose that, too, remained much the same.</w:t>
-      </w:r>
-    </w:p>
-    <w:p>
-      <w:r>
-        <w:t xml:space="preserve">Still, neither I nor any of ours trouble ourselves with correcting such beliefs. For the </w:t>
-      </w:r>
-      <w:r>
-        <w:t>Gyre</w:t>
-      </w:r>
-      <w:r>
-        <w:t xml:space="preserve"> has brought us profit.</w:t>
+        <w:t>I have passed through the Gyre myself more than once. It left me no stronger than before. As for my health—I suppose that, too, remained much the same.</w:t>
+      </w:r>
+    </w:p>
+    <w:p>
+      <w:r>
+        <w:t>Still, neither I nor any of ours trouble ourselves with correcting such beliefs. For the Gyre has brought us profit.</w:t>
       </w:r>
     </w:p>
     <w:p>
@@ -20850,24 +17904,12 @@
     </w:p>
     <w:p>
       <w:r>
-        <w:t xml:space="preserve">On dragonback, however, one can reach the </w:t>
-      </w:r>
-      <w:r>
-        <w:t>Gyre</w:t>
-      </w:r>
-      <w:r>
-        <w:t xml:space="preserve"> from our farm in less than an hour. And should a Blizzard rise, a dragon can gain the cliffs in moments and find shelter among the rocks.</w:t>
-      </w:r>
-    </w:p>
-    <w:p>
-      <w:r>
-        <w:t xml:space="preserve">So it came to pass that we began, for a generous fee, to carry nobles and wealthy folk to the </w:t>
-      </w:r>
-      <w:r>
-        <w:t>Gyre</w:t>
-      </w:r>
-      <w:r>
-        <w:t xml:space="preserve"> upon our dragons.</w:t>
+        <w:t>On dragonback, however, one can reach the Gyre from our farm in less than an hour. And should a Blizzard rise, a dragon can gain the cliffs in moments and find shelter among the rocks.</w:t>
+      </w:r>
+    </w:p>
+    <w:p>
+      <w:r>
+        <w:t>So it came to pass that we began, for a generous fee, to carry nobles and wealthy folk to the Gyre upon our dragons.</w:t>
       </w:r>
     </w:p>
     <w:p>
@@ -20877,13 +17919,7 @@
     </w:p>
     <w:p>
       <w:r>
-        <w:t xml:space="preserve">And another source of income came to our farm, also because of the </w:t>
-      </w:r>
-      <w:r>
-        <w:t>Gyre</w:t>
-      </w:r>
-      <w:r>
-        <w:t>.</w:t>
+        <w:t>And another source of income came to our farm, also because of the Gyre.</w:t>
       </w:r>
     </w:p>
     <w:p>
@@ -20893,31 +17929,13 @@
     </w:p>
     <w:p>
       <w:r>
-        <w:t xml:space="preserve">By agreement with my father, he always has ten gray dragons and two blues at his disposal. From time to time—usually after a Blizzard—he flies to the </w:t>
-      </w:r>
-      <w:r>
-        <w:t>Gyre</w:t>
-      </w:r>
-      <w:r>
-        <w:t xml:space="preserve"> for two or three days and meets his people there.</w:t>
+        <w:t>By agreement with my father, he always has ten gray dragons and two blues at his disposal. From time to time—usually after a Blizzard—he flies to the Gyre for two or three days and meets his people there.</w:t>
       </w:r>
     </w:p>
     <w:p>
       <w:r>
         <w:lastRenderedPageBreak/>
-        <w:t xml:space="preserve">How they </w:t>
-      </w:r>
-      <w:r>
-        <w:t>get to the Gyre</w:t>
-      </w:r>
-      <w:r>
-        <w:t>, and what they do</w:t>
-      </w:r>
-      <w:r>
-        <w:t xml:space="preserve"> there—</w:t>
-      </w:r>
-      <w:r>
-        <w:t>we do not know.</w:t>
+        <w:t>How they get to the Gyre, and what they do there—we do not know.</w:t>
       </w:r>
     </w:p>
     <w:p>
@@ -20932,13 +17950,7 @@
     </w:p>
     <w:p>
       <w:r>
-        <w:t xml:space="preserve">And so this is how we live now: we breed dragons, saddle them, and take them to the fairs. And we carry the curious to the </w:t>
-      </w:r>
-      <w:r>
-        <w:t>Gyre</w:t>
-      </w:r>
-      <w:r>
-        <w:t>.</w:t>
+        <w:t>And so this is how we live now: we breed dragons, saddle them, and take them to the fairs. And we carry the curious to the Gyre.</w:t>
       </w:r>
     </w:p>
     <w:p>
@@ -20962,13 +17974,7 @@
     </w:p>
     <w:p>
       <w:r>
-        <w:t xml:space="preserve">Art and I were sitting on the grass, leaning back against our packs, resting after the crossing. Not far from us, the other striders from </w:t>
-      </w:r>
-      <w:r>
-        <w:t>El</w:t>
-      </w:r>
-      <w:r>
-        <w:t>len’s team had settled in much the same way.</w:t>
+        <w:t>Art and I were sitting on the grass, leaning back against our packs, resting after the crossing. Not far from us, the other striders from Ellen’s team had settled in much the same way.</w:t>
       </w:r>
     </w:p>
     <w:p>
@@ -20978,24 +17984,12 @@
     </w:p>
     <w:p>
       <w:r>
-        <w:t xml:space="preserve">We had just passed through the Seventh Gates into the Second Variant, where my first picking was about to take place—my first as a full-fledged strider, an ARC agent. At the same time, this operation was also, in a sense, a layered ambush designed by </w:t>
-      </w:r>
-      <w:r>
-        <w:t>El</w:t>
-      </w:r>
-      <w:r>
-        <w:t>len and Norton, aimed at actively countering the Pride’s escalating aggression.</w:t>
-      </w:r>
-    </w:p>
-    <w:p>
-      <w:r>
-        <w:t xml:space="preserve">The journey to the Seventh Gates had taken almost the entire night, which gave </w:t>
-      </w:r>
-      <w:r>
-        <w:t>El</w:t>
-      </w:r>
-      <w:r>
-        <w:t>len time to conduct the snap in virtual format during the flight. There she walked us through the operational plan. To me, the plan felt less like an ambush and more like a form of fishing—or perhaps hunting large predators—where a harmless fish, bird, or small animal is placed in plain sight in hopes of attracting something eager to devour it.</w:t>
+        <w:t>We had just passed through the Seventh Gates into the Second Variant, where my first picking was about to take place—my first as a full-fledged strider, an ARC agent. At the same time, this operation was also, in a sense, a layered ambush designed by Ellen and Norton, aimed at actively countering the Pride’s escalating aggression.</w:t>
+      </w:r>
+    </w:p>
+    <w:p>
+      <w:r>
+        <w:t>The journey to the Seventh Gates had taken almost the entire night, which gave Ellen time to conduct the snap in virtual format during the flight. There she walked us through the operational plan. To me, the plan felt less like an ambush and more like a form of fishing—or perhaps hunting large predators—where a harmless fish, bird, or small animal is placed in plain sight in hopes of attracting something eager to devour it.</w:t>
       </w:r>
     </w:p>
     <w:p>
@@ -21035,13 +18029,7 @@
     </w:p>
     <w:p>
       <w:r>
-        <w:t>“</w:t>
-      </w:r>
-      <w:r>
-        <w:t>I’ll return.</w:t>
-      </w:r>
-      <w:r>
-        <w:t>”</w:t>
+        <w:t>“I’ll return.”</w:t>
       </w:r>
     </w:p>
     <w:p>
@@ -21756,7 +18744,6 @@
   <w:style w:type="character" w:default="1" w:styleId="DefaultParagraphFont">
     <w:name w:val="Default Paragraph Font"/>
     <w:uiPriority w:val="1"/>
-    <w:semiHidden/>
     <w:unhideWhenUsed/>
   </w:style>
   <w:style w:type="table" w:default="1" w:styleId="TableNormal">
